--- a/작업일지/졸업작품 작업일지 - 20+7주차.docx
+++ b/작업일지/졸업작품 작업일지 - 20+7주차.docx
@@ -179,6 +179,7 @@
                 <w:sz w:val="22"/>
               </w:rPr>
             </w:pPr>
+            <w:proofErr w:type="spellStart"/>
             <w:r>
               <w:rPr>
                 <w:rFonts w:hint="eastAsia"/>
@@ -187,6 +188,7 @@
               </w:rPr>
               <w:t>팀명</w:t>
             </w:r>
+            <w:proofErr w:type="spellEnd"/>
           </w:p>
         </w:tc>
         <w:tc>
@@ -223,6 +225,7 @@
                 <w:szCs w:val="18"/>
               </w:rPr>
             </w:pPr>
+            <w:proofErr w:type="gramStart"/>
             <w:r>
               <w:rPr>
                 <w:rFonts w:hint="eastAsia"/>
@@ -231,7 +234,18 @@
                 <w:sz w:val="18"/>
                 <w:szCs w:val="18"/>
               </w:rPr>
-              <w:t>( Outlander )</w:t>
+              <w:t>( Outlander</w:t>
+            </w:r>
+            <w:proofErr w:type="gramEnd"/>
+            <w:r>
+              <w:rPr>
+                <w:rFonts w:hint="eastAsia"/>
+                <w:b/>
+                <w:bCs/>
+                <w:sz w:val="18"/>
+                <w:szCs w:val="18"/>
+              </w:rPr>
+              <w:t xml:space="preserve"> )</w:t>
             </w:r>
           </w:p>
         </w:tc>
@@ -434,39 +448,14 @@
                 <w:rFonts w:hint="eastAsia"/>
                 <w:b/>
               </w:rPr>
-              <w:t>장명운: 유니티 모델 추출 시 정점 스키닝 정보와 스켈레톤 정보도 추출하도록 구현,</w:t>
-            </w:r>
-            <w:r>
-              <w:rPr>
-                <w:b/>
-              </w:rPr>
-              <w:br/>
-            </w:r>
-            <w:r>
-              <w:rPr>
-                <w:rFonts w:hint="eastAsia"/>
-                <w:b/>
-                <w:bCs/>
-                <w:szCs w:val="20"/>
-              </w:rPr>
-              <w:t>Model 클래스에 Skeleton 멤버 추가, 유니티 애니메이션 클립 추출 스크립트 작성,</w:t>
-            </w:r>
-            <w:r>
-              <w:rPr>
-                <w:b/>
-                <w:bCs/>
-                <w:szCs w:val="20"/>
-              </w:rPr>
-              <w:br/>
-            </w:r>
-            <w:r>
-              <w:rPr>
-                <w:rFonts w:hint="eastAsia"/>
-                <w:b/>
-                <w:bCs/>
-                <w:szCs w:val="20"/>
-              </w:rPr>
-              <w:t>애니메이션 셰이더 및 파이프라인 작성, 플레이어 속도 기반 업데이트, 플레이어 애니메이션 블렌딩 구현</w:t>
+              <w:t xml:space="preserve">장명운: </w:t>
+            </w:r>
+            <w:r>
+              <w:rPr>
+                <w:rFonts w:hint="eastAsia"/>
+                <w:b/>
+              </w:rPr>
+              <w:t>플레이어가 총을 들고 있도록 구현, 커서 캡처 및 숨기기 구현, 총구 섬광 구현</w:t>
             </w:r>
           </w:p>
           <w:p>
@@ -589,7 +578,7 @@
           <w:sz w:val="22"/>
           <w:szCs w:val="24"/>
         </w:rPr>
-        <w:t>유니티 모델 추출 시 정점 스키닝 정보와 스켈레톤 정보도 추출하도록 구현</w:t>
+        <w:t>플레이어가 총을 들고 있도록 구현</w:t>
       </w:r>
     </w:p>
     <w:p>
@@ -612,52 +601,7 @@
           <w:sz w:val="22"/>
           <w:szCs w:val="24"/>
         </w:rPr>
-        <w:t>우리는 독자적으로 본에 dfs 방식으로 인덱스를 부여하는데,</w:t>
-      </w:r>
-      <w:r>
-        <w:rPr>
-          <w:sz w:val="22"/>
-          <w:szCs w:val="24"/>
-        </w:rPr>
-        <w:br/>
-      </w:r>
-      <w:r>
-        <w:rPr>
-          <w:rFonts w:hint="eastAsia"/>
-          <w:sz w:val="22"/>
-          <w:szCs w:val="24"/>
-        </w:rPr>
-        <w:t>유니티의 SkinnedMeshRenderer에서 얻어올 수 있는 bones와 순서가 맞지 않을 수 있다.</w:t>
-      </w:r>
-      <w:r>
-        <w:rPr>
-          <w:sz w:val="22"/>
-          <w:szCs w:val="24"/>
-        </w:rPr>
-        <w:br/>
-      </w:r>
-      <w:r>
-        <w:rPr>
-          <w:rFonts w:hint="eastAsia"/>
-          <w:sz w:val="22"/>
-          <w:szCs w:val="24"/>
-        </w:rPr>
-        <w:t>따라서 본 게임 오브젝트끼리의 이름을 비교해 SkinnedMeshRenderer의 bone index를</w:t>
-      </w:r>
-      <w:r>
-        <w:rPr>
-          <w:sz w:val="22"/>
-          <w:szCs w:val="24"/>
-        </w:rPr>
-        <w:br/>
-      </w:r>
-      <w:r>
-        <w:rPr>
-          <w:rFonts w:hint="eastAsia"/>
-          <w:sz w:val="22"/>
-          <w:szCs w:val="24"/>
-        </w:rPr>
-        <w:t>우리가 만든 bone index로 매핑할 수 있는 자료구조를 만든다.</w:t>
+        <w:t>유니티에서 특정 본에 소켓 스크립트를 달아, 소켓 관련 정보를 추출하도록 구현</w:t>
       </w:r>
     </w:p>
     <w:p>
@@ -680,22 +624,76 @@
           <w:sz w:val="22"/>
           <w:szCs w:val="24"/>
         </w:rPr>
-        <w:t>정점의 boneIndices 속성을 추출할 때 boneIndices[i]로 원소에 접근하지 않고</w:t>
-      </w:r>
-      <w:r>
-        <w:rPr>
-          <w:sz w:val="22"/>
-          <w:szCs w:val="24"/>
-        </w:rPr>
-        <w:br/>
-      </w:r>
-      <w:r>
-        <w:rPr>
-          <w:rFonts w:hint="eastAsia"/>
-          <w:sz w:val="22"/>
-          <w:szCs w:val="24"/>
-        </w:rPr>
-        <w:t>boneIdxMap[ boneIndices[i] ]와 같이 원소에 접근한다.</w:t>
+        <w:t xml:space="preserve">현재 </w:t>
+      </w:r>
+      <w:proofErr w:type="spellStart"/>
+      <w:r>
+        <w:rPr>
+          <w:rFonts w:hint="eastAsia"/>
+          <w:sz w:val="22"/>
+          <w:szCs w:val="24"/>
+        </w:rPr>
+        <w:t>LeftHandSocket</w:t>
+      </w:r>
+      <w:proofErr w:type="spellEnd"/>
+      <w:r>
+        <w:rPr>
+          <w:rFonts w:hint="eastAsia"/>
+          <w:sz w:val="22"/>
+          <w:szCs w:val="24"/>
+        </w:rPr>
+        <w:t xml:space="preserve">, </w:t>
+      </w:r>
+      <w:proofErr w:type="spellStart"/>
+      <w:r>
+        <w:rPr>
+          <w:rFonts w:hint="eastAsia"/>
+          <w:sz w:val="22"/>
+          <w:szCs w:val="24"/>
+        </w:rPr>
+        <w:t>RightHandSocket</w:t>
+      </w:r>
+      <w:proofErr w:type="spellEnd"/>
+      <w:r>
+        <w:rPr>
+          <w:rFonts w:hint="eastAsia"/>
+          <w:sz w:val="22"/>
+          <w:szCs w:val="24"/>
+        </w:rPr>
+        <w:t xml:space="preserve">을 </w:t>
+      </w:r>
+      <w:proofErr w:type="spellStart"/>
+      <w:r>
+        <w:rPr>
+          <w:rFonts w:hint="eastAsia"/>
+          <w:sz w:val="22"/>
+          <w:szCs w:val="24"/>
+        </w:rPr>
+        <w:t>달아놓았음</w:t>
+      </w:r>
+      <w:proofErr w:type="spellEnd"/>
+    </w:p>
+    <w:p>
+      <w:pPr>
+        <w:pStyle w:val="a4"/>
+        <w:numPr>
+          <w:ilvl w:val="1"/>
+          <w:numId w:val="1"/>
+        </w:numPr>
+        <w:spacing w:after="0"/>
+        <w:ind w:leftChars="0"/>
+        <w:rPr>
+          <w:sz w:val="22"/>
+          <w:szCs w:val="24"/>
+        </w:rPr>
+      </w:pPr>
+      <w:r>
+        <w:rPr>
+          <w:rFonts w:hint="eastAsia"/>
+          <w:sz w:val="22"/>
+          <w:szCs w:val="24"/>
+        </w:rPr>
+        <w:t>Equipment 구조체 추가</w:t>
       </w:r>
     </w:p>
     <w:p>
@@ -712,13 +710,82 @@
           <w:szCs w:val="24"/>
         </w:rPr>
       </w:pPr>
-      <w:r>
-        <w:rPr>
-          <w:rFonts w:hint="eastAsia"/>
-          <w:sz w:val="22"/>
-          <w:szCs w:val="24"/>
-        </w:rPr>
-        <w:t>별도의 본 인덱스를 부여하게 된 것은, 계층구조를 순회하면서 만나는 순서대로</w:t>
+      <w:proofErr w:type="spellStart"/>
+      <w:r>
+        <w:rPr>
+          <w:rFonts w:hint="eastAsia"/>
+          <w:sz w:val="22"/>
+          <w:szCs w:val="24"/>
+        </w:rPr>
+        <w:t>SocketType</w:t>
+      </w:r>
+      <w:proofErr w:type="spellEnd"/>
+      <w:r>
+        <w:rPr>
+          <w:rFonts w:hint="eastAsia"/>
+          <w:sz w:val="22"/>
+          <w:szCs w:val="24"/>
+        </w:rPr>
+        <w:t xml:space="preserve"> </w:t>
+      </w:r>
+      <w:proofErr w:type="spellStart"/>
+      <w:r>
+        <w:rPr>
+          <w:rFonts w:hint="eastAsia"/>
+          <w:sz w:val="22"/>
+          <w:szCs w:val="24"/>
+        </w:rPr>
+        <w:t>enum</w:t>
+      </w:r>
+      <w:proofErr w:type="spellEnd"/>
+      <w:r>
+        <w:rPr>
+          <w:rFonts w:hint="eastAsia"/>
+          <w:sz w:val="22"/>
+          <w:szCs w:val="24"/>
+        </w:rPr>
+        <w:t>과 게임 객체에 대한 포인터를 담음</w:t>
+      </w:r>
+    </w:p>
+    <w:p>
+      <w:pPr>
+        <w:pStyle w:val="a4"/>
+        <w:numPr>
+          <w:ilvl w:val="2"/>
+          <w:numId w:val="1"/>
+        </w:numPr>
+        <w:spacing w:after="0"/>
+        <w:ind w:leftChars="0"/>
+        <w:rPr>
+          <w:sz w:val="22"/>
+          <w:szCs w:val="24"/>
+        </w:rPr>
+      </w:pPr>
+      <w:r>
+        <w:rPr>
+          <w:rFonts w:hint="eastAsia"/>
+          <w:sz w:val="22"/>
+          <w:szCs w:val="24"/>
+        </w:rPr>
+        <w:t xml:space="preserve">어차피 그렇게 많은 장비를 장착하진 않을 것이므로 </w:t>
+      </w:r>
+      <w:proofErr w:type="gramStart"/>
+      <w:r>
+        <w:rPr>
+          <w:rFonts w:hint="eastAsia"/>
+          <w:sz w:val="22"/>
+          <w:szCs w:val="24"/>
+        </w:rPr>
+        <w:t>std::</w:t>
+      </w:r>
+      <w:proofErr w:type="gramEnd"/>
+      <w:r>
+        <w:rPr>
+          <w:rFonts w:hint="eastAsia"/>
+          <w:sz w:val="22"/>
+          <w:szCs w:val="24"/>
+        </w:rPr>
+        <w:t>vector로 저장하고</w:t>
       </w:r>
       <w:r>
         <w:rPr>
@@ -733,7 +800,102 @@
           <w:sz w:val="22"/>
           <w:szCs w:val="24"/>
         </w:rPr>
-        <w:t>본 인덱스를 부여해 추출 및 임포트 시 로직 작성이 편하고</w:t>
+        <w:t>특정 소켓의 장비를 찾을 때 선형 탐색을 하도록 구현</w:t>
+      </w:r>
+    </w:p>
+    <w:p>
+      <w:pPr>
+        <w:pStyle w:val="a4"/>
+        <w:numPr>
+          <w:ilvl w:val="2"/>
+          <w:numId w:val="1"/>
+        </w:numPr>
+        <w:spacing w:after="0"/>
+        <w:ind w:leftChars="0"/>
+        <w:rPr>
+          <w:sz w:val="22"/>
+          <w:szCs w:val="24"/>
+        </w:rPr>
+      </w:pPr>
+      <w:r>
+        <w:rPr>
+          <w:rFonts w:hint="eastAsia"/>
+          <w:sz w:val="22"/>
+          <w:szCs w:val="24"/>
+        </w:rPr>
+        <w:t>Skeleton에는 (</w:t>
+      </w:r>
+      <w:proofErr w:type="spellStart"/>
+      <w:r>
+        <w:rPr>
+          <w:rFonts w:hint="eastAsia"/>
+          <w:sz w:val="22"/>
+          <w:szCs w:val="24"/>
+        </w:rPr>
+        <w:t>SocketType</w:t>
+      </w:r>
+      <w:proofErr w:type="spellEnd"/>
+      <w:r>
+        <w:rPr>
+          <w:rFonts w:hint="eastAsia"/>
+          <w:sz w:val="22"/>
+          <w:szCs w:val="24"/>
+        </w:rPr>
+        <w:t xml:space="preserve">, </w:t>
+      </w:r>
+      <w:proofErr w:type="spellStart"/>
+      <w:r>
+        <w:rPr>
+          <w:rFonts w:hint="eastAsia"/>
+          <w:sz w:val="22"/>
+          <w:szCs w:val="24"/>
+        </w:rPr>
+        <w:t>BoneIndex</w:t>
+      </w:r>
+      <w:proofErr w:type="spellEnd"/>
+      <w:r>
+        <w:rPr>
+          <w:rFonts w:hint="eastAsia"/>
+          <w:sz w:val="22"/>
+          <w:szCs w:val="24"/>
+        </w:rPr>
+        <w:t>)</w:t>
+      </w:r>
+      <w:proofErr w:type="spellStart"/>
+      <w:r>
+        <w:rPr>
+          <w:rFonts w:hint="eastAsia"/>
+          <w:sz w:val="22"/>
+          <w:szCs w:val="24"/>
+        </w:rPr>
+        <w:t>를</w:t>
+      </w:r>
+      <w:proofErr w:type="spellEnd"/>
+      <w:r>
+        <w:rPr>
+          <w:rFonts w:hint="eastAsia"/>
+          <w:sz w:val="22"/>
+          <w:szCs w:val="24"/>
+        </w:rPr>
+        <w:t xml:space="preserve"> key-value 쌍으로 하는 </w:t>
+      </w:r>
+      <w:proofErr w:type="gramStart"/>
+      <w:r>
+        <w:rPr>
+          <w:rFonts w:hint="eastAsia"/>
+          <w:sz w:val="22"/>
+          <w:szCs w:val="24"/>
+        </w:rPr>
+        <w:t>std::</w:t>
+      </w:r>
+      <w:proofErr w:type="gramEnd"/>
+      <w:r>
+        <w:rPr>
+          <w:rFonts w:hint="eastAsia"/>
+          <w:sz w:val="22"/>
+          <w:szCs w:val="24"/>
+        </w:rPr>
+        <w:t>map을 둠,</w:t>
       </w:r>
       <w:r>
         <w:rPr>
@@ -748,7 +910,83 @@
           <w:sz w:val="22"/>
           <w:szCs w:val="24"/>
         </w:rPr>
-        <w:t>메모리 접근이 순차적으로 이루어지게 하기 위함이다.</w:t>
+        <w:t>게임 객체가 몇몇 소켓에만 장비를 착용하는 것과는 달리</w:t>
+      </w:r>
+      <w:r>
+        <w:rPr>
+          <w:sz w:val="22"/>
+          <w:szCs w:val="24"/>
+        </w:rPr>
+        <w:br/>
+      </w:r>
+      <w:r>
+        <w:rPr>
+          <w:rFonts w:hint="eastAsia"/>
+          <w:sz w:val="22"/>
+          <w:szCs w:val="24"/>
+        </w:rPr>
+        <w:t xml:space="preserve">Skeleton에는 모든 소켓에 대해 어떤 본에 </w:t>
+      </w:r>
+      <w:proofErr w:type="spellStart"/>
+      <w:r>
+        <w:rPr>
+          <w:rFonts w:hint="eastAsia"/>
+          <w:sz w:val="22"/>
+          <w:szCs w:val="24"/>
+        </w:rPr>
+        <w:t>매핑되는지</w:t>
+      </w:r>
+      <w:proofErr w:type="spellEnd"/>
+      <w:r>
+        <w:rPr>
+          <w:rFonts w:hint="eastAsia"/>
+          <w:sz w:val="22"/>
+          <w:szCs w:val="24"/>
+        </w:rPr>
+        <w:t xml:space="preserve"> 정보가 필요하므로</w:t>
+      </w:r>
+      <w:r>
+        <w:rPr>
+          <w:sz w:val="22"/>
+          <w:szCs w:val="24"/>
+        </w:rPr>
+        <w:br/>
+      </w:r>
+      <w:proofErr w:type="gramStart"/>
+      <w:r>
+        <w:rPr>
+          <w:rFonts w:hint="eastAsia"/>
+          <w:sz w:val="22"/>
+          <w:szCs w:val="24"/>
+        </w:rPr>
+        <w:t>std::</w:t>
+      </w:r>
+      <w:proofErr w:type="gramEnd"/>
+      <w:r>
+        <w:rPr>
+          <w:rFonts w:hint="eastAsia"/>
+          <w:sz w:val="22"/>
+          <w:szCs w:val="24"/>
+        </w:rPr>
+        <w:t xml:space="preserve">vector가 아닌 </w:t>
+      </w:r>
+      <w:proofErr w:type="gramStart"/>
+      <w:r>
+        <w:rPr>
+          <w:rFonts w:hint="eastAsia"/>
+          <w:sz w:val="22"/>
+          <w:szCs w:val="24"/>
+        </w:rPr>
+        <w:t>std::</w:t>
+      </w:r>
+      <w:proofErr w:type="gramEnd"/>
+      <w:r>
+        <w:rPr>
+          <w:rFonts w:hint="eastAsia"/>
+          <w:sz w:val="22"/>
+          <w:szCs w:val="24"/>
+        </w:rPr>
+        <w:t>map으로 저장해 이진 탐색을 하도록 구현</w:t>
       </w:r>
     </w:p>
     <w:p>
@@ -765,13 +1003,457 @@
           <w:szCs w:val="24"/>
         </w:rPr>
       </w:pPr>
-      <w:r>
-        <w:rPr>
-          <w:rFonts w:hint="eastAsia"/>
-          <w:sz w:val="22"/>
-          <w:szCs w:val="24"/>
-        </w:rPr>
-        <w:t>클라이언트의 임포트 코드에도 반영</w:t>
+      <w:proofErr w:type="gramStart"/>
+      <w:r>
+        <w:rPr>
+          <w:rFonts w:hint="eastAsia"/>
+          <w:sz w:val="22"/>
+          <w:szCs w:val="24"/>
+        </w:rPr>
+        <w:t>Object::</w:t>
+      </w:r>
+      <w:proofErr w:type="gramEnd"/>
+      <w:r>
+        <w:rPr>
+          <w:rFonts w:hint="eastAsia"/>
+          <w:sz w:val="22"/>
+          <w:szCs w:val="24"/>
+        </w:rPr>
+        <w:t>equip 함수로 다른 게임 객체를 특정 소켓에 장착할 수 있음</w:t>
+      </w:r>
+    </w:p>
+    <w:p>
+      <w:pPr>
+        <w:pStyle w:val="a4"/>
+        <w:numPr>
+          <w:ilvl w:val="2"/>
+          <w:numId w:val="1"/>
+        </w:numPr>
+        <w:spacing w:after="0"/>
+        <w:ind w:leftChars="0"/>
+        <w:rPr>
+          <w:sz w:val="22"/>
+          <w:szCs w:val="24"/>
+        </w:rPr>
+      </w:pPr>
+      <w:r>
+        <w:rPr>
+          <w:rFonts w:hint="eastAsia"/>
+          <w:sz w:val="22"/>
+          <w:szCs w:val="24"/>
+        </w:rPr>
+        <w:t>이동 연산으로 전달되어 그 순간부터 해당 객체는 그 객체를 소유하는 객체에서</w:t>
+      </w:r>
+      <w:r>
+        <w:rPr>
+          <w:sz w:val="22"/>
+          <w:szCs w:val="24"/>
+        </w:rPr>
+        <w:br/>
+      </w:r>
+      <w:r>
+        <w:rPr>
+          <w:rFonts w:hint="eastAsia"/>
+          <w:sz w:val="22"/>
+          <w:szCs w:val="24"/>
+        </w:rPr>
+        <w:t>전적으로 관리함(update, render의 호출 및 변환 갱신)</w:t>
+      </w:r>
+    </w:p>
+    <w:p>
+      <w:pPr>
+        <w:pStyle w:val="a4"/>
+        <w:numPr>
+          <w:ilvl w:val="2"/>
+          <w:numId w:val="1"/>
+        </w:numPr>
+        <w:spacing w:after="0"/>
+        <w:ind w:leftChars="0"/>
+        <w:rPr>
+          <w:sz w:val="22"/>
+          <w:szCs w:val="24"/>
+        </w:rPr>
+      </w:pPr>
+      <w:r>
+        <w:rPr>
+          <w:rFonts w:hint="eastAsia"/>
+          <w:sz w:val="22"/>
+          <w:szCs w:val="24"/>
+        </w:rPr>
+        <w:t>특정 장비의 월드변환은 다음과 같은 순서로 행렬을 곱하여 적용</w:t>
+      </w:r>
+    </w:p>
+    <w:p>
+      <w:pPr>
+        <w:pStyle w:val="a4"/>
+        <w:numPr>
+          <w:ilvl w:val="3"/>
+          <w:numId w:val="1"/>
+        </w:numPr>
+        <w:spacing w:after="0"/>
+        <w:ind w:leftChars="0"/>
+        <w:rPr>
+          <w:sz w:val="22"/>
+          <w:szCs w:val="24"/>
+        </w:rPr>
+      </w:pPr>
+      <w:r>
+        <w:rPr>
+          <w:rFonts w:hint="eastAsia"/>
+          <w:sz w:val="22"/>
+          <w:szCs w:val="24"/>
+        </w:rPr>
+        <w:t>아이템의</w:t>
+      </w:r>
+      <w:r>
+        <w:rPr>
+          <w:sz w:val="22"/>
+          <w:szCs w:val="24"/>
+        </w:rPr>
+        <w:t xml:space="preserve"> </w:t>
+      </w:r>
+      <w:r>
+        <w:rPr>
+          <w:rFonts w:hint="eastAsia"/>
+          <w:sz w:val="22"/>
+          <w:szCs w:val="24"/>
+        </w:rPr>
+        <w:t>소켓으로부터의</w:t>
+      </w:r>
+      <w:r>
+        <w:rPr>
+          <w:sz w:val="22"/>
+          <w:szCs w:val="24"/>
+        </w:rPr>
+        <w:t xml:space="preserve"> offset </w:t>
+      </w:r>
+      <w:r>
+        <w:rPr>
+          <w:rFonts w:hint="eastAsia"/>
+          <w:sz w:val="22"/>
+          <w:szCs w:val="24"/>
+        </w:rPr>
+        <w:t>행렬</w:t>
+      </w:r>
+    </w:p>
+    <w:p>
+      <w:pPr>
+        <w:pStyle w:val="a4"/>
+        <w:numPr>
+          <w:ilvl w:val="3"/>
+          <w:numId w:val="1"/>
+        </w:numPr>
+        <w:spacing w:after="0"/>
+        <w:ind w:leftChars="0"/>
+        <w:rPr>
+          <w:sz w:val="22"/>
+          <w:szCs w:val="24"/>
+        </w:rPr>
+      </w:pPr>
+      <w:r>
+        <w:rPr>
+          <w:rFonts w:hint="eastAsia"/>
+          <w:sz w:val="22"/>
+          <w:szCs w:val="24"/>
+        </w:rPr>
+        <w:t>소켓</w:t>
+      </w:r>
+      <w:r>
+        <w:rPr>
+          <w:sz w:val="22"/>
+          <w:szCs w:val="24"/>
+        </w:rPr>
+        <w:t xml:space="preserve"> </w:t>
+      </w:r>
+      <w:r>
+        <w:rPr>
+          <w:rFonts w:hint="eastAsia"/>
+          <w:sz w:val="22"/>
+          <w:szCs w:val="24"/>
+        </w:rPr>
+        <w:t>본을</w:t>
+      </w:r>
+      <w:r>
+        <w:rPr>
+          <w:sz w:val="22"/>
+          <w:szCs w:val="24"/>
+        </w:rPr>
+        <w:t xml:space="preserve"> dress </w:t>
+      </w:r>
+      <w:r>
+        <w:rPr>
+          <w:rFonts w:hint="eastAsia"/>
+          <w:sz w:val="22"/>
+          <w:szCs w:val="24"/>
+        </w:rPr>
+        <w:t>공간으로</w:t>
+      </w:r>
+      <w:r>
+        <w:rPr>
+          <w:sz w:val="22"/>
+          <w:szCs w:val="24"/>
+        </w:rPr>
+        <w:t xml:space="preserve"> </w:t>
+      </w:r>
+      <w:r>
+        <w:rPr>
+          <w:rFonts w:hint="eastAsia"/>
+          <w:sz w:val="22"/>
+          <w:szCs w:val="24"/>
+        </w:rPr>
+        <w:t>옮기는</w:t>
+      </w:r>
+      <w:r>
+        <w:rPr>
+          <w:sz w:val="22"/>
+          <w:szCs w:val="24"/>
+        </w:rPr>
+        <w:t xml:space="preserve"> </w:t>
+      </w:r>
+      <w:r>
+        <w:rPr>
+          <w:rFonts w:hint="eastAsia"/>
+          <w:sz w:val="22"/>
+          <w:szCs w:val="24"/>
+        </w:rPr>
+        <w:t>행렬</w:t>
+      </w:r>
+    </w:p>
+    <w:p>
+      <w:pPr>
+        <w:pStyle w:val="a4"/>
+        <w:numPr>
+          <w:ilvl w:val="3"/>
+          <w:numId w:val="1"/>
+        </w:numPr>
+        <w:spacing w:after="0"/>
+        <w:ind w:leftChars="0"/>
+        <w:rPr>
+          <w:sz w:val="22"/>
+          <w:szCs w:val="24"/>
+        </w:rPr>
+      </w:pPr>
+      <w:r>
+        <w:rPr>
+          <w:rFonts w:hint="eastAsia"/>
+          <w:sz w:val="22"/>
+          <w:szCs w:val="24"/>
+        </w:rPr>
+        <w:t>소켓</w:t>
+      </w:r>
+      <w:r>
+        <w:rPr>
+          <w:sz w:val="22"/>
+          <w:szCs w:val="24"/>
+        </w:rPr>
+        <w:t xml:space="preserve"> </w:t>
+      </w:r>
+      <w:r>
+        <w:rPr>
+          <w:rFonts w:hint="eastAsia"/>
+          <w:sz w:val="22"/>
+          <w:szCs w:val="24"/>
+        </w:rPr>
+        <w:t>본의</w:t>
+      </w:r>
+      <w:r>
+        <w:rPr>
+          <w:sz w:val="22"/>
+          <w:szCs w:val="24"/>
+        </w:rPr>
+        <w:t xml:space="preserve"> </w:t>
+      </w:r>
+      <w:proofErr w:type="spellStart"/>
+      <w:r>
+        <w:rPr>
+          <w:rFonts w:hint="eastAsia"/>
+          <w:sz w:val="22"/>
+          <w:szCs w:val="24"/>
+        </w:rPr>
+        <w:t>애니메이션된</w:t>
+      </w:r>
+      <w:proofErr w:type="spellEnd"/>
+      <w:r>
+        <w:rPr>
+          <w:sz w:val="22"/>
+          <w:szCs w:val="24"/>
+        </w:rPr>
+        <w:t xml:space="preserve"> </w:t>
+      </w:r>
+      <w:r>
+        <w:rPr>
+          <w:rFonts w:hint="eastAsia"/>
+          <w:sz w:val="22"/>
+          <w:szCs w:val="24"/>
+        </w:rPr>
+        <w:t>최종</w:t>
+      </w:r>
+      <w:r>
+        <w:rPr>
+          <w:sz w:val="22"/>
+          <w:szCs w:val="24"/>
+        </w:rPr>
+        <w:t xml:space="preserve"> </w:t>
+      </w:r>
+      <w:r>
+        <w:rPr>
+          <w:rFonts w:hint="eastAsia"/>
+          <w:sz w:val="22"/>
+          <w:szCs w:val="24"/>
+        </w:rPr>
+        <w:t>행렬</w:t>
+      </w:r>
+    </w:p>
+    <w:p>
+      <w:pPr>
+        <w:pStyle w:val="a4"/>
+        <w:numPr>
+          <w:ilvl w:val="3"/>
+          <w:numId w:val="1"/>
+        </w:numPr>
+        <w:spacing w:after="0"/>
+        <w:ind w:leftChars="0"/>
+        <w:rPr>
+          <w:sz w:val="22"/>
+          <w:szCs w:val="24"/>
+        </w:rPr>
+      </w:pPr>
+      <w:r>
+        <w:rPr>
+          <w:rFonts w:hint="eastAsia"/>
+          <w:sz w:val="22"/>
+          <w:szCs w:val="24"/>
+        </w:rPr>
+        <w:t>객체의</w:t>
+      </w:r>
+      <w:r>
+        <w:rPr>
+          <w:sz w:val="22"/>
+          <w:szCs w:val="24"/>
+        </w:rPr>
+        <w:t xml:space="preserve"> </w:t>
+      </w:r>
+      <w:r>
+        <w:rPr>
+          <w:rFonts w:hint="eastAsia"/>
+          <w:sz w:val="22"/>
+          <w:szCs w:val="24"/>
+        </w:rPr>
+        <w:t>월드변환</w:t>
+      </w:r>
+      <w:r>
+        <w:rPr>
+          <w:sz w:val="22"/>
+          <w:szCs w:val="24"/>
+        </w:rPr>
+        <w:t xml:space="preserve"> </w:t>
+      </w:r>
+      <w:r>
+        <w:rPr>
+          <w:rFonts w:hint="eastAsia"/>
+          <w:sz w:val="22"/>
+          <w:szCs w:val="24"/>
+        </w:rPr>
+        <w:t>행렬</w:t>
+      </w:r>
+      <w:r>
+        <w:rPr>
+          <w:rFonts w:hint="eastAsia"/>
+          <w:sz w:val="22"/>
+          <w:szCs w:val="24"/>
+        </w:rPr>
+        <w:t xml:space="preserve"> </w:t>
+      </w:r>
+      <w:r>
+        <w:rPr>
+          <w:rFonts w:hint="eastAsia"/>
+          <w:sz w:val="22"/>
+          <w:szCs w:val="24"/>
+        </w:rPr>
+        <w:t>또는</w:t>
+      </w:r>
+      <w:r>
+        <w:rPr>
+          <w:sz w:val="22"/>
+          <w:szCs w:val="24"/>
+        </w:rPr>
+        <w:t xml:space="preserve"> </w:t>
+      </w:r>
+      <w:r>
+        <w:rPr>
+          <w:rFonts w:hint="eastAsia"/>
+          <w:sz w:val="22"/>
+          <w:szCs w:val="24"/>
+        </w:rPr>
+        <w:t>부모</w:t>
+      </w:r>
+      <w:r>
+        <w:rPr>
+          <w:sz w:val="22"/>
+          <w:szCs w:val="24"/>
+        </w:rPr>
+        <w:t xml:space="preserve"> </w:t>
+      </w:r>
+      <w:r>
+        <w:rPr>
+          <w:rFonts w:hint="eastAsia"/>
+          <w:sz w:val="22"/>
+          <w:szCs w:val="24"/>
+        </w:rPr>
+        <w:t>장비</w:t>
+      </w:r>
+      <w:r>
+        <w:rPr>
+          <w:rFonts w:hint="eastAsia"/>
+          <w:sz w:val="22"/>
+          <w:szCs w:val="24"/>
+        </w:rPr>
+        <w:t>의</w:t>
+      </w:r>
+      <w:r>
+        <w:rPr>
+          <w:sz w:val="22"/>
+          <w:szCs w:val="24"/>
+        </w:rPr>
+        <w:t xml:space="preserve"> </w:t>
+      </w:r>
+      <w:r>
+        <w:rPr>
+          <w:rFonts w:hint="eastAsia"/>
+          <w:sz w:val="22"/>
+          <w:szCs w:val="24"/>
+        </w:rPr>
+        <w:t>최종</w:t>
+      </w:r>
+      <w:r>
+        <w:rPr>
+          <w:sz w:val="22"/>
+          <w:szCs w:val="24"/>
+        </w:rPr>
+        <w:t xml:space="preserve"> </w:t>
+      </w:r>
+      <w:r>
+        <w:rPr>
+          <w:rFonts w:hint="eastAsia"/>
+          <w:sz w:val="22"/>
+          <w:szCs w:val="24"/>
+        </w:rPr>
+        <w:t>오프셋</w:t>
+      </w:r>
+      <w:r>
+        <w:rPr>
+          <w:sz w:val="22"/>
+          <w:szCs w:val="24"/>
+        </w:rPr>
+        <w:t xml:space="preserve"> </w:t>
+      </w:r>
+      <w:r>
+        <w:rPr>
+          <w:rFonts w:hint="eastAsia"/>
+          <w:sz w:val="22"/>
+          <w:szCs w:val="24"/>
+        </w:rPr>
+        <w:t>행렬</w:t>
       </w:r>
     </w:p>
     <w:p>
@@ -794,7 +1476,7 @@
           <w:sz w:val="22"/>
           <w:szCs w:val="24"/>
         </w:rPr>
-        <w:t>Model 클래스에 Skeleton 멤버 추가</w:t>
+        <w:t>총구 섬광 구현</w:t>
       </w:r>
     </w:p>
     <w:p>
@@ -811,13 +1493,74 @@
           <w:szCs w:val="24"/>
         </w:rPr>
       </w:pPr>
-      <w:r>
-        <w:rPr>
-          <w:rFonts w:hint="eastAsia"/>
-          <w:sz w:val="22"/>
-          <w:szCs w:val="24"/>
-        </w:rPr>
-        <w:t>Skeleton은 스켈레톤 열거형 값과 본들을 담는다.</w:t>
+      <w:proofErr w:type="spellStart"/>
+      <w:r>
+        <w:rPr>
+          <w:rFonts w:hint="eastAsia"/>
+          <w:sz w:val="22"/>
+          <w:szCs w:val="24"/>
+        </w:rPr>
+        <w:t>스프라이트를</w:t>
+      </w:r>
+      <w:proofErr w:type="spellEnd"/>
+      <w:r>
+        <w:rPr>
+          <w:rFonts w:hint="eastAsia"/>
+          <w:sz w:val="22"/>
+          <w:szCs w:val="24"/>
+        </w:rPr>
+        <w:t xml:space="preserve"> 랜덤으로 건너뛰며 재생하여 동일한 </w:t>
+      </w:r>
+      <w:proofErr w:type="spellStart"/>
+      <w:r>
+        <w:rPr>
+          <w:rFonts w:hint="eastAsia"/>
+          <w:sz w:val="22"/>
+          <w:szCs w:val="24"/>
+        </w:rPr>
+        <w:t>스프라이트</w:t>
+      </w:r>
+      <w:proofErr w:type="spellEnd"/>
+      <w:r>
+        <w:rPr>
+          <w:rFonts w:hint="eastAsia"/>
+          <w:sz w:val="22"/>
+          <w:szCs w:val="24"/>
+        </w:rPr>
+        <w:t xml:space="preserve"> 애니메이션 반복 재생 시</w:t>
+      </w:r>
+      <w:r>
+        <w:rPr>
+          <w:sz w:val="22"/>
+          <w:szCs w:val="24"/>
+        </w:rPr>
+        <w:br/>
+      </w:r>
+      <w:r>
+        <w:rPr>
+          <w:rFonts w:hint="eastAsia"/>
+          <w:sz w:val="22"/>
+          <w:szCs w:val="24"/>
+        </w:rPr>
+        <w:t xml:space="preserve">반복되는 느낌을 줄여주는 </w:t>
+      </w:r>
+      <w:proofErr w:type="spellStart"/>
+      <w:r>
+        <w:rPr>
+          <w:rFonts w:hint="eastAsia"/>
+          <w:sz w:val="22"/>
+          <w:szCs w:val="24"/>
+        </w:rPr>
+        <w:t>RandomAdvance</w:t>
+      </w:r>
+      <w:proofErr w:type="spellEnd"/>
+      <w:r>
+        <w:rPr>
+          <w:rFonts w:hint="eastAsia"/>
+          <w:sz w:val="22"/>
+          <w:szCs w:val="24"/>
+        </w:rPr>
+        <w:t xml:space="preserve"> 재생 모드 구현</w:t>
       </w:r>
     </w:p>
     <w:p>
@@ -840,7 +1583,63 @@
           <w:sz w:val="22"/>
           <w:szCs w:val="24"/>
         </w:rPr>
-        <w:t>스켈레톤 열거형이 같으면 본 개수와 계층구조가 같음을 의미한다.</w:t>
+        <w:t>프레임의 time 멤버는 누적된 시간이 아니라 해당 프레임에 할당된 시간으로 해석됨</w:t>
+      </w:r>
+    </w:p>
+    <w:p>
+      <w:pPr>
+        <w:pStyle w:val="a4"/>
+        <w:numPr>
+          <w:ilvl w:val="2"/>
+          <w:numId w:val="1"/>
+        </w:numPr>
+        <w:spacing w:after="0"/>
+        <w:ind w:leftChars="0"/>
+        <w:rPr>
+          <w:sz w:val="22"/>
+          <w:szCs w:val="24"/>
+        </w:rPr>
+      </w:pPr>
+      <w:r>
+        <w:rPr>
+          <w:rFonts w:hint="eastAsia"/>
+          <w:sz w:val="22"/>
+          <w:szCs w:val="24"/>
+        </w:rPr>
+        <w:t xml:space="preserve">총 프레임 수 * 프레임 당 </w:t>
+      </w:r>
+      <w:proofErr w:type="gramStart"/>
+      <w:r>
+        <w:rPr>
+          <w:rFonts w:hint="eastAsia"/>
+          <w:sz w:val="22"/>
+          <w:szCs w:val="24"/>
+        </w:rPr>
+        <w:t>시간 /</w:t>
+      </w:r>
+      <w:proofErr w:type="gramEnd"/>
+      <w:r>
+        <w:rPr>
+          <w:rFonts w:hint="eastAsia"/>
+          <w:sz w:val="22"/>
+          <w:szCs w:val="24"/>
+        </w:rPr>
+        <w:t xml:space="preserve"> 총 재생 시간을 평균이자 표준편차로 하는</w:t>
+      </w:r>
+      <w:r>
+        <w:rPr>
+          <w:sz w:val="22"/>
+          <w:szCs w:val="24"/>
+        </w:rPr>
+        <w:br/>
+      </w:r>
+      <w:r>
+        <w:rPr>
+          <w:rFonts w:hint="eastAsia"/>
+          <w:sz w:val="22"/>
+          <w:szCs w:val="24"/>
+        </w:rPr>
+        <w:t>정규분포에서 프레임 증분을 얻음</w:t>
       </w:r>
     </w:p>
     <w:p>
@@ -863,639 +1662,7 @@
           <w:sz w:val="22"/>
           <w:szCs w:val="24"/>
         </w:rPr>
-        <w:t>본을 std::shared_ptr&lt; std::vector&lt;Bone&gt; &gt; 자료구조에 담아,</w:t>
-      </w:r>
-      <w:r>
-        <w:rPr>
-          <w:sz w:val="22"/>
-          <w:szCs w:val="24"/>
-        </w:rPr>
-        <w:br/>
-      </w:r>
-      <w:r>
-        <w:rPr>
-          <w:rFonts w:hint="eastAsia"/>
-          <w:sz w:val="22"/>
-          <w:szCs w:val="24"/>
-        </w:rPr>
-        <w:t>Bone이 자식 본들을 생 포인터로 들게 하여도 Skeleton의 복사가</w:t>
-      </w:r>
-      <w:r>
-        <w:rPr>
-          <w:sz w:val="22"/>
-          <w:szCs w:val="24"/>
-        </w:rPr>
-        <w:br/>
-      </w:r>
-      <w:r>
-        <w:rPr>
-          <w:rFonts w:hint="eastAsia"/>
-          <w:sz w:val="22"/>
-          <w:szCs w:val="24"/>
-        </w:rPr>
-        <w:t>포인터 참조를 꼬이지 않게 한다.</w:t>
-      </w:r>
-      <w:r>
-        <w:rPr>
-          <w:sz w:val="22"/>
-          <w:szCs w:val="24"/>
-        </w:rPr>
-        <w:br/>
-      </w:r>
-      <w:r>
-        <w:rPr>
-          <w:rFonts w:hint="eastAsia"/>
-          <w:sz w:val="22"/>
-          <w:szCs w:val="24"/>
-        </w:rPr>
-        <w:t>(이동 및 복사 연산을 작성하지 않으려는 꼼수다.)</w:t>
-      </w:r>
-      <w:r>
-        <w:rPr>
-          <w:sz w:val="22"/>
-          <w:szCs w:val="24"/>
-        </w:rPr>
-        <w:br/>
-      </w:r>
-      <w:r>
-        <w:rPr>
-          <w:rFonts w:hint="eastAsia"/>
-          <w:sz w:val="22"/>
-          <w:szCs w:val="24"/>
-        </w:rPr>
-        <w:t>부수효과로 Skeleton의 복사는 어느 정도 가벼워진다.</w:t>
-      </w:r>
-    </w:p>
-    <w:p>
-      <w:pPr>
-        <w:pStyle w:val="a4"/>
-        <w:numPr>
-          <w:ilvl w:val="0"/>
-          <w:numId w:val="1"/>
-        </w:numPr>
-        <w:spacing w:after="0"/>
-        <w:ind w:leftChars="0"/>
-        <w:rPr>
-          <w:sz w:val="22"/>
-          <w:szCs w:val="24"/>
-        </w:rPr>
-      </w:pPr>
-      <w:r>
-        <w:rPr>
-          <w:rFonts w:hint="eastAsia"/>
-          <w:sz w:val="22"/>
-          <w:szCs w:val="24"/>
-        </w:rPr>
-        <w:t>유니티 애니메이션 클립 추출 스크립트 작성</w:t>
-      </w:r>
-    </w:p>
-    <w:p>
-      <w:pPr>
-        <w:pStyle w:val="a4"/>
-        <w:numPr>
-          <w:ilvl w:val="1"/>
-          <w:numId w:val="1"/>
-        </w:numPr>
-        <w:spacing w:after="0"/>
-        <w:ind w:leftChars="0"/>
-        <w:rPr>
-          <w:sz w:val="22"/>
-          <w:szCs w:val="24"/>
-        </w:rPr>
-      </w:pPr>
-      <w:r>
-        <w:rPr>
-          <w:rFonts w:hint="eastAsia"/>
-          <w:sz w:val="22"/>
-          <w:szCs w:val="24"/>
-        </w:rPr>
-        <w:t>애니메이션의 모든 프레임을 샘플링한 후,</w:t>
-      </w:r>
-      <w:r>
-        <w:rPr>
-          <w:sz w:val="22"/>
-          <w:szCs w:val="24"/>
-        </w:rPr>
-        <w:br/>
-        <w:t>Douglas–Peucker</w:t>
-      </w:r>
-      <w:r>
-        <w:rPr>
-          <w:rFonts w:hint="eastAsia"/>
-          <w:sz w:val="22"/>
-          <w:szCs w:val="24"/>
-        </w:rPr>
-        <w:t xml:space="preserve"> 알고리즘 기반으로 translation, rotation, scale에 대해 각각의 threshold를</w:t>
-      </w:r>
-      <w:r>
-        <w:rPr>
-          <w:sz w:val="22"/>
-          <w:szCs w:val="24"/>
-        </w:rPr>
-        <w:br/>
-      </w:r>
-      <w:r>
-        <w:rPr>
-          <w:rFonts w:hint="eastAsia"/>
-          <w:sz w:val="22"/>
-          <w:szCs w:val="24"/>
-        </w:rPr>
-        <w:t>넘는 프레임만 키프레임으로 삼아 추출하도록 한다.</w:t>
-      </w:r>
-    </w:p>
-    <w:p>
-      <w:pPr>
-        <w:widowControl/>
-        <w:wordWrap/>
-        <w:autoSpaceDE/>
-        <w:autoSpaceDN/>
-        <w:rPr>
-          <w:sz w:val="22"/>
-          <w:szCs w:val="24"/>
-        </w:rPr>
-      </w:pPr>
-      <w:r>
-        <w:rPr>
-          <w:sz w:val="22"/>
-          <w:szCs w:val="24"/>
-        </w:rPr>
-        <w:br w:type="page"/>
-      </w:r>
-    </w:p>
-    <w:p>
-      <w:pPr>
-        <w:pStyle w:val="a4"/>
-        <w:numPr>
-          <w:ilvl w:val="0"/>
-          <w:numId w:val="1"/>
-        </w:numPr>
-        <w:spacing w:after="0"/>
-        <w:ind w:leftChars="0"/>
-        <w:rPr>
-          <w:sz w:val="22"/>
-          <w:szCs w:val="24"/>
-        </w:rPr>
-      </w:pPr>
-      <w:r>
-        <w:rPr>
-          <w:rFonts w:hint="eastAsia"/>
-          <w:sz w:val="22"/>
-          <w:szCs w:val="24"/>
-        </w:rPr>
-        <w:lastRenderedPageBreak/>
-        <w:t>애니메이션 셰이더 및 파이프라인 작성</w:t>
-      </w:r>
-    </w:p>
-    <w:p>
-      <w:pPr>
-        <w:pStyle w:val="a4"/>
-        <w:numPr>
-          <w:ilvl w:val="1"/>
-          <w:numId w:val="1"/>
-        </w:numPr>
-        <w:spacing w:after="0"/>
-        <w:ind w:leftChars="0"/>
-        <w:rPr>
-          <w:sz w:val="22"/>
-          <w:szCs w:val="24"/>
-        </w:rPr>
-      </w:pPr>
-      <w:r>
-        <w:rPr>
-          <w:rFonts w:hint="eastAsia"/>
-          <w:sz w:val="22"/>
-          <w:szCs w:val="24"/>
-        </w:rPr>
-        <w:t>shadowMapSkinned.hlsl, pbrSkinned.hlsl 셰이더 작성</w:t>
-      </w:r>
-    </w:p>
-    <w:p>
-      <w:pPr>
-        <w:pStyle w:val="a4"/>
-        <w:numPr>
-          <w:ilvl w:val="1"/>
-          <w:numId w:val="1"/>
-        </w:numPr>
-        <w:spacing w:after="0"/>
-        <w:ind w:leftChars="0"/>
-        <w:rPr>
-          <w:sz w:val="22"/>
-          <w:szCs w:val="24"/>
-        </w:rPr>
-      </w:pPr>
-      <w:r>
-        <w:rPr>
-          <w:rFonts w:hint="eastAsia"/>
-          <w:sz w:val="22"/>
-          <w:szCs w:val="24"/>
-        </w:rPr>
-        <w:t>DrawEvent에 객체의 본 변환의 배열에 대한 뷰를 담도록 하고(std::span&lt;T&gt; 이용),</w:t>
-      </w:r>
-      <w:r>
-        <w:rPr>
-          <w:sz w:val="22"/>
-          <w:szCs w:val="24"/>
-        </w:rPr>
-        <w:br/>
-      </w:r>
-      <w:r>
-        <w:rPr>
-          <w:rFonts w:hint="eastAsia"/>
-          <w:sz w:val="22"/>
-          <w:szCs w:val="24"/>
-        </w:rPr>
-        <w:t>모든 본 변환을 하나의 StructruedBuffer에 담아 업로드</w:t>
-      </w:r>
-    </w:p>
-    <w:p>
-      <w:pPr>
-        <w:pStyle w:val="a4"/>
-        <w:numPr>
-          <w:ilvl w:val="2"/>
-          <w:numId w:val="1"/>
-        </w:numPr>
-        <w:spacing w:after="0"/>
-        <w:ind w:leftChars="0"/>
-        <w:rPr>
-          <w:sz w:val="22"/>
-          <w:szCs w:val="24"/>
-        </w:rPr>
-      </w:pPr>
-      <w:r>
-        <w:rPr>
-          <w:rFonts w:hint="eastAsia"/>
-          <w:sz w:val="22"/>
-          <w:szCs w:val="24"/>
-        </w:rPr>
-        <w:t>해당 StructuredBuffer는 셰이더들이 gBoneData와 연결됨</w:t>
-      </w:r>
-    </w:p>
-    <w:p>
-      <w:pPr>
-        <w:pStyle w:val="a4"/>
-        <w:numPr>
-          <w:ilvl w:val="2"/>
-          <w:numId w:val="1"/>
-        </w:numPr>
-        <w:spacing w:after="0"/>
-        <w:ind w:leftChars="0"/>
-        <w:rPr>
-          <w:sz w:val="22"/>
-          <w:szCs w:val="24"/>
-        </w:rPr>
-      </w:pPr>
-      <w:r>
-        <w:rPr>
-          <w:rFonts w:hint="eastAsia"/>
-          <w:sz w:val="22"/>
-          <w:szCs w:val="24"/>
-        </w:rPr>
-        <w:t>각 셰이더의 PerInstanceData에 rootBoneOffset 멤버를 추가하여,</w:t>
-      </w:r>
-      <w:r>
-        <w:rPr>
-          <w:sz w:val="22"/>
-          <w:szCs w:val="24"/>
-        </w:rPr>
-        <w:br/>
-      </w:r>
-      <w:r>
-        <w:rPr>
-          <w:rFonts w:hint="eastAsia"/>
-          <w:sz w:val="22"/>
-          <w:szCs w:val="24"/>
-        </w:rPr>
-        <w:t>gBoneData에서 해당 객체의 루트 본이 어느 인덱스에 있는지 알 수 있도록 구현</w:t>
-      </w:r>
-    </w:p>
-    <w:p>
-      <w:pPr>
-        <w:pStyle w:val="a4"/>
-        <w:numPr>
-          <w:ilvl w:val="0"/>
-          <w:numId w:val="1"/>
-        </w:numPr>
-        <w:spacing w:after="0"/>
-        <w:ind w:leftChars="0"/>
-        <w:rPr>
-          <w:sz w:val="22"/>
-          <w:szCs w:val="24"/>
-        </w:rPr>
-      </w:pPr>
-      <w:r>
-        <w:rPr>
-          <w:rFonts w:hint="eastAsia"/>
-          <w:sz w:val="22"/>
-          <w:szCs w:val="24"/>
-        </w:rPr>
-        <w:t>플레이어 속도 기반 업데이트</w:t>
-      </w:r>
-    </w:p>
-    <w:p>
-      <w:pPr>
-        <w:pStyle w:val="a4"/>
-        <w:numPr>
-          <w:ilvl w:val="1"/>
-          <w:numId w:val="1"/>
-        </w:numPr>
-        <w:spacing w:after="0"/>
-        <w:ind w:leftChars="0"/>
-        <w:rPr>
-          <w:sz w:val="22"/>
-          <w:szCs w:val="24"/>
-        </w:rPr>
-      </w:pPr>
-      <w:r>
-        <w:rPr>
-          <w:rFonts w:hint="eastAsia"/>
-          <w:sz w:val="22"/>
-          <w:szCs w:val="24"/>
-        </w:rPr>
-        <w:t>maxSpeed(m/s), zeroToMax(s), maxToZero(s) 상수를 기반으로 플레이어의 입력으로부터</w:t>
-      </w:r>
-      <w:r>
-        <w:rPr>
-          <w:sz w:val="22"/>
-          <w:szCs w:val="24"/>
-        </w:rPr>
-        <w:br/>
-      </w:r>
-      <w:r>
-        <w:rPr>
-          <w:rFonts w:hint="eastAsia"/>
-          <w:sz w:val="22"/>
-          <w:szCs w:val="24"/>
-        </w:rPr>
-        <w:t>플레이어 객체의 속도를 업데이트하고, 이것을 PhysicSystem::integrate에서</w:t>
-      </w:r>
-      <w:r>
-        <w:rPr>
-          <w:sz w:val="22"/>
-          <w:szCs w:val="24"/>
-        </w:rPr>
-        <w:br/>
-      </w:r>
-      <w:r>
-        <w:rPr>
-          <w:rFonts w:hint="eastAsia"/>
-          <w:sz w:val="22"/>
-          <w:szCs w:val="24"/>
-        </w:rPr>
-        <w:t>객체의 위치 갱신에 반영한다.</w:t>
-      </w:r>
-    </w:p>
-    <w:p>
-      <w:pPr>
-        <w:pStyle w:val="a4"/>
-        <w:numPr>
-          <w:ilvl w:val="2"/>
-          <w:numId w:val="1"/>
-        </w:numPr>
-        <w:spacing w:after="0"/>
-        <w:ind w:leftChars="0"/>
-        <w:rPr>
-          <w:sz w:val="22"/>
-          <w:szCs w:val="24"/>
-        </w:rPr>
-      </w:pPr>
-      <w:r>
-        <w:rPr>
-          <w:rFonts w:hint="eastAsia"/>
-          <w:sz w:val="22"/>
-          <w:szCs w:val="24"/>
-        </w:rPr>
-        <w:t>서로 상쇄되는 입력을 감안하여, 현재 이동 입력이 있으면 플레이어의 속도를</w:t>
-      </w:r>
-      <w:r>
-        <w:rPr>
-          <w:sz w:val="22"/>
-          <w:szCs w:val="24"/>
-        </w:rPr>
-        <w:br/>
-      </w:r>
-      <w:r>
-        <w:rPr>
-          <w:rFonts w:hint="eastAsia"/>
-          <w:sz w:val="22"/>
-          <w:szCs w:val="24"/>
-        </w:rPr>
-        <w:t>변화시킨다. 다만, 플레이어의 속력을 maxSpeed를 넘지 못하도록 한다.</w:t>
-      </w:r>
-    </w:p>
-    <w:p>
-      <w:pPr>
-        <w:pStyle w:val="a4"/>
-        <w:numPr>
-          <w:ilvl w:val="2"/>
-          <w:numId w:val="1"/>
-        </w:numPr>
-        <w:spacing w:after="0"/>
-        <w:ind w:leftChars="0"/>
-        <w:rPr>
-          <w:sz w:val="22"/>
-          <w:szCs w:val="24"/>
-        </w:rPr>
-      </w:pPr>
-      <w:r>
-        <w:rPr>
-          <w:rFonts w:hint="eastAsia"/>
-          <w:sz w:val="22"/>
-          <w:szCs w:val="24"/>
-        </w:rPr>
-        <w:t>현재 이동 입력이 없으면 플레이어의 속력을 감소시킨다.</w:t>
-      </w:r>
-      <w:r>
-        <w:rPr>
-          <w:sz w:val="22"/>
-          <w:szCs w:val="24"/>
-        </w:rPr>
-        <w:br/>
-      </w:r>
-      <w:r>
-        <w:rPr>
-          <w:rFonts w:hint="eastAsia"/>
-          <w:sz w:val="22"/>
-          <w:szCs w:val="24"/>
-        </w:rPr>
-        <w:t>플레이어의 속력이 moveThreshold보다 작다면, 플레이어의 속력을 0으로 만든다.</w:t>
-      </w:r>
-    </w:p>
-    <w:p>
-      <w:pPr>
-        <w:pStyle w:val="a4"/>
-        <w:numPr>
-          <w:ilvl w:val="0"/>
-          <w:numId w:val="1"/>
-        </w:numPr>
-        <w:spacing w:after="0"/>
-        <w:ind w:leftChars="0"/>
-        <w:rPr>
-          <w:sz w:val="22"/>
-          <w:szCs w:val="24"/>
-        </w:rPr>
-      </w:pPr>
-      <w:r>
-        <w:rPr>
-          <w:rFonts w:hint="eastAsia"/>
-          <w:sz w:val="22"/>
-          <w:szCs w:val="24"/>
-        </w:rPr>
-        <w:t>플레이어 애니메이션 블렌딩 구현</w:t>
-      </w:r>
-    </w:p>
-    <w:p>
-      <w:pPr>
-        <w:pStyle w:val="a4"/>
-        <w:numPr>
-          <w:ilvl w:val="1"/>
-          <w:numId w:val="1"/>
-        </w:numPr>
-        <w:spacing w:after="0"/>
-        <w:ind w:leftChars="0"/>
-        <w:rPr>
-          <w:sz w:val="22"/>
-          <w:szCs w:val="24"/>
-        </w:rPr>
-      </w:pPr>
-      <w:r>
-        <w:rPr>
-          <w:rFonts w:hint="eastAsia"/>
-          <w:sz w:val="22"/>
-          <w:szCs w:val="24"/>
-        </w:rPr>
-        <w:t>Idle과 Run의 보간 비율을 먼저 계산한다.</w:t>
-      </w:r>
-    </w:p>
-    <w:p>
-      <w:pPr>
-        <w:pStyle w:val="a4"/>
-        <w:numPr>
-          <w:ilvl w:val="1"/>
-          <w:numId w:val="1"/>
-        </w:numPr>
-        <w:spacing w:after="0"/>
-        <w:ind w:leftChars="0"/>
-        <w:rPr>
-          <w:sz w:val="22"/>
-          <w:szCs w:val="24"/>
-        </w:rPr>
-      </w:pPr>
-      <w:r>
-        <w:rPr>
-          <w:rFonts w:hint="eastAsia"/>
-          <w:sz w:val="22"/>
-          <w:szCs w:val="24"/>
-        </w:rPr>
-        <w:t>Run의 비율이 0보다 크다면, 플레이어가 바라보고 있는 방향과 플레이어 속도 방향의</w:t>
-      </w:r>
-      <w:r>
-        <w:rPr>
-          <w:sz w:val="22"/>
-          <w:szCs w:val="24"/>
-        </w:rPr>
-        <w:br/>
-      </w:r>
-      <w:r>
-        <w:rPr>
-          <w:rFonts w:hint="eastAsia"/>
-          <w:sz w:val="22"/>
-          <w:szCs w:val="24"/>
-        </w:rPr>
-        <w:t>내적을 통해 Run_Left, Run_Right, Run_Forward, Run_Backward의 가중치를 정하고,</w:t>
-      </w:r>
-      <w:r>
-        <w:rPr>
-          <w:sz w:val="22"/>
-          <w:szCs w:val="24"/>
-        </w:rPr>
-        <w:br/>
-      </w:r>
-      <w:r>
-        <w:rPr>
-          <w:rFonts w:hint="eastAsia"/>
-          <w:sz w:val="22"/>
-          <w:szCs w:val="24"/>
-        </w:rPr>
-        <w:t>각 애니메이션은 Run의 비율에 가중치 총합에 대한 자신의 가중치 비율을 곱하여</w:t>
-      </w:r>
-      <w:r>
-        <w:rPr>
-          <w:sz w:val="22"/>
-          <w:szCs w:val="24"/>
-        </w:rPr>
-        <w:br/>
-      </w:r>
-      <w:r>
-        <w:rPr>
-          <w:rFonts w:hint="eastAsia"/>
-          <w:sz w:val="22"/>
-          <w:szCs w:val="24"/>
-        </w:rPr>
-        <w:t>보간 비율이 설정된다.</w:t>
-      </w:r>
-    </w:p>
-    <w:p>
-      <w:pPr>
-        <w:pStyle w:val="a4"/>
-        <w:numPr>
-          <w:ilvl w:val="1"/>
-          <w:numId w:val="1"/>
-        </w:numPr>
-        <w:spacing w:after="0"/>
-        <w:ind w:leftChars="0"/>
-        <w:rPr>
-          <w:sz w:val="22"/>
-          <w:szCs w:val="24"/>
-        </w:rPr>
-      </w:pPr>
-      <w:r>
-        <w:rPr>
-          <w:rFonts w:hint="eastAsia"/>
-          <w:sz w:val="22"/>
-          <w:szCs w:val="24"/>
-        </w:rPr>
-        <w:t>두 개를 넘는 애니메이션 프레임 보간을 위해 sumWeightedAnimFrames 함수를 구현</w:t>
-      </w:r>
-    </w:p>
-    <w:p>
-      <w:pPr>
-        <w:pStyle w:val="a4"/>
-        <w:numPr>
-          <w:ilvl w:val="2"/>
-          <w:numId w:val="1"/>
-        </w:numPr>
-        <w:spacing w:after="0"/>
-        <w:ind w:leftChars="0"/>
-        <w:rPr>
-          <w:sz w:val="22"/>
-          <w:szCs w:val="24"/>
-        </w:rPr>
-      </w:pPr>
-      <w:r>
-        <w:rPr>
-          <w:rFonts w:hint="eastAsia"/>
-          <w:sz w:val="22"/>
-          <w:szCs w:val="24"/>
-        </w:rPr>
-        <w:t>쿼터니언 보간에 slerp 대신 nlerp를 쓴다.</w:t>
-      </w:r>
-    </w:p>
-    <w:p>
-      <w:pPr>
-        <w:pStyle w:val="a4"/>
-        <w:numPr>
-          <w:ilvl w:val="0"/>
-          <w:numId w:val="1"/>
-        </w:numPr>
-        <w:spacing w:after="0"/>
-        <w:ind w:leftChars="0"/>
-        <w:rPr>
-          <w:sz w:val="22"/>
-          <w:szCs w:val="24"/>
-        </w:rPr>
-      </w:pPr>
-      <w:r>
-        <w:br w:type="page"/>
+        <w:t>플레이어로부터 오프셋을 두어 마우스 왼쪽 버튼을 클릭하면 재생되도록 구현</w:t>
       </w:r>
     </w:p>
     <w:p>
@@ -1597,7 +1764,63 @@
           <w:sz w:val="22"/>
           <w:szCs w:val="24"/>
         </w:rPr>
-        <w:t>Texture리소스를 들고있는 TextImage 구조체, 글꼴 오브젝트가 될 FontHandle 구조체가 있다.</w:t>
+        <w:t xml:space="preserve">Texture리소스를 </w:t>
+      </w:r>
+      <w:proofErr w:type="spellStart"/>
+      <w:proofErr w:type="gramStart"/>
+      <w:r>
+        <w:rPr>
+          <w:rFonts w:hint="eastAsia"/>
+          <w:sz w:val="22"/>
+          <w:szCs w:val="24"/>
+        </w:rPr>
+        <w:t>들고있는</w:t>
+      </w:r>
+      <w:proofErr w:type="spellEnd"/>
+      <w:proofErr w:type="gramEnd"/>
+      <w:r>
+        <w:rPr>
+          <w:rFonts w:hint="eastAsia"/>
+          <w:sz w:val="22"/>
+          <w:szCs w:val="24"/>
+        </w:rPr>
+        <w:t xml:space="preserve"> </w:t>
+      </w:r>
+      <w:proofErr w:type="spellStart"/>
+      <w:r>
+        <w:rPr>
+          <w:rFonts w:hint="eastAsia"/>
+          <w:sz w:val="22"/>
+          <w:szCs w:val="24"/>
+        </w:rPr>
+        <w:t>TextImage</w:t>
+      </w:r>
+      <w:proofErr w:type="spellEnd"/>
+      <w:r>
+        <w:rPr>
+          <w:rFonts w:hint="eastAsia"/>
+          <w:sz w:val="22"/>
+          <w:szCs w:val="24"/>
+        </w:rPr>
+        <w:t xml:space="preserve"> 구조체, 글꼴 오브젝트가 될 </w:t>
+      </w:r>
+      <w:proofErr w:type="spellStart"/>
+      <w:r>
+        <w:rPr>
+          <w:rFonts w:hint="eastAsia"/>
+          <w:sz w:val="22"/>
+          <w:szCs w:val="24"/>
+        </w:rPr>
+        <w:t>FontHandle</w:t>
+      </w:r>
+      <w:proofErr w:type="spellEnd"/>
+      <w:r>
+        <w:rPr>
+          <w:rFonts w:hint="eastAsia"/>
+          <w:sz w:val="22"/>
+          <w:szCs w:val="24"/>
+        </w:rPr>
+        <w:t xml:space="preserve"> 구조체가 있다.</w:t>
       </w:r>
     </w:p>
     <w:p>
@@ -1636,8 +1859,18 @@
           <w:sz w:val="22"/>
           <w:szCs w:val="24"/>
         </w:rPr>
-        <w:t>에 그리기 위해서 Direct2D와 DirectWrite</w:t>
-      </w:r>
+        <w:t xml:space="preserve">에 그리기 위해서 Direct2D와 </w:t>
+      </w:r>
+      <w:proofErr w:type="spellStart"/>
+      <w:r>
+        <w:rPr>
+          <w:rFonts w:hint="eastAsia"/>
+          <w:sz w:val="22"/>
+          <w:szCs w:val="24"/>
+        </w:rPr>
+        <w:t>DirectWrite</w:t>
+      </w:r>
+      <w:proofErr w:type="spellEnd"/>
       <w:r>
         <w:rPr>
           <w:rFonts w:hint="eastAsia"/>
@@ -1657,7 +1890,6 @@
         <w:spacing w:after="0"/>
         <w:ind w:leftChars="0"/>
         <w:rPr>
-          <w:rFonts w:hint="eastAsia"/>
           <w:sz w:val="22"/>
           <w:szCs w:val="24"/>
         </w:rPr>
@@ -1733,13 +1965,59 @@
         </w:rPr>
         <w:t xml:space="preserve">1. </w:t>
       </w:r>
-      <w:r>
-        <w:rPr>
-          <w:rFonts w:hint="eastAsia"/>
-          <w:sz w:val="22"/>
-          <w:szCs w:val="24"/>
-        </w:rPr>
-        <w:t xml:space="preserve">RenderTarget이 될 Bitmap 객체-TargetBitmap과 CPU에서 Read가능한 Bitmap 객체-ReadBitmap을 준비한다. </w:t>
+      <w:proofErr w:type="spellStart"/>
+      <w:r>
+        <w:rPr>
+          <w:rFonts w:hint="eastAsia"/>
+          <w:sz w:val="22"/>
+          <w:szCs w:val="24"/>
+        </w:rPr>
+        <w:t>RenderTarget</w:t>
+      </w:r>
+      <w:proofErr w:type="spellEnd"/>
+      <w:r>
+        <w:rPr>
+          <w:rFonts w:hint="eastAsia"/>
+          <w:sz w:val="22"/>
+          <w:szCs w:val="24"/>
+        </w:rPr>
+        <w:t>이 될 Bitmap 객체-</w:t>
+      </w:r>
+      <w:proofErr w:type="spellStart"/>
+      <w:r>
+        <w:rPr>
+          <w:rFonts w:hint="eastAsia"/>
+          <w:sz w:val="22"/>
+          <w:szCs w:val="24"/>
+        </w:rPr>
+        <w:t>TargetBitmap</w:t>
+      </w:r>
+      <w:proofErr w:type="spellEnd"/>
+      <w:r>
+        <w:rPr>
+          <w:rFonts w:hint="eastAsia"/>
+          <w:sz w:val="22"/>
+          <w:szCs w:val="24"/>
+        </w:rPr>
+        <w:t>과 CPU에서 Read가능한 Bitmap 객체-</w:t>
+      </w:r>
+      <w:proofErr w:type="spellStart"/>
+      <w:r>
+        <w:rPr>
+          <w:rFonts w:hint="eastAsia"/>
+          <w:sz w:val="22"/>
+          <w:szCs w:val="24"/>
+        </w:rPr>
+        <w:t>ReadBitmap</w:t>
+      </w:r>
+      <w:proofErr w:type="spellEnd"/>
+      <w:r>
+        <w:rPr>
+          <w:rFonts w:hint="eastAsia"/>
+          <w:sz w:val="22"/>
+          <w:szCs w:val="24"/>
+        </w:rPr>
+        <w:t xml:space="preserve">을 준비한다. </w:t>
       </w:r>
       <w:r>
         <w:rPr>
@@ -1764,6 +2042,7 @@
         </w:rPr>
         <w:t>글꼴(</w:t>
       </w:r>
+      <w:proofErr w:type="spellStart"/>
       <w:r>
         <w:rPr>
           <w:sz w:val="22"/>
@@ -1771,13 +2050,68 @@
         </w:rPr>
         <w:t>IDWriteTextFormat</w:t>
       </w:r>
-      <w:r>
-        <w:rPr>
-          <w:rFonts w:hint="eastAsia"/>
-          <w:sz w:val="22"/>
-          <w:szCs w:val="24"/>
-        </w:rPr>
-        <w:t>)객체와 렌더링할 문자열을 가지고 TextLayout을 만들고 TargetBitmap에 d2dDeviceContext::Draw함수를 호출한다.</w:t>
+      <w:proofErr w:type="spellEnd"/>
+      <w:r>
+        <w:rPr>
+          <w:rFonts w:hint="eastAsia"/>
+          <w:sz w:val="22"/>
+          <w:szCs w:val="24"/>
+        </w:rPr>
+        <w:t xml:space="preserve">)객체와 렌더링할 문자열을 가지고 </w:t>
+      </w:r>
+      <w:proofErr w:type="spellStart"/>
+      <w:r>
+        <w:rPr>
+          <w:rFonts w:hint="eastAsia"/>
+          <w:sz w:val="22"/>
+          <w:szCs w:val="24"/>
+        </w:rPr>
+        <w:t>TextLayout</w:t>
+      </w:r>
+      <w:proofErr w:type="spellEnd"/>
+      <w:r>
+        <w:rPr>
+          <w:rFonts w:hint="eastAsia"/>
+          <w:sz w:val="22"/>
+          <w:szCs w:val="24"/>
+        </w:rPr>
+        <w:t xml:space="preserve">을 만들고 </w:t>
+      </w:r>
+      <w:proofErr w:type="spellStart"/>
+      <w:r>
+        <w:rPr>
+          <w:rFonts w:hint="eastAsia"/>
+          <w:sz w:val="22"/>
+          <w:szCs w:val="24"/>
+        </w:rPr>
+        <w:t>TargetBitmap</w:t>
+      </w:r>
+      <w:proofErr w:type="spellEnd"/>
+      <w:r>
+        <w:rPr>
+          <w:rFonts w:hint="eastAsia"/>
+          <w:sz w:val="22"/>
+          <w:szCs w:val="24"/>
+        </w:rPr>
+        <w:t>에 d2</w:t>
+      </w:r>
+      <w:proofErr w:type="gramStart"/>
+      <w:r>
+        <w:rPr>
+          <w:rFonts w:hint="eastAsia"/>
+          <w:sz w:val="22"/>
+          <w:szCs w:val="24"/>
+        </w:rPr>
+        <w:t>dDeviceContext::</w:t>
+      </w:r>
+      <w:proofErr w:type="gramEnd"/>
+      <w:r>
+        <w:rPr>
+          <w:rFonts w:hint="eastAsia"/>
+          <w:sz w:val="22"/>
+          <w:szCs w:val="24"/>
+        </w:rPr>
+        <w:t>Draw함수를 호출한다.</w:t>
       </w:r>
       <w:r>
         <w:rPr>
@@ -1802,6 +2136,7 @@
         </w:rPr>
         <w:t xml:space="preserve">3. </w:t>
       </w:r>
+      <w:proofErr w:type="spellStart"/>
       <w:r>
         <w:rPr>
           <w:rFonts w:hint="eastAsia"/>
@@ -1810,6 +2145,7 @@
         </w:rPr>
         <w:t>TargetBitmap</w:t>
       </w:r>
+      <w:proofErr w:type="spellEnd"/>
       <w:r>
         <w:rPr>
           <w:rFonts w:hint="eastAsia"/>
@@ -1818,13 +2154,23 @@
         </w:rPr>
         <w:t xml:space="preserve">에서 </w:t>
       </w:r>
-      <w:r>
-        <w:rPr>
-          <w:rFonts w:hint="eastAsia"/>
-          <w:sz w:val="22"/>
-          <w:szCs w:val="24"/>
-        </w:rPr>
-        <w:t xml:space="preserve">ReadBitmap으로 </w:t>
+      <w:proofErr w:type="spellStart"/>
+      <w:r>
+        <w:rPr>
+          <w:rFonts w:hint="eastAsia"/>
+          <w:sz w:val="22"/>
+          <w:szCs w:val="24"/>
+        </w:rPr>
+        <w:t>ReadBitmap</w:t>
+      </w:r>
+      <w:proofErr w:type="spellEnd"/>
+      <w:r>
+        <w:rPr>
+          <w:rFonts w:hint="eastAsia"/>
+          <w:sz w:val="22"/>
+          <w:szCs w:val="24"/>
+        </w:rPr>
+        <w:t xml:space="preserve">으로 </w:t>
       </w:r>
       <w:r>
         <w:rPr>
@@ -1855,7 +2201,61 @@
           <w:sz w:val="22"/>
           <w:szCs w:val="24"/>
         </w:rPr>
-        <w:t xml:space="preserve"> ReadBitmap 객체를 Map()을 해서 TextImage의 std::vector&lt;BYTE&gt;타입의 멤버에 </w:t>
+        <w:t xml:space="preserve"> </w:t>
+      </w:r>
+      <w:proofErr w:type="spellStart"/>
+      <w:r>
+        <w:rPr>
+          <w:rFonts w:hint="eastAsia"/>
+          <w:sz w:val="22"/>
+          <w:szCs w:val="24"/>
+        </w:rPr>
+        <w:t>ReadBitmap</w:t>
+      </w:r>
+      <w:proofErr w:type="spellEnd"/>
+      <w:r>
+        <w:rPr>
+          <w:rFonts w:hint="eastAsia"/>
+          <w:sz w:val="22"/>
+          <w:szCs w:val="24"/>
+        </w:rPr>
+        <w:t xml:space="preserve"> 객체를 Map()을 해서 </w:t>
+      </w:r>
+      <w:proofErr w:type="spellStart"/>
+      <w:r>
+        <w:rPr>
+          <w:rFonts w:hint="eastAsia"/>
+          <w:sz w:val="22"/>
+          <w:szCs w:val="24"/>
+        </w:rPr>
+        <w:t>TextImage</w:t>
+      </w:r>
+      <w:proofErr w:type="spellEnd"/>
+      <w:r>
+        <w:rPr>
+          <w:rFonts w:hint="eastAsia"/>
+          <w:sz w:val="22"/>
+          <w:szCs w:val="24"/>
+        </w:rPr>
+        <w:t xml:space="preserve">의 </w:t>
+      </w:r>
+      <w:proofErr w:type="gramStart"/>
+      <w:r>
+        <w:rPr>
+          <w:rFonts w:hint="eastAsia"/>
+          <w:sz w:val="22"/>
+          <w:szCs w:val="24"/>
+        </w:rPr>
+        <w:t>std::</w:t>
+      </w:r>
+      <w:proofErr w:type="gramEnd"/>
+      <w:r>
+        <w:rPr>
+          <w:rFonts w:hint="eastAsia"/>
+          <w:sz w:val="22"/>
+          <w:szCs w:val="24"/>
+        </w:rPr>
+        <w:t xml:space="preserve">vector&lt;BYTE&gt;타입의 멤버에 </w:t>
       </w:r>
       <w:r>
         <w:rPr>
@@ -1902,7 +2302,25 @@
           <w:sz w:val="22"/>
           <w:szCs w:val="24"/>
         </w:rPr>
-        <w:t xml:space="preserve">GFX에서 TextImage의 멤버들을 이용해 데이터를 </w:t>
+        <w:t xml:space="preserve">GFX에서 </w:t>
+      </w:r>
+      <w:proofErr w:type="spellStart"/>
+      <w:r>
+        <w:rPr>
+          <w:rFonts w:hint="eastAsia"/>
+          <w:sz w:val="22"/>
+          <w:szCs w:val="24"/>
+        </w:rPr>
+        <w:t>TextImage</w:t>
+      </w:r>
+      <w:proofErr w:type="spellEnd"/>
+      <w:r>
+        <w:rPr>
+          <w:rFonts w:hint="eastAsia"/>
+          <w:sz w:val="22"/>
+          <w:szCs w:val="24"/>
+        </w:rPr>
+        <w:t xml:space="preserve">의 멤버들을 이용해 데이터를 </w:t>
       </w:r>
       <w:r>
         <w:rPr>
@@ -1934,23 +2352,33 @@
           <w:sz w:val="22"/>
           <w:szCs w:val="24"/>
         </w:rPr>
-        <w:t xml:space="preserve">한 후 디폴트힙 </w:t>
-      </w:r>
-      <w:r>
-        <w:rPr>
-          <w:rFonts w:hint="eastAsia"/>
-          <w:sz w:val="22"/>
-          <w:szCs w:val="24"/>
-        </w:rPr>
-        <w:t>Texture</w:t>
-      </w:r>
-      <w:r>
-        <w:rPr>
-          <w:rFonts w:hint="eastAsia"/>
-          <w:sz w:val="22"/>
-          <w:szCs w:val="24"/>
-        </w:rPr>
-        <w:t xml:space="preserve">로 </w:t>
+        <w:t xml:space="preserve">한 후 </w:t>
+      </w:r>
+      <w:proofErr w:type="spellStart"/>
+      <w:r>
+        <w:rPr>
+          <w:rFonts w:hint="eastAsia"/>
+          <w:sz w:val="22"/>
+          <w:szCs w:val="24"/>
+        </w:rPr>
+        <w:t>디폴트힙</w:t>
+      </w:r>
+      <w:proofErr w:type="spellEnd"/>
+      <w:r>
+        <w:rPr>
+          <w:rFonts w:hint="eastAsia"/>
+          <w:sz w:val="22"/>
+          <w:szCs w:val="24"/>
+        </w:rPr>
+        <w:t xml:space="preserve"> </w:t>
+      </w:r>
+      <w:r>
+        <w:rPr>
+          <w:rFonts w:hint="eastAsia"/>
+          <w:sz w:val="22"/>
+          <w:szCs w:val="24"/>
+        </w:rPr>
+        <w:t xml:space="preserve">Texture로 </w:t>
       </w:r>
       <w:r>
         <w:rPr>
@@ -2031,7 +2459,15 @@
         <w:jc w:val="left"/>
       </w:pPr>
       <w:r>
-        <w:t>Room이 GameSession 자체가 아닌 세션의 ID에 대응되는 오브젝트만을 소유</w:t>
+        <w:t xml:space="preserve">Room이 </w:t>
+      </w:r>
+      <w:proofErr w:type="spellStart"/>
+      <w:r>
+        <w:t>GameSession</w:t>
+      </w:r>
+      <w:proofErr w:type="spellEnd"/>
+      <w:r>
+        <w:t xml:space="preserve"> 자체가 아닌 세션의 ID에 대응되는 오브젝트만을 소유</w:t>
       </w:r>
     </w:p>
     <w:p>
@@ -2045,7 +2481,15 @@
         <w:jc w:val="left"/>
       </w:pPr>
       <w:r>
-        <w:t>기존 구조에서는 room이 각 GameSession 객체를 직접 보유하고 있어, 클라이언트의 상태 변화나</w:t>
+        <w:t xml:space="preserve">기존 구조에서는 room이 각 </w:t>
+      </w:r>
+      <w:proofErr w:type="spellStart"/>
+      <w:r>
+        <w:t>GameSession</w:t>
+      </w:r>
+      <w:proofErr w:type="spellEnd"/>
+      <w:r>
+        <w:t xml:space="preserve"> 객체를 직접 보유하고 있어, 클라이언트의 상태 변화나</w:t>
       </w:r>
       <w:r>
         <w:rPr>
@@ -2108,8 +2552,13 @@
         </w:rPr>
         <w:br/>
       </w:r>
-      <w:r>
-        <w:t>GameSessionManager에 조회를 요청하고, 그 세션에 대응되는 클라이언트로</w:t>
+      <w:proofErr w:type="spellStart"/>
+      <w:r>
+        <w:t>GameSessionManager</w:t>
+      </w:r>
+      <w:proofErr w:type="spellEnd"/>
+      <w:r>
+        <w:t>에 조회를 요청하고, 그 세션에 대응되는 클라이언트로</w:t>
       </w:r>
       <w:r>
         <w:rPr>
@@ -2317,8 +2766,16 @@
         <w:rPr>
           <w:rFonts w:hint="eastAsia"/>
         </w:rPr>
-        <w:t>클라이언트에서 계산되는 yaw 값은 절대 죄표계의 yaw가 아닌 마우스 이동략으로부터</w:t>
-      </w:r>
+        <w:t xml:space="preserve">클라이언트에서 계산되는 yaw 값은 절대 죄표계의 yaw가 아닌 마우스 </w:t>
+      </w:r>
+      <w:proofErr w:type="spellStart"/>
+      <w:r>
+        <w:rPr>
+          <w:rFonts w:hint="eastAsia"/>
+        </w:rPr>
+        <w:t>이동략으로부터</w:t>
+      </w:r>
+      <w:proofErr w:type="spellEnd"/>
       <w:r>
         <w:rPr>
           <w:rFonts w:hint="eastAsia"/>
@@ -2400,7 +2857,21 @@
         <w:rPr>
           <w:rFonts w:hint="eastAsia"/>
         </w:rPr>
-        <w:t>서버는 클라이언트가 보낸 forward 벡터를 기반으로 std::atan2 함수를 이용해</w:t>
+        <w:t xml:space="preserve">서버는 클라이언트가 보낸 forward 벡터를 기반으로 </w:t>
+      </w:r>
+      <w:proofErr w:type="gramStart"/>
+      <w:r>
+        <w:rPr>
+          <w:rFonts w:hint="eastAsia"/>
+        </w:rPr>
+        <w:t>std::</w:t>
+      </w:r>
+      <w:proofErr w:type="gramEnd"/>
+      <w:r>
+        <w:rPr>
+          <w:rFonts w:hint="eastAsia"/>
+        </w:rPr>
+        <w:t>atan2 함수를 이용해</w:t>
       </w:r>
       <w:r>
         <w:rPr>
@@ -2414,7 +2885,51 @@
           <w:rFonts w:hint="eastAsia"/>
         </w:rPr>
         <w:br/>
-        <w:t xml:space="preserve">                float yaw = std::atan2(forward.x. forward.z);</w:t>
+        <w:t xml:space="preserve">                float yaw = </w:t>
+      </w:r>
+      <w:proofErr w:type="gramStart"/>
+      <w:r>
+        <w:rPr>
+          <w:rFonts w:hint="eastAsia"/>
+        </w:rPr>
+        <w:t>std::</w:t>
+      </w:r>
+      <w:proofErr w:type="gramEnd"/>
+      <w:r>
+        <w:rPr>
+          <w:rFonts w:hint="eastAsia"/>
+        </w:rPr>
+        <w:t>atan2(</w:t>
+      </w:r>
+      <w:proofErr w:type="spellStart"/>
+      <w:r>
+        <w:rPr>
+          <w:rFonts w:hint="eastAsia"/>
+        </w:rPr>
+        <w:t>forward.x</w:t>
+      </w:r>
+      <w:proofErr w:type="spellEnd"/>
+      <w:r>
+        <w:rPr>
+          <w:rFonts w:hint="eastAsia"/>
+        </w:rPr>
+        <w:t xml:space="preserve">. </w:t>
+      </w:r>
+      <w:proofErr w:type="spellStart"/>
+      <w:proofErr w:type="gramStart"/>
+      <w:r>
+        <w:rPr>
+          <w:rFonts w:hint="eastAsia"/>
+        </w:rPr>
+        <w:t>forward.z</w:t>
+      </w:r>
+      <w:proofErr w:type="spellEnd"/>
+      <w:proofErr w:type="gramEnd"/>
+      <w:r>
+        <w:rPr>
+          <w:rFonts w:hint="eastAsia"/>
+        </w:rPr>
+        <w:t>);</w:t>
       </w:r>
     </w:p>
     <w:p>
@@ -2431,7 +2946,21 @@
         <w:rPr>
           <w:rFonts w:hint="eastAsia"/>
         </w:rPr>
-        <w:t>이렇게 얻은 yaw 값은 절대 회전값이므로 서버에서 해당 세션에 대응되는 플레이어 오브젝트의</w:t>
+        <w:t xml:space="preserve">이렇게 얻은 yaw 값은 절대 </w:t>
+      </w:r>
+      <w:proofErr w:type="spellStart"/>
+      <w:r>
+        <w:rPr>
+          <w:rFonts w:hint="eastAsia"/>
+        </w:rPr>
+        <w:t>회전값이므로</w:t>
+      </w:r>
+      <w:proofErr w:type="spellEnd"/>
+      <w:r>
+        <w:rPr>
+          <w:rFonts w:hint="eastAsia"/>
+        </w:rPr>
+        <w:t xml:space="preserve"> 서버에서 해당 세션에 대응되는 플레이어 오브젝트의</w:t>
       </w:r>
       <w:r>
         <w:rPr>
@@ -2530,6 +3059,29 @@
               <w:t>1. 물리 시뮬레이션 연산이 매우 비싸다.</w:t>
             </w:r>
           </w:p>
+          <w:p>
+            <w:pPr>
+              <w:jc w:val="left"/>
+              <w:rPr>
+                <w:rFonts w:hint="eastAsia"/>
+              </w:rPr>
+            </w:pPr>
+            <w:r>
+              <w:rPr>
+                <w:rFonts w:hint="eastAsia"/>
+              </w:rPr>
+              <w:t>2. 총구 섬광의 위치가 살짝</w:t>
+            </w:r>
+            <w:r>
+              <w:br/>
+            </w:r>
+            <w:r>
+              <w:rPr>
+                <w:rFonts w:hint="eastAsia"/>
+              </w:rPr>
+              <w:t>부자연스럽다.</w:t>
+            </w:r>
+          </w:p>
         </w:tc>
         <w:tc>
           <w:tcPr>
@@ -2567,7 +3119,21 @@
               <w:rPr>
                 <w:rFonts w:hint="eastAsia"/>
               </w:rPr>
-              <w:t>1. 의미있는 broad-phase를 구성하여 실제 충돌 검사 횟수를</w:t>
+              <w:t xml:space="preserve">1. </w:t>
+            </w:r>
+            <w:proofErr w:type="spellStart"/>
+            <w:r>
+              <w:rPr>
+                <w:rFonts w:hint="eastAsia"/>
+              </w:rPr>
+              <w:t>의미있는</w:t>
+            </w:r>
+            <w:proofErr w:type="spellEnd"/>
+            <w:r>
+              <w:rPr>
+                <w:rFonts w:hint="eastAsia"/>
+              </w:rPr>
+              <w:t xml:space="preserve"> broad-phase를 구성하여 실제 충돌 검사 횟수를</w:t>
             </w:r>
             <w:r>
               <w:br/>
@@ -2577,6 +3143,79 @@
                 <w:rFonts w:hint="eastAsia"/>
               </w:rPr>
               <w:t>줄인다.</w:t>
+            </w:r>
+          </w:p>
+          <w:p>
+            <w:pPr>
+              <w:jc w:val="left"/>
+              <w:rPr>
+                <w:rFonts w:hint="eastAsia"/>
+              </w:rPr>
+            </w:pPr>
+            <w:r>
+              <w:rPr>
+                <w:rFonts w:hint="eastAsia"/>
+              </w:rPr>
+              <w:t>2. Idle 애니메이션에서 사격 시</w:t>
+            </w:r>
+            <w:r>
+              <w:br/>
+            </w:r>
+            <w:r>
+              <w:rPr>
+                <w:rFonts w:hint="eastAsia"/>
+              </w:rPr>
+              <w:t>먼저 캐릭터가 조준을 하도록 구현하고 총구 섬광이 지연되어</w:t>
+            </w:r>
+            <w:r>
+              <w:br/>
+            </w:r>
+            <w:r>
+              <w:rPr>
+                <w:rFonts w:hint="eastAsia"/>
+              </w:rPr>
+              <w:t>나타나도록 한다.</w:t>
+            </w:r>
+            <w:r>
+              <w:br/>
+            </w:r>
+            <w:r>
+              <w:rPr>
+                <w:rFonts w:hint="eastAsia"/>
+              </w:rPr>
+              <w:t xml:space="preserve">또, </w:t>
+            </w:r>
+            <w:proofErr w:type="spellStart"/>
+            <w:r>
+              <w:rPr>
+                <w:rFonts w:hint="eastAsia"/>
+              </w:rPr>
+              <w:t>애니메이션된</w:t>
+            </w:r>
+            <w:proofErr w:type="spellEnd"/>
+            <w:r>
+              <w:rPr>
+                <w:rFonts w:hint="eastAsia"/>
+              </w:rPr>
+              <w:t xml:space="preserve"> 총구의 위치를</w:t>
+            </w:r>
+            <w:r>
+              <w:br/>
+            </w:r>
+            <w:r>
+              <w:rPr>
+                <w:rFonts w:hint="eastAsia"/>
+              </w:rPr>
+              <w:t>얻어 그에 대한 오프셋을 두고</w:t>
+            </w:r>
+            <w:r>
+              <w:br/>
+            </w:r>
+            <w:r>
+              <w:rPr>
+                <w:rFonts w:hint="eastAsia"/>
+              </w:rPr>
+              <w:t>총구 섬광을 재생하도록 한다.</w:t>
             </w:r>
           </w:p>
         </w:tc>
@@ -2775,25 +3414,53 @@
                 <w:bCs/>
                 <w:szCs w:val="20"/>
               </w:rPr>
-              <w:t>장명운: 플레이어 손에 총 달기, Cascaded Shadow Mapping, 게임 컨텐츠 구현</w:t>
-            </w:r>
-          </w:p>
-          <w:p>
-            <w:pPr>
-              <w:rPr>
+              <w:t xml:space="preserve">장명운: </w:t>
+            </w:r>
+            <w:r>
+              <w:rPr>
+                <w:rFonts w:hint="eastAsia"/>
                 <w:b/>
                 <w:bCs/>
                 <w:szCs w:val="20"/>
               </w:rPr>
-            </w:pPr>
-            <w:r>
-              <w:rPr>
-                <w:rFonts w:hint="eastAsia"/>
+              <w:t>게임 컨텐츠 구현</w:t>
+            </w:r>
+            <w:r>
+              <w:rPr>
                 <w:b/>
                 <w:bCs/>
                 <w:szCs w:val="20"/>
               </w:rPr>
-              <w:t>이종진: 레벨디자인, 스프라이트 이펙트 구현</w:t>
+              <w:br/>
+            </w:r>
+            <w:r>
+              <w:rPr>
+                <w:rFonts w:hint="eastAsia"/>
+                <w:b/>
+                <w:bCs/>
+                <w:szCs w:val="20"/>
+              </w:rPr>
+              <w:t xml:space="preserve">이종진: 레벨디자인, </w:t>
+            </w:r>
+            <w:proofErr w:type="spellStart"/>
+            <w:r>
+              <w:rPr>
+                <w:rFonts w:hint="eastAsia"/>
+                <w:b/>
+                <w:bCs/>
+                <w:szCs w:val="20"/>
+              </w:rPr>
+              <w:t>스프라이트</w:t>
+            </w:r>
+            <w:proofErr w:type="spellEnd"/>
+            <w:r>
+              <w:rPr>
+                <w:rFonts w:hint="eastAsia"/>
+                <w:b/>
+                <w:bCs/>
+                <w:szCs w:val="20"/>
+              </w:rPr>
+              <w:t xml:space="preserve"> 이펙트 구현</w:t>
             </w:r>
           </w:p>
         </w:tc>
@@ -3453,6 +4120,7 @@
   <w:style w:type="character" w:default="1" w:styleId="a0">
     <w:name w:val="Default Paragraph Font"/>
     <w:uiPriority w:val="1"/>
+    <w:semiHidden/>
     <w:unhideWhenUsed/>
   </w:style>
   <w:style w:type="table" w:default="1" w:styleId="a1">
@@ -3871,4 +4539,16 @@
   <a:objectDefaults/>
   <a:extraClrSchemeLst/>
 </a:theme>
+</file>
+
+<file path=customXml/item1.xml><?xml version="1.0" encoding="utf-8"?>
+<b:Sources xmlns:b="http://schemas.openxmlformats.org/officeDocument/2006/bibliography" xmlns="http://schemas.openxmlformats.org/officeDocument/2006/bibliography" SelectedStyle="\APASixthEditionOfficeOnline.xsl" StyleName="APA" Version="6"/>
+</file>
+
+<file path=customXml/itemProps1.xml><?xml version="1.0" encoding="utf-8"?>
+<ds:datastoreItem xmlns:ds="http://schemas.openxmlformats.org/officeDocument/2006/customXml" ds:itemID="{C970D72C-7138-48E6-889F-F88D5E28D861}">
+  <ds:schemaRefs>
+    <ds:schemaRef ds:uri="http://schemas.openxmlformats.org/officeDocument/2006/bibliography"/>
+  </ds:schemaRefs>
+</ds:datastoreItem>
 </file>
--- a/작업일지/졸업작품 작업일지 - 20+7주차.docx
+++ b/작업일지/졸업작품 작업일지 - 20+7주차.docx
@@ -1,6 +1,6 @@
 
 <file path=word/document.xml><?xml version="1.0" encoding="utf-8"?>
-<w:document xmlns:wpc="http://schemas.microsoft.com/office/word/2010/wordprocessingCanvas" xmlns:cx="http://schemas.microsoft.com/office/drawing/2014/chartex" xmlns:cx1="http://schemas.microsoft.com/office/drawing/2015/9/8/chartex" xmlns:cx2="http://schemas.microsoft.com/office/drawing/2015/10/21/chartex" xmlns:cx3="http://schemas.microsoft.com/office/drawing/2016/5/9/chartex" xmlns:cx4="http://schemas.microsoft.com/office/drawing/2016/5/10/chartex" xmlns:cx5="http://schemas.microsoft.com/office/drawing/2016/5/11/chartex" xmlns:cx6="http://schemas.microsoft.com/office/drawing/2016/5/12/chartex" xmlns:cx7="http://schemas.microsoft.com/office/drawing/2016/5/13/chartex" xmlns:cx8="http://schemas.microsoft.com/office/drawing/2016/5/14/chartex" xmlns:mc="http://schemas.openxmlformats.org/markup-compatibility/2006" xmlns:aink="http://schemas.microsoft.com/office/drawing/2016/ink" xmlns:am3d="http://schemas.microsoft.com/office/drawing/2017/model3d" xmlns:o="urn:schemas-microsoft-com:office:office" xmlns:oel="http://schemas.microsoft.com/office/2019/extlst" xmlns:r="http://schemas.openxmlformats.org/officeDocument/2006/relationships" xmlns:m="http://schemas.openxmlformats.org/officeDocument/2006/math" xmlns:v="urn:schemas-microsoft-com:vml" xmlns:wp14="http://schemas.microsoft.com/office/word/2010/wordprocessingDrawing" xmlns:wp="http://schemas.openxmlformats.org/drawingml/2006/wordprocessingDrawing" xmlns:w10="urn:schemas-microsoft-com:office:word" xmlns:w="http://schemas.openxmlformats.org/wordprocessingml/2006/main" xmlns:w14="http://schemas.microsoft.com/office/word/2010/wordml" xmlns:w15="http://schemas.microsoft.com/office/word/2012/wordml" xmlns:w16cex="http://schemas.microsoft.com/office/word/2018/wordml/cex" xmlns:w16cid="http://schemas.microsoft.com/office/word/2016/wordml/cid" xmlns:w16="http://schemas.microsoft.com/office/word/2018/wordml" xmlns:w16du="http://schemas.microsoft.com/office/word/2023/wordml/word16du" xmlns:w16sdtdh="http://schemas.microsoft.com/office/word/2020/wordml/sdtdatahash" xmlns:w16sdtfl="http://schemas.microsoft.com/office/word/2024/wordml/sdtformatlock" xmlns:w16se="http://schemas.microsoft.com/office/word/2015/wordml/symex" xmlns:wpg="http://schemas.microsoft.com/office/word/2010/wordprocessingGroup" xmlns:wpi="http://schemas.microsoft.com/office/word/2010/wordprocessingInk" xmlns:wne="http://schemas.microsoft.com/office/word/2006/wordml" xmlns:wps="http://schemas.microsoft.com/office/word/2010/wordprocessingShape" mc:Ignorable="w14 w15 w16se w16cid w16 w16cex w16sdtdh w16sdtfl w16du wp14">
+<w:document xmlns:wpc="http://schemas.microsoft.com/office/word/2010/wordprocessingCanvas" xmlns:mc="http://schemas.openxmlformats.org/markup-compatibility/2006" xmlns:o="urn:schemas-microsoft-com:office:office" xmlns:r="http://schemas.openxmlformats.org/officeDocument/2006/relationships" xmlns:m="http://schemas.openxmlformats.org/officeDocument/2006/math" xmlns:v="urn:schemas-microsoft-com:vml" xmlns:wp14="http://schemas.microsoft.com/office/word/2010/wordprocessingDrawing" xmlns:wp="http://schemas.openxmlformats.org/drawingml/2006/wordprocessingDrawing" xmlns:w10="urn:schemas-microsoft-com:office:word" xmlns:w="http://schemas.openxmlformats.org/wordprocessingml/2006/main" xmlns:w14="http://schemas.microsoft.com/office/word/2010/wordml" xmlns:w15="http://schemas.microsoft.com/office/word/2012/wordml" xmlns:wpg="http://schemas.microsoft.com/office/word/2010/wordprocessingGroup" xmlns:wpi="http://schemas.microsoft.com/office/word/2010/wordprocessingInk" xmlns:wne="http://schemas.microsoft.com/office/word/2006/wordml" xmlns:wps="http://schemas.microsoft.com/office/word/2010/wordprocessingShape">
   <w:body>
     <w:tbl>
       <w:tblPr>
@@ -19,7 +19,7 @@
       </w:tblGrid>
       <w:tr>
         <w:trPr>
-          <w:trHeight w:val="888"/>
+          <w:trHeight w:val="888" w:hRule="atLeast"/>
         </w:trPr>
         <w:tc>
           <w:tcPr>
@@ -35,7 +35,7 @@
             <w:pPr>
               <w:jc w:val="center"/>
               <w:rPr>
-                <w:u w:val="single"/>
+                <w:u w:val="single" w:color="auto"/>
               </w:rPr>
             </w:pPr>
             <w:r>
@@ -43,7 +43,7 @@
                 <w:rFonts w:hint="eastAsia"/>
                 <w:sz w:val="36"/>
                 <w:szCs w:val="40"/>
-                <w:u w:val="single"/>
+                <w:u w:val="single" w:color="auto"/>
               </w:rPr>
               <w:t>졸업작품 작업일지</w:t>
             </w:r>
@@ -179,7 +179,6 @@
                 <w:sz w:val="22"/>
               </w:rPr>
             </w:pPr>
-            <w:proofErr w:type="spellStart"/>
             <w:r>
               <w:rPr>
                 <w:rFonts w:hint="eastAsia"/>
@@ -188,7 +187,6 @@
               </w:rPr>
               <w:t>팀명</w:t>
             </w:r>
-            <w:proofErr w:type="spellEnd"/>
           </w:p>
         </w:tc>
         <w:tc>
@@ -225,7 +223,6 @@
                 <w:szCs w:val="18"/>
               </w:rPr>
             </w:pPr>
-            <w:proofErr w:type="gramStart"/>
             <w:r>
               <w:rPr>
                 <w:rFonts w:hint="eastAsia"/>
@@ -236,7 +233,6 @@
               </w:rPr>
               <w:t>( Outlander</w:t>
             </w:r>
-            <w:proofErr w:type="gramEnd"/>
             <w:r>
               <w:rPr>
                 <w:rFonts w:hint="eastAsia"/>
@@ -252,7 +248,7 @@
       </w:tr>
       <w:tr>
         <w:trPr>
-          <w:trHeight w:val="648"/>
+          <w:trHeight w:val="648" w:hRule="atLeast"/>
         </w:trPr>
         <w:tc>
           <w:tcPr>
@@ -403,7 +399,7 @@
       </w:tr>
       <w:tr>
         <w:trPr>
-          <w:trHeight w:val="1266"/>
+          <w:trHeight w:val="1266" w:hRule="atLeast"/>
         </w:trPr>
         <w:tc>
           <w:tcPr>
@@ -561,12 +557,12 @@
     <w:p>
       <w:pPr>
         <w:pStyle w:val="a4"/>
+        <w:ind w:leftChars="0"/>
         <w:numPr>
           <w:ilvl w:val="0"/>
           <w:numId w:val="1"/>
         </w:numPr>
         <w:spacing w:after="0"/>
-        <w:ind w:leftChars="0"/>
         <w:rPr>
           <w:sz w:val="22"/>
           <w:szCs w:val="24"/>
@@ -584,12 +580,12 @@
     <w:p>
       <w:pPr>
         <w:pStyle w:val="a4"/>
+        <w:ind w:leftChars="0"/>
         <w:numPr>
           <w:ilvl w:val="1"/>
           <w:numId w:val="1"/>
         </w:numPr>
         <w:spacing w:after="0"/>
-        <w:ind w:leftChars="0"/>
         <w:rPr>
           <w:sz w:val="22"/>
           <w:szCs w:val="24"/>
@@ -607,12 +603,12 @@
     <w:p>
       <w:pPr>
         <w:pStyle w:val="a4"/>
+        <w:ind w:leftChars="0"/>
         <w:numPr>
           <w:ilvl w:val="2"/>
           <w:numId w:val="1"/>
         </w:numPr>
         <w:spacing w:after="0"/>
-        <w:ind w:leftChars="0"/>
         <w:rPr>
           <w:sz w:val="22"/>
           <w:szCs w:val="24"/>
@@ -626,7 +622,6 @@
         </w:rPr>
         <w:t xml:space="preserve">현재 </w:t>
       </w:r>
-      <w:proofErr w:type="spellStart"/>
       <w:r>
         <w:rPr>
           <w:rFonts w:hint="eastAsia"/>
@@ -635,7 +630,6 @@
         </w:rPr>
         <w:t>LeftHandSocket</w:t>
       </w:r>
-      <w:proofErr w:type="spellEnd"/>
       <w:r>
         <w:rPr>
           <w:rFonts w:hint="eastAsia"/>
@@ -644,7 +638,6 @@
         </w:rPr>
         <w:t xml:space="preserve">, </w:t>
       </w:r>
-      <w:proofErr w:type="spellStart"/>
       <w:r>
         <w:rPr>
           <w:rFonts w:hint="eastAsia"/>
@@ -653,7 +646,6 @@
         </w:rPr>
         <w:t>RightHandSocket</w:t>
       </w:r>
-      <w:proofErr w:type="spellEnd"/>
       <w:r>
         <w:rPr>
           <w:rFonts w:hint="eastAsia"/>
@@ -662,7 +654,6 @@
         </w:rPr>
         <w:t xml:space="preserve">을 </w:t>
       </w:r>
-      <w:proofErr w:type="spellStart"/>
       <w:r>
         <w:rPr>
           <w:rFonts w:hint="eastAsia"/>
@@ -671,17 +662,16 @@
         </w:rPr>
         <w:t>달아놓았음</w:t>
       </w:r>
-      <w:proofErr w:type="spellEnd"/>
     </w:p>
     <w:p>
       <w:pPr>
         <w:pStyle w:val="a4"/>
+        <w:ind w:leftChars="0"/>
         <w:numPr>
           <w:ilvl w:val="1"/>
           <w:numId w:val="1"/>
         </w:numPr>
         <w:spacing w:after="0"/>
-        <w:ind w:leftChars="0"/>
         <w:rPr>
           <w:sz w:val="22"/>
           <w:szCs w:val="24"/>
@@ -699,18 +689,17 @@
     <w:p>
       <w:pPr>
         <w:pStyle w:val="a4"/>
+        <w:ind w:leftChars="0"/>
         <w:numPr>
           <w:ilvl w:val="2"/>
           <w:numId w:val="1"/>
         </w:numPr>
         <w:spacing w:after="0"/>
-        <w:ind w:leftChars="0"/>
-        <w:rPr>
-          <w:sz w:val="22"/>
-          <w:szCs w:val="24"/>
-        </w:rPr>
-      </w:pPr>
-      <w:proofErr w:type="spellStart"/>
+        <w:rPr>
+          <w:sz w:val="22"/>
+          <w:szCs w:val="24"/>
+        </w:rPr>
+      </w:pPr>
       <w:r>
         <w:rPr>
           <w:rFonts w:hint="eastAsia"/>
@@ -719,7 +708,6 @@
         </w:rPr>
         <w:t>SocketType</w:t>
       </w:r>
-      <w:proofErr w:type="spellEnd"/>
       <w:r>
         <w:rPr>
           <w:rFonts w:hint="eastAsia"/>
@@ -728,7 +716,6 @@
         </w:rPr>
         <w:t xml:space="preserve"> </w:t>
       </w:r>
-      <w:proofErr w:type="spellStart"/>
       <w:r>
         <w:rPr>
           <w:rFonts w:hint="eastAsia"/>
@@ -737,7 +724,6 @@
         </w:rPr>
         <w:t>enum</w:t>
       </w:r>
-      <w:proofErr w:type="spellEnd"/>
       <w:r>
         <w:rPr>
           <w:rFonts w:hint="eastAsia"/>
@@ -750,12 +736,12 @@
     <w:p>
       <w:pPr>
         <w:pStyle w:val="a4"/>
+        <w:ind w:leftChars="0"/>
         <w:numPr>
           <w:ilvl w:val="2"/>
           <w:numId w:val="1"/>
         </w:numPr>
         <w:spacing w:after="0"/>
-        <w:ind w:leftChars="0"/>
         <w:rPr>
           <w:sz w:val="22"/>
           <w:szCs w:val="24"/>
@@ -769,7 +755,6 @@
         </w:rPr>
         <w:t xml:space="preserve">어차피 그렇게 많은 장비를 장착하진 않을 것이므로 </w:t>
       </w:r>
-      <w:proofErr w:type="gramStart"/>
       <w:r>
         <w:rPr>
           <w:rFonts w:hint="eastAsia"/>
@@ -778,7 +763,6 @@
         </w:rPr>
         <w:t>std::</w:t>
       </w:r>
-      <w:proofErr w:type="gramEnd"/>
       <w:r>
         <w:rPr>
           <w:rFonts w:hint="eastAsia"/>
@@ -806,12 +790,12 @@
     <w:p>
       <w:pPr>
         <w:pStyle w:val="a4"/>
+        <w:ind w:leftChars="0"/>
         <w:numPr>
           <w:ilvl w:val="2"/>
           <w:numId w:val="1"/>
         </w:numPr>
         <w:spacing w:after="0"/>
-        <w:ind w:leftChars="0"/>
         <w:rPr>
           <w:sz w:val="22"/>
           <w:szCs w:val="24"/>
@@ -825,7 +809,6 @@
         </w:rPr>
         <w:t>Skeleton에는 (</w:t>
       </w:r>
-      <w:proofErr w:type="spellStart"/>
       <w:r>
         <w:rPr>
           <w:rFonts w:hint="eastAsia"/>
@@ -834,7 +817,6 @@
         </w:rPr>
         <w:t>SocketType</w:t>
       </w:r>
-      <w:proofErr w:type="spellEnd"/>
       <w:r>
         <w:rPr>
           <w:rFonts w:hint="eastAsia"/>
@@ -843,7 +825,6 @@
         </w:rPr>
         <w:t xml:space="preserve">, </w:t>
       </w:r>
-      <w:proofErr w:type="spellStart"/>
       <w:r>
         <w:rPr>
           <w:rFonts w:hint="eastAsia"/>
@@ -852,7 +833,6 @@
         </w:rPr>
         <w:t>BoneIndex</w:t>
       </w:r>
-      <w:proofErr w:type="spellEnd"/>
       <w:r>
         <w:rPr>
           <w:rFonts w:hint="eastAsia"/>
@@ -861,7 +841,6 @@
         </w:rPr>
         <w:t>)</w:t>
       </w:r>
-      <w:proofErr w:type="spellStart"/>
       <w:r>
         <w:rPr>
           <w:rFonts w:hint="eastAsia"/>
@@ -870,7 +849,6 @@
         </w:rPr>
         <w:t>를</w:t>
       </w:r>
-      <w:proofErr w:type="spellEnd"/>
       <w:r>
         <w:rPr>
           <w:rFonts w:hint="eastAsia"/>
@@ -879,7 +857,6 @@
         </w:rPr>
         <w:t xml:space="preserve"> key-value 쌍으로 하는 </w:t>
       </w:r>
-      <w:proofErr w:type="gramStart"/>
       <w:r>
         <w:rPr>
           <w:rFonts w:hint="eastAsia"/>
@@ -888,7 +865,6 @@
         </w:rPr>
         <w:t>std::</w:t>
       </w:r>
-      <w:proofErr w:type="gramEnd"/>
       <w:r>
         <w:rPr>
           <w:rFonts w:hint="eastAsia"/>
@@ -927,7 +903,6 @@
         </w:rPr>
         <w:t xml:space="preserve">Skeleton에는 모든 소켓에 대해 어떤 본에 </w:t>
       </w:r>
-      <w:proofErr w:type="spellStart"/>
       <w:r>
         <w:rPr>
           <w:rFonts w:hint="eastAsia"/>
@@ -936,7 +911,6 @@
         </w:rPr>
         <w:t>매핑되는지</w:t>
       </w:r>
-      <w:proofErr w:type="spellEnd"/>
       <w:r>
         <w:rPr>
           <w:rFonts w:hint="eastAsia"/>
@@ -952,7 +926,6 @@
         </w:rPr>
         <w:br/>
       </w:r>
-      <w:proofErr w:type="gramStart"/>
       <w:r>
         <w:rPr>
           <w:rFonts w:hint="eastAsia"/>
@@ -961,7 +934,6 @@
         </w:rPr>
         <w:t>std::</w:t>
       </w:r>
-      <w:proofErr w:type="gramEnd"/>
       <w:r>
         <w:rPr>
           <w:rFonts w:hint="eastAsia"/>
@@ -970,7 +942,6 @@
         </w:rPr>
         <w:t xml:space="preserve">vector가 아닌 </w:t>
       </w:r>
-      <w:proofErr w:type="gramStart"/>
       <w:r>
         <w:rPr>
           <w:rFonts w:hint="eastAsia"/>
@@ -979,7 +950,6 @@
         </w:rPr>
         <w:t>std::</w:t>
       </w:r>
-      <w:proofErr w:type="gramEnd"/>
       <w:r>
         <w:rPr>
           <w:rFonts w:hint="eastAsia"/>
@@ -992,18 +962,17 @@
     <w:p>
       <w:pPr>
         <w:pStyle w:val="a4"/>
+        <w:ind w:leftChars="0"/>
         <w:numPr>
           <w:ilvl w:val="1"/>
           <w:numId w:val="1"/>
         </w:numPr>
         <w:spacing w:after="0"/>
-        <w:ind w:leftChars="0"/>
-        <w:rPr>
-          <w:sz w:val="22"/>
-          <w:szCs w:val="24"/>
-        </w:rPr>
-      </w:pPr>
-      <w:proofErr w:type="gramStart"/>
+        <w:rPr>
+          <w:sz w:val="22"/>
+          <w:szCs w:val="24"/>
+        </w:rPr>
+      </w:pPr>
       <w:r>
         <w:rPr>
           <w:rFonts w:hint="eastAsia"/>
@@ -1012,7 +981,6 @@
         </w:rPr>
         <w:t>Object::</w:t>
       </w:r>
-      <w:proofErr w:type="gramEnd"/>
       <w:r>
         <w:rPr>
           <w:rFonts w:hint="eastAsia"/>
@@ -1025,12 +993,12 @@
     <w:p>
       <w:pPr>
         <w:pStyle w:val="a4"/>
+        <w:ind w:leftChars="0"/>
         <w:numPr>
           <w:ilvl w:val="2"/>
           <w:numId w:val="1"/>
         </w:numPr>
         <w:spacing w:after="0"/>
-        <w:ind w:leftChars="0"/>
         <w:rPr>
           <w:sz w:val="22"/>
           <w:szCs w:val="24"/>
@@ -1063,12 +1031,12 @@
     <w:p>
       <w:pPr>
         <w:pStyle w:val="a4"/>
+        <w:ind w:leftChars="0"/>
         <w:numPr>
           <w:ilvl w:val="2"/>
           <w:numId w:val="1"/>
         </w:numPr>
         <w:spacing w:after="0"/>
-        <w:ind w:leftChars="0"/>
         <w:rPr>
           <w:sz w:val="22"/>
           <w:szCs w:val="24"/>
@@ -1086,12 +1054,12 @@
     <w:p>
       <w:pPr>
         <w:pStyle w:val="a4"/>
+        <w:ind w:leftChars="0"/>
         <w:numPr>
           <w:ilvl w:val="3"/>
           <w:numId w:val="1"/>
         </w:numPr>
         <w:spacing w:after="0"/>
-        <w:ind w:leftChars="0"/>
         <w:rPr>
           <w:sz w:val="22"/>
           <w:szCs w:val="24"/>
@@ -1139,12 +1107,12 @@
     <w:p>
       <w:pPr>
         <w:pStyle w:val="a4"/>
+        <w:ind w:leftChars="0"/>
         <w:numPr>
           <w:ilvl w:val="3"/>
           <w:numId w:val="1"/>
         </w:numPr>
         <w:spacing w:after="0"/>
-        <w:ind w:leftChars="0"/>
         <w:rPr>
           <w:sz w:val="22"/>
           <w:szCs w:val="24"/>
@@ -1222,12 +1190,12 @@
     <w:p>
       <w:pPr>
         <w:pStyle w:val="a4"/>
+        <w:ind w:leftChars="0"/>
         <w:numPr>
           <w:ilvl w:val="3"/>
           <w:numId w:val="1"/>
         </w:numPr>
         <w:spacing w:after="0"/>
-        <w:ind w:leftChars="0"/>
         <w:rPr>
           <w:sz w:val="22"/>
           <w:szCs w:val="24"/>
@@ -1263,7 +1231,6 @@
         </w:rPr>
         <w:t xml:space="preserve"> </w:t>
       </w:r>
-      <w:proofErr w:type="spellStart"/>
       <w:r>
         <w:rPr>
           <w:rFonts w:hint="eastAsia"/>
@@ -1272,7 +1239,6 @@
         </w:rPr>
         <w:t>애니메이션된</w:t>
       </w:r>
-      <w:proofErr w:type="spellEnd"/>
       <w:r>
         <w:rPr>
           <w:sz w:val="22"/>
@@ -1307,12 +1273,12 @@
     <w:p>
       <w:pPr>
         <w:pStyle w:val="a4"/>
+        <w:ind w:leftChars="0"/>
         <w:numPr>
           <w:ilvl w:val="3"/>
           <w:numId w:val="1"/>
         </w:numPr>
         <w:spacing w:after="0"/>
-        <w:ind w:leftChars="0"/>
         <w:rPr>
           <w:sz w:val="22"/>
           <w:szCs w:val="24"/>
@@ -1459,12 +1425,12 @@
     <w:p>
       <w:pPr>
         <w:pStyle w:val="a4"/>
+        <w:ind w:leftChars="0"/>
         <w:numPr>
           <w:ilvl w:val="0"/>
           <w:numId w:val="1"/>
         </w:numPr>
         <w:spacing w:after="0"/>
-        <w:ind w:leftChars="0"/>
         <w:rPr>
           <w:sz w:val="22"/>
           <w:szCs w:val="24"/>
@@ -1482,18 +1448,17 @@
     <w:p>
       <w:pPr>
         <w:pStyle w:val="a4"/>
+        <w:ind w:leftChars="0"/>
         <w:numPr>
           <w:ilvl w:val="1"/>
           <w:numId w:val="1"/>
         </w:numPr>
         <w:spacing w:after="0"/>
-        <w:ind w:leftChars="0"/>
-        <w:rPr>
-          <w:sz w:val="22"/>
-          <w:szCs w:val="24"/>
-        </w:rPr>
-      </w:pPr>
-      <w:proofErr w:type="spellStart"/>
+        <w:rPr>
+          <w:sz w:val="22"/>
+          <w:szCs w:val="24"/>
+        </w:rPr>
+      </w:pPr>
       <w:r>
         <w:rPr>
           <w:rFonts w:hint="eastAsia"/>
@@ -1502,7 +1467,6 @@
         </w:rPr>
         <w:t>스프라이트를</w:t>
       </w:r>
-      <w:proofErr w:type="spellEnd"/>
       <w:r>
         <w:rPr>
           <w:rFonts w:hint="eastAsia"/>
@@ -1511,7 +1475,6 @@
         </w:rPr>
         <w:t xml:space="preserve"> 랜덤으로 건너뛰며 재생하여 동일한 </w:t>
       </w:r>
-      <w:proofErr w:type="spellStart"/>
       <w:r>
         <w:rPr>
           <w:rFonts w:hint="eastAsia"/>
@@ -1520,7 +1483,6 @@
         </w:rPr>
         <w:t>스프라이트</w:t>
       </w:r>
-      <w:proofErr w:type="spellEnd"/>
       <w:r>
         <w:rPr>
           <w:rFonts w:hint="eastAsia"/>
@@ -1544,7 +1506,6 @@
         </w:rPr>
         <w:t xml:space="preserve">반복되는 느낌을 줄여주는 </w:t>
       </w:r>
-      <w:proofErr w:type="spellStart"/>
       <w:r>
         <w:rPr>
           <w:rFonts w:hint="eastAsia"/>
@@ -1553,7 +1514,6 @@
         </w:rPr>
         <w:t>RandomAdvance</w:t>
       </w:r>
-      <w:proofErr w:type="spellEnd"/>
       <w:r>
         <w:rPr>
           <w:rFonts w:hint="eastAsia"/>
@@ -1566,12 +1526,12 @@
     <w:p>
       <w:pPr>
         <w:pStyle w:val="a4"/>
+        <w:ind w:leftChars="0"/>
         <w:numPr>
           <w:ilvl w:val="2"/>
           <w:numId w:val="1"/>
         </w:numPr>
         <w:spacing w:after="0"/>
-        <w:ind w:leftChars="0"/>
         <w:rPr>
           <w:sz w:val="22"/>
           <w:szCs w:val="24"/>
@@ -1589,12 +1549,12 @@
     <w:p>
       <w:pPr>
         <w:pStyle w:val="a4"/>
+        <w:ind w:leftChars="0"/>
         <w:numPr>
           <w:ilvl w:val="2"/>
           <w:numId w:val="1"/>
         </w:numPr>
         <w:spacing w:after="0"/>
-        <w:ind w:leftChars="0"/>
         <w:rPr>
           <w:sz w:val="22"/>
           <w:szCs w:val="24"/>
@@ -1608,7 +1568,6 @@
         </w:rPr>
         <w:t xml:space="preserve">총 프레임 수 * 프레임 당 </w:t>
       </w:r>
-      <w:proofErr w:type="gramStart"/>
       <w:r>
         <w:rPr>
           <w:rFonts w:hint="eastAsia"/>
@@ -1617,7 +1576,6 @@
         </w:rPr>
         <w:t>시간 /</w:t>
       </w:r>
-      <w:proofErr w:type="gramEnd"/>
       <w:r>
         <w:rPr>
           <w:rFonts w:hint="eastAsia"/>
@@ -1645,12 +1603,12 @@
     <w:p>
       <w:pPr>
         <w:pStyle w:val="a4"/>
+        <w:ind w:leftChars="0"/>
         <w:numPr>
           <w:ilvl w:val="1"/>
           <w:numId w:val="1"/>
         </w:numPr>
         <w:spacing w:after="0"/>
-        <w:ind w:leftChars="0"/>
         <w:rPr>
           <w:sz w:val="22"/>
           <w:szCs w:val="24"/>
@@ -1678,19 +1636,18 @@
           <w:sz w:val="28"/>
           <w:szCs w:val="32"/>
         </w:rPr>
-        <w:lastRenderedPageBreak/>
         <w:t xml:space="preserve">이종진: </w:t>
       </w:r>
     </w:p>
     <w:p>
       <w:pPr>
         <w:pStyle w:val="a4"/>
+        <w:ind w:leftChars="0"/>
         <w:numPr>
           <w:ilvl w:val="0"/>
           <w:numId w:val="2"/>
         </w:numPr>
         <w:spacing w:after="0"/>
-        <w:ind w:leftChars="0"/>
         <w:rPr>
           <w:sz w:val="22"/>
           <w:szCs w:val="24"/>
@@ -1708,12 +1665,12 @@
     <w:p>
       <w:pPr>
         <w:pStyle w:val="a4"/>
+        <w:ind w:leftChars="0"/>
         <w:numPr>
           <w:ilvl w:val="1"/>
           <w:numId w:val="2"/>
         </w:numPr>
         <w:spacing w:after="0"/>
-        <w:ind w:leftChars="0"/>
         <w:rPr>
           <w:sz w:val="22"/>
           <w:szCs w:val="24"/>
@@ -1731,12 +1688,12 @@
     <w:p>
       <w:pPr>
         <w:pStyle w:val="a4"/>
+        <w:ind w:leftChars="0"/>
         <w:numPr>
           <w:ilvl w:val="1"/>
           <w:numId w:val="2"/>
         </w:numPr>
         <w:spacing w:after="0"/>
-        <w:ind w:leftChars="0"/>
         <w:rPr>
           <w:sz w:val="22"/>
           <w:szCs w:val="24"/>
@@ -1766,8 +1723,6 @@
         </w:rPr>
         <w:t xml:space="preserve">Texture리소스를 </w:t>
       </w:r>
-      <w:proofErr w:type="spellStart"/>
-      <w:proofErr w:type="gramStart"/>
       <w:r>
         <w:rPr>
           <w:rFonts w:hint="eastAsia"/>
@@ -1776,8 +1731,6 @@
         </w:rPr>
         <w:t>들고있는</w:t>
       </w:r>
-      <w:proofErr w:type="spellEnd"/>
-      <w:proofErr w:type="gramEnd"/>
       <w:r>
         <w:rPr>
           <w:rFonts w:hint="eastAsia"/>
@@ -1786,7 +1739,6 @@
         </w:rPr>
         <w:t xml:space="preserve"> </w:t>
       </w:r>
-      <w:proofErr w:type="spellStart"/>
       <w:r>
         <w:rPr>
           <w:rFonts w:hint="eastAsia"/>
@@ -1795,7 +1747,6 @@
         </w:rPr>
         <w:t>TextImage</w:t>
       </w:r>
-      <w:proofErr w:type="spellEnd"/>
       <w:r>
         <w:rPr>
           <w:rFonts w:hint="eastAsia"/>
@@ -1804,7 +1755,6 @@
         </w:rPr>
         <w:t xml:space="preserve"> 구조체, 글꼴 오브젝트가 될 </w:t>
       </w:r>
-      <w:proofErr w:type="spellStart"/>
       <w:r>
         <w:rPr>
           <w:rFonts w:hint="eastAsia"/>
@@ -1813,7 +1763,6 @@
         </w:rPr>
         <w:t>FontHandle</w:t>
       </w:r>
-      <w:proofErr w:type="spellEnd"/>
       <w:r>
         <w:rPr>
           <w:rFonts w:hint="eastAsia"/>
@@ -1826,12 +1775,12 @@
     <w:p>
       <w:pPr>
         <w:pStyle w:val="a4"/>
+        <w:ind w:leftChars="0"/>
         <w:numPr>
           <w:ilvl w:val="1"/>
           <w:numId w:val="2"/>
         </w:numPr>
         <w:spacing w:after="0"/>
-        <w:ind w:leftChars="0"/>
         <w:rPr>
           <w:sz w:val="22"/>
           <w:szCs w:val="24"/>
@@ -1861,7 +1810,6 @@
         </w:rPr>
         <w:t xml:space="preserve">에 그리기 위해서 Direct2D와 </w:t>
       </w:r>
-      <w:proofErr w:type="spellStart"/>
       <w:r>
         <w:rPr>
           <w:rFonts w:hint="eastAsia"/>
@@ -1870,7 +1818,6 @@
         </w:rPr>
         <w:t>DirectWrite</w:t>
       </w:r>
-      <w:proofErr w:type="spellEnd"/>
       <w:r>
         <w:rPr>
           <w:rFonts w:hint="eastAsia"/>
@@ -1883,12 +1830,12 @@
     <w:p>
       <w:pPr>
         <w:pStyle w:val="a4"/>
+        <w:ind w:leftChars="0"/>
         <w:numPr>
           <w:ilvl w:val="1"/>
           <w:numId w:val="2"/>
         </w:numPr>
         <w:spacing w:after="0"/>
-        <w:ind w:leftChars="0"/>
         <w:rPr>
           <w:sz w:val="22"/>
           <w:szCs w:val="24"/>
@@ -1965,7 +1912,6 @@
         </w:rPr>
         <w:t xml:space="preserve">1. </w:t>
       </w:r>
-      <w:proofErr w:type="spellStart"/>
       <w:r>
         <w:rPr>
           <w:rFonts w:hint="eastAsia"/>
@@ -1974,7 +1920,6 @@
         </w:rPr>
         <w:t>RenderTarget</w:t>
       </w:r>
-      <w:proofErr w:type="spellEnd"/>
       <w:r>
         <w:rPr>
           <w:rFonts w:hint="eastAsia"/>
@@ -1983,7 +1928,6 @@
         </w:rPr>
         <w:t>이 될 Bitmap 객체-</w:t>
       </w:r>
-      <w:proofErr w:type="spellStart"/>
       <w:r>
         <w:rPr>
           <w:rFonts w:hint="eastAsia"/>
@@ -1992,7 +1936,6 @@
         </w:rPr>
         <w:t>TargetBitmap</w:t>
       </w:r>
-      <w:proofErr w:type="spellEnd"/>
       <w:r>
         <w:rPr>
           <w:rFonts w:hint="eastAsia"/>
@@ -2001,7 +1944,6 @@
         </w:rPr>
         <w:t>과 CPU에서 Read가능한 Bitmap 객체-</w:t>
       </w:r>
-      <w:proofErr w:type="spellStart"/>
       <w:r>
         <w:rPr>
           <w:rFonts w:hint="eastAsia"/>
@@ -2010,7 +1952,6 @@
         </w:rPr>
         <w:t>ReadBitmap</w:t>
       </w:r>
-      <w:proofErr w:type="spellEnd"/>
       <w:r>
         <w:rPr>
           <w:rFonts w:hint="eastAsia"/>
@@ -2042,7 +1983,6 @@
         </w:rPr>
         <w:t>글꼴(</w:t>
       </w:r>
-      <w:proofErr w:type="spellStart"/>
       <w:r>
         <w:rPr>
           <w:sz w:val="22"/>
@@ -2050,7 +1990,6 @@
         </w:rPr>
         <w:t>IDWriteTextFormat</w:t>
       </w:r>
-      <w:proofErr w:type="spellEnd"/>
       <w:r>
         <w:rPr>
           <w:rFonts w:hint="eastAsia"/>
@@ -2059,7 +1998,6 @@
         </w:rPr>
         <w:t xml:space="preserve">)객체와 렌더링할 문자열을 가지고 </w:t>
       </w:r>
-      <w:proofErr w:type="spellStart"/>
       <w:r>
         <w:rPr>
           <w:rFonts w:hint="eastAsia"/>
@@ -2068,7 +2006,6 @@
         </w:rPr>
         <w:t>TextLayout</w:t>
       </w:r>
-      <w:proofErr w:type="spellEnd"/>
       <w:r>
         <w:rPr>
           <w:rFonts w:hint="eastAsia"/>
@@ -2077,7 +2014,6 @@
         </w:rPr>
         <w:t xml:space="preserve">을 만들고 </w:t>
       </w:r>
-      <w:proofErr w:type="spellStart"/>
       <w:r>
         <w:rPr>
           <w:rFonts w:hint="eastAsia"/>
@@ -2086,7 +2022,6 @@
         </w:rPr>
         <w:t>TargetBitmap</w:t>
       </w:r>
-      <w:proofErr w:type="spellEnd"/>
       <w:r>
         <w:rPr>
           <w:rFonts w:hint="eastAsia"/>
@@ -2095,7 +2030,6 @@
         </w:rPr>
         <w:t>에 d2</w:t>
       </w:r>
-      <w:proofErr w:type="gramStart"/>
       <w:r>
         <w:rPr>
           <w:rFonts w:hint="eastAsia"/>
@@ -2104,7 +2038,6 @@
         </w:rPr>
         <w:t>dDeviceContext::</w:t>
       </w:r>
-      <w:proofErr w:type="gramEnd"/>
       <w:r>
         <w:rPr>
           <w:rFonts w:hint="eastAsia"/>
@@ -2136,7 +2069,6 @@
         </w:rPr>
         <w:t xml:space="preserve">3. </w:t>
       </w:r>
-      <w:proofErr w:type="spellStart"/>
       <w:r>
         <w:rPr>
           <w:rFonts w:hint="eastAsia"/>
@@ -2145,7 +2077,6 @@
         </w:rPr>
         <w:t>TargetBitmap</w:t>
       </w:r>
-      <w:proofErr w:type="spellEnd"/>
       <w:r>
         <w:rPr>
           <w:rFonts w:hint="eastAsia"/>
@@ -2154,7 +2085,6 @@
         </w:rPr>
         <w:t xml:space="preserve">에서 </w:t>
       </w:r>
-      <w:proofErr w:type="spellStart"/>
       <w:r>
         <w:rPr>
           <w:rFonts w:hint="eastAsia"/>
@@ -2163,7 +2093,6 @@
         </w:rPr>
         <w:t>ReadBitmap</w:t>
       </w:r>
-      <w:proofErr w:type="spellEnd"/>
       <w:r>
         <w:rPr>
           <w:rFonts w:hint="eastAsia"/>
@@ -2203,7 +2132,6 @@
         </w:rPr>
         <w:t xml:space="preserve"> </w:t>
       </w:r>
-      <w:proofErr w:type="spellStart"/>
       <w:r>
         <w:rPr>
           <w:rFonts w:hint="eastAsia"/>
@@ -2212,7 +2140,6 @@
         </w:rPr>
         <w:t>ReadBitmap</w:t>
       </w:r>
-      <w:proofErr w:type="spellEnd"/>
       <w:r>
         <w:rPr>
           <w:rFonts w:hint="eastAsia"/>
@@ -2221,7 +2148,6 @@
         </w:rPr>
         <w:t xml:space="preserve"> 객체를 Map()을 해서 </w:t>
       </w:r>
-      <w:proofErr w:type="spellStart"/>
       <w:r>
         <w:rPr>
           <w:rFonts w:hint="eastAsia"/>
@@ -2230,7 +2156,6 @@
         </w:rPr>
         <w:t>TextImage</w:t>
       </w:r>
-      <w:proofErr w:type="spellEnd"/>
       <w:r>
         <w:rPr>
           <w:rFonts w:hint="eastAsia"/>
@@ -2239,7 +2164,6 @@
         </w:rPr>
         <w:t xml:space="preserve">의 </w:t>
       </w:r>
-      <w:proofErr w:type="gramStart"/>
       <w:r>
         <w:rPr>
           <w:rFonts w:hint="eastAsia"/>
@@ -2248,7 +2172,6 @@
         </w:rPr>
         <w:t>std::</w:t>
       </w:r>
-      <w:proofErr w:type="gramEnd"/>
       <w:r>
         <w:rPr>
           <w:rFonts w:hint="eastAsia"/>
@@ -2304,7 +2227,6 @@
         </w:rPr>
         <w:t xml:space="preserve">GFX에서 </w:t>
       </w:r>
-      <w:proofErr w:type="spellStart"/>
       <w:r>
         <w:rPr>
           <w:rFonts w:hint="eastAsia"/>
@@ -2313,7 +2235,6 @@
         </w:rPr>
         <w:t>TextImage</w:t>
       </w:r>
-      <w:proofErr w:type="spellEnd"/>
       <w:r>
         <w:rPr>
           <w:rFonts w:hint="eastAsia"/>
@@ -2354,7 +2275,6 @@
         </w:rPr>
         <w:t xml:space="preserve">한 후 </w:t>
       </w:r>
-      <w:proofErr w:type="spellStart"/>
       <w:r>
         <w:rPr>
           <w:rFonts w:hint="eastAsia"/>
@@ -2363,7 +2283,6 @@
         </w:rPr>
         <w:t>디폴트힙</w:t>
       </w:r>
-      <w:proofErr w:type="spellEnd"/>
       <w:r>
         <w:rPr>
           <w:rFonts w:hint="eastAsia"/>
@@ -2392,8 +2311,8 @@
     <w:p>
       <w:pPr>
         <w:pStyle w:val="a4"/>
+        <w:ind w:leftChars="0" w:left="1760"/>
         <w:spacing w:after="0"/>
-        <w:ind w:leftChars="0" w:left="1760"/>
         <w:rPr>
           <w:sz w:val="22"/>
           <w:szCs w:val="24"/>
@@ -2403,8 +2322,8 @@
     <w:p>
       <w:pPr>
         <w:pStyle w:val="a4"/>
+        <w:ind w:leftChars="0" w:left="1760"/>
         <w:spacing w:after="0"/>
-        <w:ind w:leftChars="0" w:left="1760"/>
         <w:rPr>
           <w:sz w:val="22"/>
           <w:szCs w:val="24"/>
@@ -2413,588 +2332,46 @@
     </w:p>
     <w:p>
       <w:pPr>
+        <w:autoSpaceDE/>
+        <w:autoSpaceDN/>
         <w:widowControl/>
         <w:wordWrap/>
+        <w:rPr>
+          <w:sz w:val="22"/>
+          <w:szCs w:val="24"/>
+        </w:rPr>
+      </w:pPr>
+      <w:r>
+        <w:rPr>
+          <w:sz w:val="22"/>
+          <w:szCs w:val="24"/>
+        </w:rPr>
+        <w:br w:type="page"/>
+      </w:r>
+    </w:p>
+    <w:p>
+      <w:pPr>
+        <w:spacing w:after="0"/>
+        <w:rPr>
+          <w:sz w:val="28"/>
+          <w:szCs w:val="32"/>
+        </w:rPr>
+      </w:pPr>
+      <w:r>
+        <w:rPr>
+          <w:rFonts w:hint="eastAsia"/>
+          <w:sz w:val="28"/>
+          <w:szCs w:val="32"/>
+        </w:rPr>
+        <w:t>우상훈:</w:t>
+      </w:r>
+    </w:p>
+    <w:p>
+      <w:pPr>
         <w:autoSpaceDE/>
         <w:autoSpaceDN/>
-        <w:rPr>
-          <w:sz w:val="22"/>
-          <w:szCs w:val="24"/>
-        </w:rPr>
-      </w:pPr>
-      <w:r>
-        <w:rPr>
-          <w:sz w:val="22"/>
-          <w:szCs w:val="24"/>
-        </w:rPr>
-        <w:br w:type="page"/>
-      </w:r>
-    </w:p>
-    <w:p>
-      <w:pPr>
-        <w:spacing w:after="0"/>
-        <w:rPr>
-          <w:sz w:val="28"/>
-          <w:szCs w:val="32"/>
-        </w:rPr>
-      </w:pPr>
-      <w:r>
-        <w:rPr>
-          <w:rFonts w:hint="eastAsia"/>
-          <w:sz w:val="28"/>
-          <w:szCs w:val="32"/>
-        </w:rPr>
-        <w:lastRenderedPageBreak/>
-        <w:t>우상훈:</w:t>
-      </w:r>
-    </w:p>
-    <w:p>
-      <w:pPr>
-        <w:pStyle w:val="a4"/>
-        <w:numPr>
-          <w:ilvl w:val="0"/>
-          <w:numId w:val="3"/>
-        </w:numPr>
-        <w:ind w:leftChars="0"/>
-        <w:jc w:val="left"/>
-      </w:pPr>
-      <w:r>
-        <w:t xml:space="preserve">Room이 </w:t>
-      </w:r>
-      <w:proofErr w:type="spellStart"/>
-      <w:r>
-        <w:t>GameSession</w:t>
-      </w:r>
-      <w:proofErr w:type="spellEnd"/>
-      <w:r>
-        <w:t xml:space="preserve"> 자체가 아닌 세션의 ID에 대응되는 오브젝트만을 소유</w:t>
-      </w:r>
-    </w:p>
-    <w:p>
-      <w:pPr>
-        <w:pStyle w:val="a4"/>
-        <w:numPr>
-          <w:ilvl w:val="1"/>
-          <w:numId w:val="3"/>
-        </w:numPr>
-        <w:ind w:leftChars="0"/>
-        <w:jc w:val="left"/>
-      </w:pPr>
-      <w:r>
-        <w:t xml:space="preserve">기존 구조에서는 room이 각 </w:t>
-      </w:r>
-      <w:proofErr w:type="spellStart"/>
-      <w:r>
-        <w:t>GameSession</w:t>
-      </w:r>
-      <w:proofErr w:type="spellEnd"/>
-      <w:r>
-        <w:t xml:space="preserve"> 객체를 직접 보유하고 있어, 클라이언트의 상태 변화나</w:t>
-      </w:r>
-      <w:r>
-        <w:rPr>
-          <w:rFonts w:hint="eastAsia"/>
-        </w:rPr>
-        <w:br/>
-      </w:r>
-      <w:r>
-        <w:t>이벤트에 즉시 접근하고 처리할 수 있었다. 그러나 서버가 고정된 업데이트 주기를 가지며,</w:t>
-      </w:r>
-      <w:r>
-        <w:rPr>
-          <w:rFonts w:hint="eastAsia"/>
-        </w:rPr>
-        <w:br/>
-      </w:r>
-      <w:r>
-        <w:t>물리 연산을 담당하는 게임 로직 객체와 네트워크 통신을 담당하는 세션 객체를 명확히 분리하는</w:t>
-      </w:r>
-      <w:r>
-        <w:rPr>
-          <w:rFonts w:hint="eastAsia"/>
-        </w:rPr>
-        <w:br/>
-      </w:r>
-      <w:r>
-        <w:t>것이 더 적절하다고 판단했다.</w:t>
-      </w:r>
-    </w:p>
-    <w:p>
-      <w:pPr>
-        <w:pStyle w:val="a4"/>
-        <w:numPr>
-          <w:ilvl w:val="1"/>
-          <w:numId w:val="3"/>
-        </w:numPr>
-        <w:ind w:leftChars="0"/>
-        <w:jc w:val="left"/>
-      </w:pPr>
-      <w:r>
-        <w:t>이에 따라 room은 세션의 id에 대응되는 게임 오브젝트만을 관리하도록 변경했다.</w:t>
-      </w:r>
-    </w:p>
-    <w:p>
-      <w:pPr>
-        <w:pStyle w:val="a4"/>
-        <w:numPr>
-          <w:ilvl w:val="1"/>
-          <w:numId w:val="3"/>
-        </w:numPr>
-        <w:ind w:leftChars="0"/>
-        <w:jc w:val="left"/>
-      </w:pPr>
-      <w:r>
-        <w:t>room 내부에서 오브젝트 상태 변화가 발생하면, 해당 오브젝트의 id를 사용해</w:t>
-      </w:r>
-      <w:r>
-        <w:rPr>
-          <w:rFonts w:hint="eastAsia"/>
-        </w:rPr>
-        <w:br/>
-      </w:r>
-      <w:proofErr w:type="spellStart"/>
-      <w:r>
-        <w:t>GameSessionManager</w:t>
-      </w:r>
-      <w:proofErr w:type="spellEnd"/>
-      <w:r>
-        <w:t>에 조회를 요청하고, 그 세션에 대응되는 클라이언트로</w:t>
-      </w:r>
-      <w:r>
-        <w:rPr>
-          <w:rFonts w:hint="eastAsia"/>
-        </w:rPr>
-        <w:br/>
-      </w:r>
-      <w:r>
-        <w:t>필요한 정보를 송신한다.</w:t>
-      </w:r>
-    </w:p>
-    <w:p>
-      <w:pPr>
-        <w:pStyle w:val="a4"/>
-        <w:numPr>
-          <w:ilvl w:val="2"/>
-          <w:numId w:val="3"/>
-        </w:numPr>
-        <w:ind w:leftChars="0"/>
-        <w:jc w:val="left"/>
-      </w:pPr>
-      <w:r>
-        <w:t>구조</w:t>
-      </w:r>
-      <w:r>
-        <w:rPr>
-          <w:rFonts w:hint="eastAsia"/>
-        </w:rPr>
-        <w:br/>
-      </w:r>
-      <w:r>
-        <w:t>- Room(게임 오브젝트/물리/AI)</w:t>
-      </w:r>
-      <w:r>
-        <w:rPr>
-          <w:rFonts w:hint="eastAsia"/>
-        </w:rPr>
-        <w:br/>
-      </w:r>
-      <w:r>
-        <w:t>- Session(네트워크 송수신/연결 관리)</w:t>
-      </w:r>
-    </w:p>
-    <w:p>
-      <w:pPr>
-        <w:pStyle w:val="a4"/>
-        <w:numPr>
-          <w:ilvl w:val="0"/>
-          <w:numId w:val="3"/>
-        </w:numPr>
-        <w:ind w:leftChars="0"/>
-        <w:jc w:val="left"/>
-      </w:pPr>
-      <w:r>
-        <w:t>level 데이터를 읽어 플레이어와 큐브 데이터를 클라이언트로 송신하고,</w:t>
-      </w:r>
-      <w:r>
-        <w:rPr>
-          <w:rFonts w:hint="eastAsia"/>
-        </w:rPr>
-        <w:br/>
-      </w:r>
-      <w:r>
-        <w:t>클라이언트는 해당 데이터로 월드 초기화 작업을 한다.</w:t>
-      </w:r>
-    </w:p>
-    <w:p>
-      <w:pPr>
-        <w:pStyle w:val="a4"/>
-        <w:numPr>
-          <w:ilvl w:val="0"/>
-          <w:numId w:val="3"/>
-        </w:numPr>
-        <w:ind w:leftChars="0"/>
-        <w:jc w:val="left"/>
-      </w:pPr>
-      <w:r>
-        <w:t>플레이어가 바라보는 방향으로 이동 구현</w:t>
-      </w:r>
-    </w:p>
-    <w:p>
-      <w:pPr>
-        <w:pStyle w:val="a4"/>
-        <w:numPr>
-          <w:ilvl w:val="1"/>
-          <w:numId w:val="3"/>
-        </w:numPr>
-        <w:ind w:leftChars="0"/>
-        <w:jc w:val="left"/>
-      </w:pPr>
-      <w:r>
-        <w:rPr>
-          <w:rFonts w:hint="eastAsia"/>
-        </w:rPr>
-        <w:t>기존에는 이동 패킷을 키를 누르고 있는 동안 계속 전송하는 방식이었으나,</w:t>
-      </w:r>
-      <w:r>
-        <w:rPr>
-          <w:rFonts w:hint="eastAsia"/>
-        </w:rPr>
-        <w:br/>
-        <w:t>이를 키 입력 변화가 있을 때만 전송하는 방식으로 되돌렸다.</w:t>
-      </w:r>
-      <w:r>
-        <w:rPr>
-          <w:rFonts w:hint="eastAsia"/>
-        </w:rPr>
-        <w:br/>
-        <w:t>그 이유는 다음과 같다.</w:t>
-      </w:r>
-      <w:r>
-        <w:rPr>
-          <w:rFonts w:hint="eastAsia"/>
-        </w:rPr>
-        <w:br/>
-      </w:r>
-      <w:r>
-        <w:rPr>
-          <w:rFonts w:hint="eastAsia"/>
-        </w:rPr>
-        <w:br/>
-        <w:t xml:space="preserve">예를 들어, w 키가 항상 +z 방향으로 이동한다면 키 입력 패킷은 </w:t>
-      </w:r>
-      <w:r>
-        <w:rPr>
-          <w:rFonts w:hint="eastAsia"/>
-        </w:rPr>
-        <w:br/>
-        <w:t>“w 누름 -&gt; 한 번 송신, w 뗌 -&gt; 한 번 송신” 방식이면 충분하다.</w:t>
-      </w:r>
-      <w:r>
-        <w:rPr>
-          <w:rFonts w:hint="eastAsia"/>
-        </w:rPr>
-        <w:br/>
-        <w:t>하지만 플레이어가 바라보는 방향이 실시간으로 바뀌는 구조에서는, w 키가 +z 방향으로</w:t>
-      </w:r>
-      <w:r>
-        <w:rPr>
-          <w:rFonts w:hint="eastAsia"/>
-        </w:rPr>
-        <w:br/>
-        <w:t>간다는 보장이 없다. 즉, 이동 방향은 키가 아니라 플레이어의 시점에 따라 바뀌기 때문에,</w:t>
-      </w:r>
-      <w:r>
-        <w:rPr>
-          <w:rFonts w:hint="eastAsia"/>
-        </w:rPr>
-        <w:br/>
-        <w:t>방향 정보가 필요할 때마다 서버에 정확한 방향을 알려줘야 한다.</w:t>
-      </w:r>
-    </w:p>
-    <w:p>
-      <w:pPr>
-        <w:pStyle w:val="a4"/>
-        <w:numPr>
-          <w:ilvl w:val="1"/>
-          <w:numId w:val="3"/>
-        </w:numPr>
-        <w:ind w:leftChars="0"/>
-        <w:jc w:val="left"/>
-      </w:pPr>
-      <w:r>
-        <w:rPr>
-          <w:rFonts w:hint="eastAsia"/>
-        </w:rPr>
-        <w:t>클라이언트 기준 yaw 처리 방식</w:t>
-      </w:r>
-    </w:p>
-    <w:p>
-      <w:pPr>
-        <w:pStyle w:val="a4"/>
-        <w:numPr>
-          <w:ilvl w:val="2"/>
-          <w:numId w:val="3"/>
-        </w:numPr>
-        <w:ind w:leftChars="0"/>
-        <w:jc w:val="left"/>
-      </w:pPr>
-      <w:r>
-        <w:rPr>
-          <w:rFonts w:hint="eastAsia"/>
-        </w:rPr>
-        <w:t>클라이언트의 플레이어는 마우스 이동에 따라 회전이 실시간으로 변하며, 해당 yaw 값이</w:t>
-      </w:r>
-      <w:r>
-        <w:rPr>
-          <w:rFonts w:hint="eastAsia"/>
-        </w:rPr>
-        <w:br/>
-        <w:t>orient에 반영되면 forward, right, up 벡터도 함께 갱신된다.</w:t>
-      </w:r>
-    </w:p>
-    <w:p>
-      <w:pPr>
-        <w:pStyle w:val="a4"/>
-        <w:numPr>
-          <w:ilvl w:val="2"/>
-          <w:numId w:val="3"/>
-        </w:numPr>
-        <w:ind w:leftChars="0"/>
-        <w:jc w:val="left"/>
-      </w:pPr>
-      <w:r>
-        <w:rPr>
-          <w:rFonts w:hint="eastAsia"/>
-        </w:rPr>
-        <w:t xml:space="preserve">클라이언트에서 계산되는 yaw 값은 절대 죄표계의 yaw가 아닌 마우스 </w:t>
-      </w:r>
-      <w:proofErr w:type="spellStart"/>
-      <w:r>
-        <w:rPr>
-          <w:rFonts w:hint="eastAsia"/>
-        </w:rPr>
-        <w:t>이동략으로부터</w:t>
-      </w:r>
-      <w:proofErr w:type="spellEnd"/>
-      <w:r>
-        <w:rPr>
-          <w:rFonts w:hint="eastAsia"/>
-        </w:rPr>
-        <w:br/>
-        <w:t>계산된 변화량이기 때문에, 이 값을 그대로 서버에 전달해도 서버는 절대적인 방향을</w:t>
-      </w:r>
-      <w:r>
-        <w:rPr>
-          <w:rFonts w:hint="eastAsia"/>
-        </w:rPr>
-        <w:br/>
-        <w:t>알 수 없다.</w:t>
-      </w:r>
-    </w:p>
-    <w:p>
-      <w:pPr>
-        <w:pStyle w:val="a4"/>
-        <w:numPr>
-          <w:ilvl w:val="2"/>
-          <w:numId w:val="3"/>
-        </w:numPr>
-        <w:ind w:leftChars="0"/>
-        <w:jc w:val="left"/>
-      </w:pPr>
-      <w:r>
-        <w:rPr>
-          <w:rFonts w:hint="eastAsia"/>
-        </w:rPr>
-        <w:t>그래서 클라이언트의 변화된 forward 벡터를 직접 서버에 보내는 방식을 사용했다.</w:t>
-      </w:r>
-    </w:p>
-    <w:p>
-      <w:pPr>
-        <w:pStyle w:val="a4"/>
-        <w:numPr>
-          <w:ilvl w:val="2"/>
-          <w:numId w:val="3"/>
-        </w:numPr>
-        <w:ind w:leftChars="0"/>
-        <w:jc w:val="left"/>
-      </w:pPr>
-      <w:r>
-        <w:rPr>
-          <w:rFonts w:hint="eastAsia"/>
-        </w:rPr>
-        <w:br w:type="page"/>
-      </w:r>
-    </w:p>
-    <w:p>
-      <w:pPr>
-        <w:pStyle w:val="a4"/>
-        <w:numPr>
-          <w:ilvl w:val="1"/>
-          <w:numId w:val="3"/>
-        </w:numPr>
-        <w:ind w:leftChars="0"/>
-        <w:jc w:val="left"/>
-      </w:pPr>
-      <w:r>
-        <w:rPr>
-          <w:rFonts w:hint="eastAsia"/>
-        </w:rPr>
-        <w:lastRenderedPageBreak/>
-        <w:t>서버에서 forward -&gt; yaw 변환</w:t>
-      </w:r>
-    </w:p>
-    <w:p>
-      <w:pPr>
-        <w:pStyle w:val="a4"/>
-        <w:numPr>
-          <w:ilvl w:val="2"/>
-          <w:numId w:val="3"/>
-        </w:numPr>
-        <w:ind w:leftChars="0"/>
-        <w:jc w:val="left"/>
-      </w:pPr>
-      <w:r>
-        <w:rPr>
-          <w:rFonts w:hint="eastAsia"/>
-        </w:rPr>
-        <w:t xml:space="preserve">서버는 클라이언트가 보낸 forward 벡터를 기반으로 </w:t>
-      </w:r>
-      <w:proofErr w:type="gramStart"/>
-      <w:r>
-        <w:rPr>
-          <w:rFonts w:hint="eastAsia"/>
-        </w:rPr>
-        <w:t>std::</w:t>
-      </w:r>
-      <w:proofErr w:type="gramEnd"/>
-      <w:r>
-        <w:rPr>
-          <w:rFonts w:hint="eastAsia"/>
-        </w:rPr>
-        <w:t>atan2 함수를 이용해</w:t>
-      </w:r>
-      <w:r>
-        <w:rPr>
-          <w:rFonts w:hint="eastAsia"/>
-        </w:rPr>
-        <w:br/>
-        <w:t>절대적인 yaw 값을 계산한다.</w:t>
-      </w:r>
-      <w:r>
-        <w:rPr>
-          <w:rFonts w:hint="eastAsia"/>
-        </w:rPr>
-        <w:br/>
-        <w:t xml:space="preserve">                float yaw = </w:t>
-      </w:r>
-      <w:proofErr w:type="gramStart"/>
-      <w:r>
-        <w:rPr>
-          <w:rFonts w:hint="eastAsia"/>
-        </w:rPr>
-        <w:t>std::</w:t>
-      </w:r>
-      <w:proofErr w:type="gramEnd"/>
-      <w:r>
-        <w:rPr>
-          <w:rFonts w:hint="eastAsia"/>
-        </w:rPr>
-        <w:t>atan2(</w:t>
-      </w:r>
-      <w:proofErr w:type="spellStart"/>
-      <w:r>
-        <w:rPr>
-          <w:rFonts w:hint="eastAsia"/>
-        </w:rPr>
-        <w:t>forward.x</w:t>
-      </w:r>
-      <w:proofErr w:type="spellEnd"/>
-      <w:r>
-        <w:rPr>
-          <w:rFonts w:hint="eastAsia"/>
-        </w:rPr>
-        <w:t xml:space="preserve">. </w:t>
-      </w:r>
-      <w:proofErr w:type="spellStart"/>
-      <w:proofErr w:type="gramStart"/>
-      <w:r>
-        <w:rPr>
-          <w:rFonts w:hint="eastAsia"/>
-        </w:rPr>
-        <w:t>forward.z</w:t>
-      </w:r>
-      <w:proofErr w:type="spellEnd"/>
-      <w:proofErr w:type="gramEnd"/>
-      <w:r>
-        <w:rPr>
-          <w:rFonts w:hint="eastAsia"/>
-        </w:rPr>
-        <w:t>);</w:t>
-      </w:r>
-    </w:p>
-    <w:p>
-      <w:pPr>
-        <w:pStyle w:val="a4"/>
-        <w:numPr>
-          <w:ilvl w:val="2"/>
-          <w:numId w:val="3"/>
-        </w:numPr>
-        <w:ind w:leftChars="0"/>
-        <w:jc w:val="left"/>
-      </w:pPr>
-      <w:r>
-        <w:rPr>
-          <w:rFonts w:hint="eastAsia"/>
-        </w:rPr>
-        <w:t xml:space="preserve">이렇게 얻은 yaw 값은 절대 </w:t>
-      </w:r>
-      <w:proofErr w:type="spellStart"/>
-      <w:r>
-        <w:rPr>
-          <w:rFonts w:hint="eastAsia"/>
-        </w:rPr>
-        <w:t>회전값이므로</w:t>
-      </w:r>
-      <w:proofErr w:type="spellEnd"/>
-      <w:r>
-        <w:rPr>
-          <w:rFonts w:hint="eastAsia"/>
-        </w:rPr>
-        <w:t xml:space="preserve"> 서버에서 해당 세션에 대응되는 플레이어 오브젝트의</w:t>
-      </w:r>
-      <w:r>
-        <w:rPr>
-          <w:rFonts w:hint="eastAsia"/>
-        </w:rPr>
-        <w:br/>
-        <w:t>orient 값에 그대로 적용하면 된다.</w:t>
-      </w:r>
-      <w:r>
-        <w:rPr>
-          <w:rFonts w:hint="eastAsia"/>
-        </w:rPr>
-        <w:br/>
-        <w:t>그 후 이동 계산 시 이 orient 값을 기준으로 forward 방향으로 이동시키면 클라이언트와</w:t>
-      </w:r>
-      <w:r>
-        <w:rPr>
-          <w:rFonts w:hint="eastAsia"/>
-        </w:rPr>
-        <w:br/>
-        <w:t>동일한 방향으로의 움직임을 보인다.</w:t>
-      </w:r>
-    </w:p>
-    <w:p>
-      <w:pPr>
-        <w:jc w:val="left"/>
-      </w:pPr>
-    </w:p>
-    <w:p>
-      <w:pPr>
         <w:widowControl/>
         <w:wordWrap/>
-        <w:autoSpaceDE/>
-        <w:autoSpaceDN/>
       </w:pPr>
       <w:r>
         <w:br w:type="page"/>
@@ -3014,7 +2391,7 @@
       </w:tblGrid>
       <w:tr>
         <w:trPr>
-          <w:trHeight w:val="875"/>
+          <w:trHeight w:val="875" w:hRule="atLeast"/>
         </w:trPr>
         <w:tc>
           <w:tcPr>
@@ -3030,7 +2407,6 @@
               </w:rPr>
             </w:pPr>
             <w:r>
-              <w:lastRenderedPageBreak/>
               <w:br w:type="page"/>
             </w:r>
             <w:r>
@@ -3121,14 +2497,12 @@
               </w:rPr>
               <w:t xml:space="preserve">1. </w:t>
             </w:r>
-            <w:proofErr w:type="spellStart"/>
             <w:r>
               <w:rPr>
                 <w:rFonts w:hint="eastAsia"/>
               </w:rPr>
               <w:t>의미있는</w:t>
             </w:r>
-            <w:proofErr w:type="spellEnd"/>
             <w:r>
               <w:rPr>
                 <w:rFonts w:hint="eastAsia"/>
@@ -3185,14 +2559,12 @@
               </w:rPr>
               <w:t xml:space="preserve">또, </w:t>
             </w:r>
-            <w:proofErr w:type="spellStart"/>
             <w:r>
               <w:rPr>
                 <w:rFonts w:hint="eastAsia"/>
               </w:rPr>
               <w:t>애니메이션된</w:t>
             </w:r>
-            <w:proofErr w:type="spellEnd"/>
             <w:r>
               <w:rPr>
                 <w:rFonts w:hint="eastAsia"/>
@@ -3222,7 +2594,7 @@
       </w:tr>
       <w:tr>
         <w:trPr>
-          <w:trHeight w:val="590"/>
+          <w:trHeight w:val="590" w:hRule="atLeast"/>
         </w:trPr>
         <w:tc>
           <w:tcPr>
@@ -3350,7 +2722,7 @@
       </w:tr>
       <w:tr>
         <w:trPr>
-          <w:trHeight w:val="1520"/>
+          <w:trHeight w:val="1520" w:hRule="atLeast"/>
         </w:trPr>
         <w:tc>
           <w:tcPr>
@@ -3396,7 +2768,7 @@
                 <w:bCs/>
                 <w:szCs w:val="20"/>
               </w:rPr>
-              <w:t>우상훈: 사격, 피격 구현</w:t>
+              <w:t xml:space="preserve">우상훈: </w:t>
             </w:r>
           </w:p>
           <w:p>
@@ -3442,7 +2814,6 @@
               </w:rPr>
               <w:t xml:space="preserve">이종진: 레벨디자인, </w:t>
             </w:r>
-            <w:proofErr w:type="spellStart"/>
             <w:r>
               <w:rPr>
                 <w:rFonts w:hint="eastAsia"/>
@@ -3452,7 +2823,6 @@
               </w:rPr>
               <w:t>스프라이트</w:t>
             </w:r>
-            <w:proofErr w:type="spellEnd"/>
             <w:r>
               <w:rPr>
                 <w:rFonts w:hint="eastAsia"/>
@@ -3467,12 +2837,12 @@
       </w:tr>
       <w:tr>
         <w:trPr>
-          <w:trHeight w:val="1963"/>
+          <w:trHeight w:val="1963" w:hRule="atLeast"/>
         </w:trPr>
         <w:tc>
           <w:tcPr>
             <w:tcW w:w="1555" w:type="dxa"/>
-            <w:shd w:val="clear" w:color="auto" w:fill="F2F2F2" w:themeFill="background1" w:themeFillShade="F2"/>
+            <w:shd w:val="clear" w:color="auto" w:fill="F2F2F2" w:themeFill="background1" w:themeFillShade="f2"/>
             <w:vAlign w:val="center"/>
           </w:tcPr>
           <w:p>
@@ -3521,7 +2891,7 @@
           <w:tcPr>
             <w:tcW w:w="8901" w:type="dxa"/>
             <w:gridSpan w:val="3"/>
-            <w:shd w:val="clear" w:color="auto" w:fill="F2F2F2" w:themeFill="background1" w:themeFillShade="F2"/>
+            <w:shd w:val="clear" w:color="auto" w:fill="F2F2F2" w:themeFill="background1" w:themeFillShade="f2"/>
             <w:vAlign w:val="center"/>
           </w:tcPr>
           <w:p>
@@ -3544,107 +2914,20 @@
 </file>
 
 <file path=word/numbering.xml><?xml version="1.0" encoding="utf-8"?>
-<w:numbering xmlns:wpc="http://schemas.microsoft.com/office/word/2010/wordprocessingCanvas" xmlns:cx="http://schemas.microsoft.com/office/drawing/2014/chartex" xmlns:cx1="http://schemas.microsoft.com/office/drawing/2015/9/8/chartex" xmlns:cx2="http://schemas.microsoft.com/office/drawing/2015/10/21/chartex" xmlns:cx3="http://schemas.microsoft.com/office/drawing/2016/5/9/chartex" xmlns:cx4="http://schemas.microsoft.com/office/drawing/2016/5/10/chartex" xmlns:cx5="http://schemas.microsoft.com/office/drawing/2016/5/11/chartex" xmlns:cx6="http://schemas.microsoft.com/office/drawing/2016/5/12/chartex" xmlns:cx7="http://schemas.microsoft.com/office/drawing/2016/5/13/chartex" xmlns:cx8="http://schemas.microsoft.com/office/drawing/2016/5/14/chartex" xmlns:mc="http://schemas.openxmlformats.org/markup-compatibility/2006" xmlns:aink="http://schemas.microsoft.com/office/drawing/2016/ink" xmlns:am3d="http://schemas.microsoft.com/office/drawing/2017/model3d" xmlns:o="urn:schemas-microsoft-com:office:office" xmlns:oel="http://schemas.microsoft.com/office/2019/extlst" xmlns:r="http://schemas.openxmlformats.org/officeDocument/2006/relationships" xmlns:m="http://schemas.openxmlformats.org/officeDocument/2006/math" xmlns:v="urn:schemas-microsoft-com:vml" xmlns:wp14="http://schemas.microsoft.com/office/word/2010/wordprocessingDrawing" xmlns:wp="http://schemas.openxmlformats.org/drawingml/2006/wordprocessingDrawing" xmlns:w10="urn:schemas-microsoft-com:office:word" xmlns:w="http://schemas.openxmlformats.org/wordprocessingml/2006/main" xmlns:w14="http://schemas.microsoft.com/office/word/2010/wordml" xmlns:w15="http://schemas.microsoft.com/office/word/2012/wordml" xmlns:w16cex="http://schemas.microsoft.com/office/word/2018/wordml/cex" xmlns:w16cid="http://schemas.microsoft.com/office/word/2016/wordml/cid" xmlns:w16="http://schemas.microsoft.com/office/word/2018/wordml" xmlns:w16du="http://schemas.microsoft.com/office/word/2023/wordml/word16du" xmlns:w16sdtdh="http://schemas.microsoft.com/office/word/2020/wordml/sdtdatahash" xmlns:w16sdtfl="http://schemas.microsoft.com/office/word/2024/wordml/sdtformatlock" xmlns:w16se="http://schemas.microsoft.com/office/word/2015/wordml/symex" xmlns:wpg="http://schemas.microsoft.com/office/word/2010/wordprocessingGroup" xmlns:wpi="http://schemas.microsoft.com/office/word/2010/wordprocessingInk" xmlns:wne="http://schemas.microsoft.com/office/word/2006/wordml" xmlns:wps="http://schemas.microsoft.com/office/word/2010/wordprocessingShape" mc:Ignorable="w14 w15 w16se w16cid w16 w16cex w16sdtdh w16sdtfl w16du wp14">
-  <w:abstractNum w:abstractNumId="0" w15:restartNumberingAfterBreak="0">
-    <w:nsid w:val="D7F75E50"/>
+<w:numbering xmlns:ve="http://schemas.openxmlformats.org/markup-compatibility/2006" xmlns:o="urn:schemas-microsoft-com:office:office" xmlns:r="http://schemas.openxmlformats.org/officeDocument/2006/relationships" xmlns:m="http://schemas.openxmlformats.org/officeDocument/2006/math" xmlns:v="urn:schemas-microsoft-com:vml" xmlns:wp="http://schemas.openxmlformats.org/drawingml/2006/wordprocessingDrawing" xmlns:w10="urn:schemas-microsoft-com:office:word" xmlns:w="http://schemas.openxmlformats.org/wordprocessingml/2006/main" xmlns:w14="http://schemas.microsoft.com/office/word/2010/wordml" xmlns:wne="http://schemas.microsoft.com/office/word/2006/wordml">
+  <w:abstractNum w:abstractNumId="0">
+    <w:nsid w:val="3ac266de"/>
     <w:multiLevelType w:val="hybridMultilevel"/>
-    <w:tmpl w:val="055AB206"/>
-    <w:lvl w:ilvl="0" w:tplc="0409000F">
+    <w:tmpl w:val="4d04fcf4"/>
+    <w:lvl w:ilvl="0" w:tplc="409000f">
       <w:start w:val="1"/>
-      <w:numFmt w:val="decimal"/>
       <w:lvlText w:val="%1."/>
       <w:lvlJc w:val="left"/>
       <w:pPr>
-        <w:ind w:left="800" w:hanging="400"/>
+        <w:ind w:left="880" w:hanging="440"/>
       </w:pPr>
     </w:lvl>
-    <w:lvl w:ilvl="1" w:tplc="4392858C">
-      <w:start w:val="1"/>
-      <w:numFmt w:val="lowerLetter"/>
-      <w:lvlText w:val="%2."/>
-      <w:lvlJc w:val="left"/>
-      <w:pPr>
-        <w:ind w:left="1200" w:hanging="400"/>
-      </w:pPr>
-    </w:lvl>
-    <w:lvl w:ilvl="2" w:tplc="0409001B">
-      <w:start w:val="1"/>
-      <w:numFmt w:val="lowerRoman"/>
-      <w:lvlText w:val="%3."/>
-      <w:lvlJc w:val="left"/>
-      <w:pPr>
-        <w:ind w:left="1600" w:hanging="400"/>
-      </w:pPr>
-    </w:lvl>
-    <w:lvl w:ilvl="3" w:tplc="0409000F">
-      <w:start w:val="1"/>
-      <w:numFmt w:val="decimal"/>
-      <w:lvlText w:val="%4."/>
-      <w:lvlJc w:val="left"/>
-      <w:pPr>
-        <w:ind w:left="2000" w:hanging="400"/>
-      </w:pPr>
-    </w:lvl>
-    <w:lvl w:ilvl="4" w:tplc="4392858C">
-      <w:start w:val="1"/>
-      <w:numFmt w:val="lowerLetter"/>
-      <w:lvlText w:val="%5."/>
-      <w:lvlJc w:val="left"/>
-      <w:pPr>
-        <w:ind w:left="2400" w:hanging="400"/>
-      </w:pPr>
-    </w:lvl>
-    <w:lvl w:ilvl="5" w:tplc="0409001B">
-      <w:start w:val="1"/>
-      <w:numFmt w:val="lowerRoman"/>
-      <w:lvlText w:val="%6."/>
-      <w:lvlJc w:val="left"/>
-      <w:pPr>
-        <w:ind w:left="2800" w:hanging="400"/>
-      </w:pPr>
-    </w:lvl>
-    <w:lvl w:ilvl="6" w:tplc="0409000F">
-      <w:start w:val="1"/>
-      <w:numFmt w:val="decimal"/>
-      <w:lvlText w:val="%7."/>
-      <w:lvlJc w:val="left"/>
-      <w:pPr>
-        <w:ind w:left="3200" w:hanging="400"/>
-      </w:pPr>
-    </w:lvl>
-    <w:lvl w:ilvl="7" w:tplc="4392858C">
-      <w:start w:val="1"/>
-      <w:numFmt w:val="lowerLetter"/>
-      <w:lvlText w:val="%8."/>
-      <w:lvlJc w:val="left"/>
-      <w:pPr>
-        <w:ind w:left="3600" w:hanging="400"/>
-      </w:pPr>
-    </w:lvl>
-    <w:lvl w:ilvl="8" w:tplc="0409001B">
-      <w:start w:val="1"/>
-      <w:numFmt w:val="lowerRoman"/>
-      <w:lvlText w:val="%9."/>
-      <w:lvlJc w:val="left"/>
-      <w:pPr>
-        <w:ind w:left="4000" w:hanging="400"/>
-      </w:pPr>
-    </w:lvl>
-  </w:abstractNum>
-  <w:abstractNum w:abstractNumId="1" w15:restartNumberingAfterBreak="0">
-    <w:nsid w:val="2DAD1435"/>
-    <w:multiLevelType w:val="hybridMultilevel"/>
-    <w:tmpl w:val="E016541E"/>
-    <w:lvl w:ilvl="0" w:tplc="0409000F">
-      <w:start w:val="1"/>
-      <w:numFmt w:val="decimal"/>
-      <w:lvlText w:val="%1."/>
-      <w:lvlJc w:val="left"/>
-      <w:pPr>
-        <w:ind w:left="880" w:hanging="440"/>
-      </w:pPr>
-    </w:lvl>
-    <w:lvl w:ilvl="1" w:tplc="04090019">
+    <w:lvl w:ilvl="1" w:tplc="4090019">
       <w:start w:val="1"/>
       <w:numFmt w:val="upperLetter"/>
       <w:lvlText w:val="%2."/>
@@ -3653,7 +2936,7 @@
         <w:ind w:left="1320" w:hanging="440"/>
       </w:pPr>
     </w:lvl>
-    <w:lvl w:ilvl="2" w:tplc="0409001B">
+    <w:lvl w:ilvl="2" w:tplc="409001b">
       <w:start w:val="1"/>
       <w:numFmt w:val="lowerRoman"/>
       <w:lvlText w:val="%3."/>
@@ -3662,16 +2945,15 @@
         <w:ind w:left="1760" w:hanging="440"/>
       </w:pPr>
     </w:lvl>
-    <w:lvl w:ilvl="3" w:tplc="0409000F">
+    <w:lvl w:ilvl="3" w:tplc="409000f">
       <w:start w:val="1"/>
-      <w:numFmt w:val="decimal"/>
       <w:lvlText w:val="%4."/>
       <w:lvlJc w:val="left"/>
       <w:pPr>
         <w:ind w:left="2200" w:hanging="440"/>
       </w:pPr>
     </w:lvl>
-    <w:lvl w:ilvl="4" w:tplc="04090019">
+    <w:lvl w:ilvl="4" w:tentative="on" w:tplc="4090019">
       <w:start w:val="1"/>
       <w:numFmt w:val="upperLetter"/>
       <w:lvlText w:val="%5."/>
@@ -3680,7 +2962,7 @@
         <w:ind w:left="2640" w:hanging="440"/>
       </w:pPr>
     </w:lvl>
-    <w:lvl w:ilvl="5" w:tplc="0409001B" w:tentative="1">
+    <w:lvl w:ilvl="5" w:tentative="on" w:tplc="409001b">
       <w:start w:val="1"/>
       <w:numFmt w:val="lowerRoman"/>
       <w:lvlText w:val="%6."/>
@@ -3689,16 +2971,15 @@
         <w:ind w:left="3080" w:hanging="440"/>
       </w:pPr>
     </w:lvl>
-    <w:lvl w:ilvl="6" w:tplc="0409000F" w:tentative="1">
+    <w:lvl w:ilvl="6" w:tentative="on" w:tplc="409000f">
       <w:start w:val="1"/>
-      <w:numFmt w:val="decimal"/>
       <w:lvlText w:val="%7."/>
       <w:lvlJc w:val="left"/>
       <w:pPr>
         <w:ind w:left="3520" w:hanging="440"/>
       </w:pPr>
     </w:lvl>
-    <w:lvl w:ilvl="7" w:tplc="04090019" w:tentative="1">
+    <w:lvl w:ilvl="7" w:tentative="on" w:tplc="4090019">
       <w:start w:val="1"/>
       <w:numFmt w:val="upperLetter"/>
       <w:lvlText w:val="%8."/>
@@ -3707,7 +2988,7 @@
         <w:ind w:left="3960" w:hanging="440"/>
       </w:pPr>
     </w:lvl>
-    <w:lvl w:ilvl="8" w:tplc="0409001B" w:tentative="1">
+    <w:lvl w:ilvl="8" w:tentative="on" w:tplc="409001b">
       <w:start w:val="1"/>
       <w:numFmt w:val="lowerRoman"/>
       <w:lvlText w:val="%9."/>
@@ -3717,20 +2998,19 @@
       </w:pPr>
     </w:lvl>
   </w:abstractNum>
-  <w:abstractNum w:abstractNumId="2" w15:restartNumberingAfterBreak="0">
-    <w:nsid w:val="3AC266DE"/>
+  <w:abstractNum w:abstractNumId="1">
+    <w:nsid w:val="2dad1435"/>
     <w:multiLevelType w:val="hybridMultilevel"/>
-    <w:tmpl w:val="4D04FCF4"/>
-    <w:lvl w:ilvl="0" w:tplc="0409000F">
+    <w:tmpl w:val="e016541e"/>
+    <w:lvl w:ilvl="0" w:tplc="409000f">
       <w:start w:val="1"/>
-      <w:numFmt w:val="decimal"/>
       <w:lvlText w:val="%1."/>
       <w:lvlJc w:val="left"/>
       <w:pPr>
         <w:ind w:left="880" w:hanging="440"/>
       </w:pPr>
     </w:lvl>
-    <w:lvl w:ilvl="1" w:tplc="04090019">
+    <w:lvl w:ilvl="1" w:tplc="4090019">
       <w:start w:val="1"/>
       <w:numFmt w:val="upperLetter"/>
       <w:lvlText w:val="%2."/>
@@ -3739,7 +3019,7 @@
         <w:ind w:left="1320" w:hanging="440"/>
       </w:pPr>
     </w:lvl>
-    <w:lvl w:ilvl="2" w:tplc="0409001B">
+    <w:lvl w:ilvl="2" w:tplc="409001b">
       <w:start w:val="1"/>
       <w:numFmt w:val="lowerRoman"/>
       <w:lvlText w:val="%3."/>
@@ -3748,16 +3028,15 @@
         <w:ind w:left="1760" w:hanging="440"/>
       </w:pPr>
     </w:lvl>
-    <w:lvl w:ilvl="3" w:tplc="0409000F">
+    <w:lvl w:ilvl="3" w:tplc="409000f">
       <w:start w:val="1"/>
-      <w:numFmt w:val="decimal"/>
       <w:lvlText w:val="%4."/>
       <w:lvlJc w:val="left"/>
       <w:pPr>
         <w:ind w:left="2200" w:hanging="440"/>
       </w:pPr>
     </w:lvl>
-    <w:lvl w:ilvl="4" w:tplc="04090019" w:tentative="1">
+    <w:lvl w:ilvl="4" w:tplc="4090019">
       <w:start w:val="1"/>
       <w:numFmt w:val="upperLetter"/>
       <w:lvlText w:val="%5."/>
@@ -3766,7 +3045,7 @@
         <w:ind w:left="2640" w:hanging="440"/>
       </w:pPr>
     </w:lvl>
-    <w:lvl w:ilvl="5" w:tplc="0409001B" w:tentative="1">
+    <w:lvl w:ilvl="5" w:tentative="on" w:tplc="409001b">
       <w:start w:val="1"/>
       <w:numFmt w:val="lowerRoman"/>
       <w:lvlText w:val="%6."/>
@@ -3775,16 +3054,15 @@
         <w:ind w:left="3080" w:hanging="440"/>
       </w:pPr>
     </w:lvl>
-    <w:lvl w:ilvl="6" w:tplc="0409000F" w:tentative="1">
+    <w:lvl w:ilvl="6" w:tentative="on" w:tplc="409000f">
       <w:start w:val="1"/>
-      <w:numFmt w:val="decimal"/>
       <w:lvlText w:val="%7."/>
       <w:lvlJc w:val="left"/>
       <w:pPr>
         <w:ind w:left="3520" w:hanging="440"/>
       </w:pPr>
     </w:lvl>
-    <w:lvl w:ilvl="7" w:tplc="04090019" w:tentative="1">
+    <w:lvl w:ilvl="7" w:tentative="on" w:tplc="4090019">
       <w:start w:val="1"/>
       <w:numFmt w:val="upperLetter"/>
       <w:lvlText w:val="%8."/>
@@ -3793,7 +3071,7 @@
         <w:ind w:left="3960" w:hanging="440"/>
       </w:pPr>
     </w:lvl>
-    <w:lvl w:ilvl="8" w:tplc="0409001B" w:tentative="1">
+    <w:lvl w:ilvl="8" w:tentative="on" w:tplc="409001b">
       <w:start w:val="1"/>
       <w:numFmt w:val="lowerRoman"/>
       <w:lvlText w:val="%9."/>
@@ -3803,33 +3081,30 @@
       </w:pPr>
     </w:lvl>
   </w:abstractNum>
-  <w:num w:numId="1" w16cid:durableId="455025677">
-    <w:abstractNumId w:val="2"/>
+  <w:num w:numId="1">
+    <w:abstractNumId w:val="0"/>
   </w:num>
-  <w:num w:numId="2" w16cid:durableId="1749109141">
+  <w:num w:numId="2">
     <w:abstractNumId w:val="1"/>
-  </w:num>
-  <w:num w:numId="3" w16cid:durableId="948974964">
-    <w:abstractNumId w:val="0"/>
   </w:num>
 </w:numbering>
 </file>
 
 <file path=word/styles.xml><?xml version="1.0" encoding="utf-8"?>
-<w:styles xmlns:mc="http://schemas.openxmlformats.org/markup-compatibility/2006" xmlns:r="http://schemas.openxmlformats.org/officeDocument/2006/relationships" xmlns:w="http://schemas.openxmlformats.org/wordprocessingml/2006/main" xmlns:w14="http://schemas.microsoft.com/office/word/2010/wordml" xmlns:w15="http://schemas.microsoft.com/office/word/2012/wordml" xmlns:w16cex="http://schemas.microsoft.com/office/word/2018/wordml/cex" xmlns:w16cid="http://schemas.microsoft.com/office/word/2016/wordml/cid" xmlns:w16="http://schemas.microsoft.com/office/word/2018/wordml" xmlns:w16du="http://schemas.microsoft.com/office/word/2023/wordml/word16du" xmlns:w16sdtdh="http://schemas.microsoft.com/office/word/2020/wordml/sdtdatahash" xmlns:w16sdtfl="http://schemas.microsoft.com/office/word/2024/wordml/sdtformatlock" xmlns:w16se="http://schemas.microsoft.com/office/word/2015/wordml/symex" mc:Ignorable="w14 w15 w16se w16cid w16 w16cex w16sdtdh w16sdtfl w16du">
+<w:styles xmlns:r="http://schemas.openxmlformats.org/officeDocument/2006/relationships" xmlns:w="http://schemas.openxmlformats.org/wordprocessingml/2006/main">
   <w:docDefaults>
     <w:rPrDefault>
       <w:rPr>
+        <w:lang w:val="en-US" w:eastAsia="ko-KR" w:bidi="ar-SA"/>
         <w:rFonts w:asciiTheme="minorHAnsi" w:eastAsiaTheme="minorEastAsia" w:hAnsiTheme="minorHAnsi" w:cstheme="minorBidi"/>
+        <w:szCs w:val="22"/>
         <w:kern w:val="2"/>
-        <w:szCs w:val="22"/>
-        <w:lang w:val="en-US" w:eastAsia="ko-KR" w:bidi="ar-SA"/>
       </w:rPr>
     </w:rPrDefault>
     <w:pPrDefault>
       <w:pPr>
+        <w:jc w:val="both"/>
         <w:spacing w:after="160" w:line="259" w:lineRule="auto"/>
-        <w:jc w:val="both"/>
       </w:pPr>
     </w:pPrDefault>
   </w:docDefaults>
@@ -3844,158 +3119,158 @@
     <w:lsdException w:name="heading 7" w:semiHidden="1" w:uiPriority="9" w:unhideWhenUsed="1" w:qFormat="1"/>
     <w:lsdException w:name="heading 8" w:semiHidden="1" w:uiPriority="9" w:unhideWhenUsed="1" w:qFormat="1"/>
     <w:lsdException w:name="heading 9" w:semiHidden="1" w:uiPriority="9" w:unhideWhenUsed="1" w:qFormat="1"/>
-    <w:lsdException w:name="index 1" w:semiHidden="1" w:uiPriority="99" w:unhideWhenUsed="1"/>
-    <w:lsdException w:name="index 2" w:semiHidden="1" w:uiPriority="99" w:unhideWhenUsed="1"/>
-    <w:lsdException w:name="index 3" w:semiHidden="1" w:uiPriority="99" w:unhideWhenUsed="1"/>
-    <w:lsdException w:name="index 4" w:semiHidden="1" w:uiPriority="99" w:unhideWhenUsed="1"/>
-    <w:lsdException w:name="index 5" w:semiHidden="1" w:uiPriority="99" w:unhideWhenUsed="1"/>
-    <w:lsdException w:name="index 6" w:semiHidden="1" w:uiPriority="99" w:unhideWhenUsed="1"/>
-    <w:lsdException w:name="index 7" w:semiHidden="1" w:uiPriority="99" w:unhideWhenUsed="1"/>
-    <w:lsdException w:name="index 8" w:semiHidden="1" w:uiPriority="99" w:unhideWhenUsed="1"/>
-    <w:lsdException w:name="index 9" w:semiHidden="1" w:uiPriority="99" w:unhideWhenUsed="1"/>
-    <w:lsdException w:name="toc 1" w:semiHidden="1" w:uiPriority="87" w:unhideWhenUsed="1"/>
-    <w:lsdException w:name="toc 2" w:semiHidden="1" w:uiPriority="87" w:unhideWhenUsed="1"/>
-    <w:lsdException w:name="toc 3" w:semiHidden="1" w:uiPriority="87" w:unhideWhenUsed="1"/>
-    <w:lsdException w:name="toc 4" w:semiHidden="1" w:uiPriority="87" w:unhideWhenUsed="1"/>
-    <w:lsdException w:name="toc 5" w:semiHidden="1" w:uiPriority="87" w:unhideWhenUsed="1"/>
-    <w:lsdException w:name="toc 6" w:semiHidden="1" w:uiPriority="87" w:unhideWhenUsed="1"/>
-    <w:lsdException w:name="toc 7" w:semiHidden="1" w:uiPriority="87" w:unhideWhenUsed="1"/>
-    <w:lsdException w:name="toc 8" w:semiHidden="1" w:uiPriority="87" w:unhideWhenUsed="1"/>
-    <w:lsdException w:name="toc 9" w:semiHidden="1" w:uiPriority="87" w:unhideWhenUsed="1"/>
-    <w:lsdException w:name="Normal Indent" w:semiHidden="1" w:uiPriority="99" w:unhideWhenUsed="1"/>
-    <w:lsdException w:name="footnote text" w:semiHidden="1" w:uiPriority="99" w:unhideWhenUsed="1"/>
-    <w:lsdException w:name="annotation text" w:semiHidden="1" w:uiPriority="99" w:unhideWhenUsed="1"/>
-    <w:lsdException w:name="header" w:semiHidden="1" w:uiPriority="99" w:unhideWhenUsed="1"/>
-    <w:lsdException w:name="footer" w:semiHidden="1" w:uiPriority="99" w:unhideWhenUsed="1"/>
-    <w:lsdException w:name="index heading" w:semiHidden="1" w:uiPriority="99" w:unhideWhenUsed="1"/>
-    <w:lsdException w:name="caption" w:semiHidden="1" w:uiPriority="83" w:unhideWhenUsed="1" w:qFormat="1"/>
-    <w:lsdException w:name="table of figures" w:semiHidden="1" w:uiPriority="99" w:unhideWhenUsed="1"/>
-    <w:lsdException w:name="envelope address" w:semiHidden="1" w:uiPriority="99" w:unhideWhenUsed="1"/>
-    <w:lsdException w:name="envelope return" w:semiHidden="1" w:uiPriority="99" w:unhideWhenUsed="1"/>
-    <w:lsdException w:name="footnote reference" w:semiHidden="1" w:uiPriority="99" w:unhideWhenUsed="1"/>
-    <w:lsdException w:name="annotation reference" w:semiHidden="1" w:uiPriority="99" w:unhideWhenUsed="1"/>
-    <w:lsdException w:name="line number" w:semiHidden="1" w:uiPriority="99" w:unhideWhenUsed="1"/>
-    <w:lsdException w:name="page number" w:semiHidden="1" w:uiPriority="99" w:unhideWhenUsed="1"/>
-    <w:lsdException w:name="endnote reference" w:semiHidden="1" w:uiPriority="99" w:unhideWhenUsed="1"/>
-    <w:lsdException w:name="endnote text" w:semiHidden="1" w:uiPriority="99" w:unhideWhenUsed="1"/>
-    <w:lsdException w:name="table of authorities" w:semiHidden="1" w:uiPriority="99" w:unhideWhenUsed="1"/>
-    <w:lsdException w:name="macro" w:semiHidden="1" w:uiPriority="99" w:unhideWhenUsed="1"/>
-    <w:lsdException w:name="toa heading" w:semiHidden="1" w:uiPriority="99" w:unhideWhenUsed="1"/>
-    <w:lsdException w:name="List" w:semiHidden="1" w:uiPriority="99" w:unhideWhenUsed="1"/>
-    <w:lsdException w:name="List Bullet" w:semiHidden="1" w:uiPriority="99" w:unhideWhenUsed="1"/>
-    <w:lsdException w:name="List Number" w:semiHidden="1" w:uiPriority="99" w:unhideWhenUsed="1"/>
-    <w:lsdException w:name="List 2" w:semiHidden="1" w:uiPriority="99" w:unhideWhenUsed="1"/>
-    <w:lsdException w:name="List 3" w:semiHidden="1" w:uiPriority="99" w:unhideWhenUsed="1"/>
-    <w:lsdException w:name="List 4" w:semiHidden="1" w:uiPriority="99" w:unhideWhenUsed="1"/>
-    <w:lsdException w:name="List 5" w:semiHidden="1" w:uiPriority="99" w:unhideWhenUsed="1"/>
-    <w:lsdException w:name="List Bullet 2" w:semiHidden="1" w:uiPriority="99" w:unhideWhenUsed="1"/>
-    <w:lsdException w:name="List Bullet 3" w:semiHidden="1" w:uiPriority="99" w:unhideWhenUsed="1"/>
-    <w:lsdException w:name="List Bullet 4" w:semiHidden="1" w:uiPriority="99" w:unhideWhenUsed="1"/>
-    <w:lsdException w:name="List Bullet 5" w:semiHidden="1" w:uiPriority="99" w:unhideWhenUsed="1"/>
-    <w:lsdException w:name="List Number 2" w:semiHidden="1" w:uiPriority="99" w:unhideWhenUsed="1"/>
-    <w:lsdException w:name="List Number 3" w:semiHidden="1" w:uiPriority="99" w:unhideWhenUsed="1"/>
-    <w:lsdException w:name="List Number 4" w:semiHidden="1" w:uiPriority="99" w:unhideWhenUsed="1"/>
-    <w:lsdException w:name="List Number 5" w:semiHidden="1" w:uiPriority="99" w:unhideWhenUsed="1"/>
-    <w:lsdException w:name="Title" w:uiPriority="22" w:qFormat="1"/>
-    <w:lsdException w:name="Closing" w:semiHidden="1" w:uiPriority="99" w:unhideWhenUsed="1"/>
-    <w:lsdException w:name="Signature" w:semiHidden="1" w:uiPriority="99" w:unhideWhenUsed="1"/>
+    <w:lsdException w:name="index 1" w:semiHidden="1" w:uiPriority="339" w:unhideWhenUsed="1"/>
+    <w:lsdException w:name="index 2" w:semiHidden="1" w:uiPriority="339" w:unhideWhenUsed="1"/>
+    <w:lsdException w:name="index 3" w:semiHidden="1" w:uiPriority="339" w:unhideWhenUsed="1"/>
+    <w:lsdException w:name="index 4" w:semiHidden="1" w:uiPriority="339" w:unhideWhenUsed="1"/>
+    <w:lsdException w:name="index 5" w:semiHidden="1" w:uiPriority="339" w:unhideWhenUsed="1"/>
+    <w:lsdException w:name="index 6" w:semiHidden="1" w:uiPriority="339" w:unhideWhenUsed="1"/>
+    <w:lsdException w:name="index 7" w:semiHidden="1" w:uiPriority="339" w:unhideWhenUsed="1"/>
+    <w:lsdException w:name="index 8" w:semiHidden="1" w:uiPriority="339" w:unhideWhenUsed="1"/>
+    <w:lsdException w:name="index 9" w:semiHidden="1" w:uiPriority="339" w:unhideWhenUsed="1"/>
+    <w:lsdException w:name="toc 1" w:semiHidden="1" w:uiPriority="309" w:unhideWhenUsed="1"/>
+    <w:lsdException w:name="toc 2" w:semiHidden="1" w:uiPriority="309" w:unhideWhenUsed="1"/>
+    <w:lsdException w:name="toc 3" w:semiHidden="1" w:uiPriority="309" w:unhideWhenUsed="1"/>
+    <w:lsdException w:name="toc 4" w:semiHidden="1" w:uiPriority="309" w:unhideWhenUsed="1"/>
+    <w:lsdException w:name="toc 5" w:semiHidden="1" w:uiPriority="309" w:unhideWhenUsed="1"/>
+    <w:lsdException w:name="toc 6" w:semiHidden="1" w:uiPriority="309" w:unhideWhenUsed="1"/>
+    <w:lsdException w:name="toc 7" w:semiHidden="1" w:uiPriority="309" w:unhideWhenUsed="1"/>
+    <w:lsdException w:name="toc 8" w:semiHidden="1" w:uiPriority="309" w:unhideWhenUsed="1"/>
+    <w:lsdException w:name="toc 9" w:semiHidden="1" w:uiPriority="309" w:unhideWhenUsed="1"/>
+    <w:lsdException w:name="Normal Indent" w:semiHidden="1" w:uiPriority="339" w:unhideWhenUsed="1"/>
+    <w:lsdException w:name="footnote text" w:semiHidden="1" w:uiPriority="339" w:unhideWhenUsed="1"/>
+    <w:lsdException w:name="annotation text" w:semiHidden="1" w:uiPriority="339" w:unhideWhenUsed="1"/>
+    <w:lsdException w:name="header" w:semiHidden="1" w:uiPriority="339" w:unhideWhenUsed="1"/>
+    <w:lsdException w:name="footer" w:semiHidden="1" w:uiPriority="339" w:unhideWhenUsed="1"/>
+    <w:lsdException w:name="index heading" w:semiHidden="1" w:uiPriority="339" w:unhideWhenUsed="1"/>
+    <w:lsdException w:name="caption" w:semiHidden="1" w:uiPriority="305" w:unhideWhenUsed="1" w:qFormat="1"/>
+    <w:lsdException w:name="table of figures" w:semiHidden="1" w:uiPriority="339" w:unhideWhenUsed="1"/>
+    <w:lsdException w:name="envelope address" w:semiHidden="1" w:uiPriority="339" w:unhideWhenUsed="1"/>
+    <w:lsdException w:name="envelope return" w:semiHidden="1" w:uiPriority="339" w:unhideWhenUsed="1"/>
+    <w:lsdException w:name="footnote reference" w:semiHidden="1" w:uiPriority="339" w:unhideWhenUsed="1"/>
+    <w:lsdException w:name="annotation reference" w:semiHidden="1" w:uiPriority="339" w:unhideWhenUsed="1"/>
+    <w:lsdException w:name="line number" w:semiHidden="1" w:uiPriority="339" w:unhideWhenUsed="1"/>
+    <w:lsdException w:name="page number" w:semiHidden="1" w:uiPriority="339" w:unhideWhenUsed="1"/>
+    <w:lsdException w:name="endnote reference" w:semiHidden="1" w:uiPriority="339" w:unhideWhenUsed="1"/>
+    <w:lsdException w:name="endnote text" w:semiHidden="1" w:uiPriority="339" w:unhideWhenUsed="1"/>
+    <w:lsdException w:name="table of authorities" w:semiHidden="1" w:uiPriority="339" w:unhideWhenUsed="1"/>
+    <w:lsdException w:name="macro" w:semiHidden="1" w:uiPriority="339" w:unhideWhenUsed="1"/>
+    <w:lsdException w:name="toa heading" w:semiHidden="1" w:uiPriority="339" w:unhideWhenUsed="1"/>
+    <w:lsdException w:name="List" w:semiHidden="1" w:uiPriority="339" w:unhideWhenUsed="1"/>
+    <w:lsdException w:name="List Bullet" w:semiHidden="1" w:uiPriority="339" w:unhideWhenUsed="1"/>
+    <w:lsdException w:name="List Number" w:semiHidden="1" w:uiPriority="339" w:unhideWhenUsed="1"/>
+    <w:lsdException w:name="List 2" w:semiHidden="1" w:uiPriority="339" w:unhideWhenUsed="1"/>
+    <w:lsdException w:name="List 3" w:semiHidden="1" w:uiPriority="339" w:unhideWhenUsed="1"/>
+    <w:lsdException w:name="List 4" w:semiHidden="1" w:uiPriority="339" w:unhideWhenUsed="1"/>
+    <w:lsdException w:name="List 5" w:semiHidden="1" w:uiPriority="339" w:unhideWhenUsed="1"/>
+    <w:lsdException w:name="List Bullet 2" w:semiHidden="1" w:uiPriority="339" w:unhideWhenUsed="1"/>
+    <w:lsdException w:name="List Bullet 3" w:semiHidden="1" w:uiPriority="339" w:unhideWhenUsed="1"/>
+    <w:lsdException w:name="List Bullet 4" w:semiHidden="1" w:uiPriority="339" w:unhideWhenUsed="1"/>
+    <w:lsdException w:name="List Bullet 5" w:semiHidden="1" w:uiPriority="339" w:unhideWhenUsed="1"/>
+    <w:lsdException w:name="List Number 2" w:semiHidden="1" w:uiPriority="339" w:unhideWhenUsed="1"/>
+    <w:lsdException w:name="List Number 3" w:semiHidden="1" w:uiPriority="339" w:unhideWhenUsed="1"/>
+    <w:lsdException w:name="List Number 4" w:semiHidden="1" w:uiPriority="339" w:unhideWhenUsed="1"/>
+    <w:lsdException w:name="List Number 5" w:semiHidden="1" w:uiPriority="339" w:unhideWhenUsed="1"/>
+    <w:lsdException w:name="Title" w:uiPriority="52" w:qFormat="1"/>
+    <w:lsdException w:name="Closing" w:semiHidden="1" w:uiPriority="339" w:unhideWhenUsed="1"/>
+    <w:lsdException w:name="Signature" w:semiHidden="1" w:uiPriority="339" w:unhideWhenUsed="1"/>
     <w:lsdException w:name="Default Paragraph Font" w:semiHidden="1" w:uiPriority="1" w:unhideWhenUsed="1"/>
-    <w:lsdException w:name="Body Text" w:semiHidden="1" w:uiPriority="99" w:unhideWhenUsed="1"/>
-    <w:lsdException w:name="Body Text Indent" w:semiHidden="1" w:uiPriority="99" w:unhideWhenUsed="1"/>
-    <w:lsdException w:name="List Continue" w:semiHidden="1" w:uiPriority="99" w:unhideWhenUsed="1"/>
-    <w:lsdException w:name="List Continue 2" w:semiHidden="1" w:uiPriority="99" w:unhideWhenUsed="1"/>
-    <w:lsdException w:name="List Continue 3" w:semiHidden="1" w:uiPriority="99" w:unhideWhenUsed="1"/>
-    <w:lsdException w:name="List Continue 4" w:semiHidden="1" w:uiPriority="99" w:unhideWhenUsed="1"/>
-    <w:lsdException w:name="List Continue 5" w:semiHidden="1" w:uiPriority="99" w:unhideWhenUsed="1"/>
-    <w:lsdException w:name="Message Header" w:semiHidden="1" w:uiPriority="99" w:unhideWhenUsed="1"/>
-    <w:lsdException w:name="Subtitle" w:uiPriority="23" w:qFormat="1"/>
-    <w:lsdException w:name="Salutation" w:semiHidden="1" w:uiPriority="99" w:unhideWhenUsed="1"/>
-    <w:lsdException w:name="Date" w:semiHidden="1" w:uiPriority="99" w:unhideWhenUsed="1"/>
-    <w:lsdException w:name="Body Text First Indent" w:semiHidden="1" w:uiPriority="99" w:unhideWhenUsed="1"/>
-    <w:lsdException w:name="Body Text First Indent 2" w:semiHidden="1" w:uiPriority="99" w:unhideWhenUsed="1"/>
-    <w:lsdException w:name="Note Heading" w:semiHidden="1" w:uiPriority="99" w:unhideWhenUsed="1"/>
-    <w:lsdException w:name="Body Text 2" w:semiHidden="1" w:uiPriority="99" w:unhideWhenUsed="1"/>
-    <w:lsdException w:name="Body Text 3" w:semiHidden="1" w:uiPriority="99" w:unhideWhenUsed="1"/>
-    <w:lsdException w:name="Body Text Indent 2" w:semiHidden="1" w:uiPriority="99" w:unhideWhenUsed="1"/>
-    <w:lsdException w:name="Body Text Indent 3" w:semiHidden="1" w:uiPriority="99" w:unhideWhenUsed="1"/>
-    <w:lsdException w:name="Block Text" w:semiHidden="1" w:uiPriority="99" w:unhideWhenUsed="1"/>
-    <w:lsdException w:name="Hyperlink" w:semiHidden="1" w:uiPriority="99" w:unhideWhenUsed="1"/>
-    <w:lsdException w:name="FollowedHyperlink" w:semiHidden="1" w:uiPriority="99" w:unhideWhenUsed="1"/>
-    <w:lsdException w:name="Strong" w:uiPriority="52" w:qFormat="1"/>
-    <w:lsdException w:name="Emphasis" w:uiPriority="50" w:qFormat="1"/>
-    <w:lsdException w:name="Document Map" w:semiHidden="1" w:uiPriority="99" w:unhideWhenUsed="1"/>
-    <w:lsdException w:name="Plain Text" w:semiHidden="1" w:uiPriority="99" w:unhideWhenUsed="1"/>
-    <w:lsdException w:name="E-mail Signature" w:semiHidden="1" w:uiPriority="99" w:unhideWhenUsed="1"/>
-    <w:lsdException w:name="HTML Top of Form" w:semiHidden="1" w:uiPriority="99" w:unhideWhenUsed="1"/>
-    <w:lsdException w:name="HTML Bottom of Form" w:semiHidden="1" w:uiPriority="99" w:unhideWhenUsed="1"/>
-    <w:lsdException w:name="Normal (Web)" w:semiHidden="1" w:uiPriority="99" w:unhideWhenUsed="1"/>
-    <w:lsdException w:name="HTML Acronym" w:semiHidden="1" w:uiPriority="99" w:unhideWhenUsed="1"/>
-    <w:lsdException w:name="HTML Address" w:semiHidden="1" w:uiPriority="99" w:unhideWhenUsed="1"/>
-    <w:lsdException w:name="HTML Cite" w:semiHidden="1" w:uiPriority="99" w:unhideWhenUsed="1"/>
-    <w:lsdException w:name="HTML Code" w:semiHidden="1" w:uiPriority="99" w:unhideWhenUsed="1"/>
-    <w:lsdException w:name="HTML Definition" w:semiHidden="1" w:uiPriority="99" w:unhideWhenUsed="1"/>
-    <w:lsdException w:name="HTML Keyboard" w:semiHidden="1" w:uiPriority="99" w:unhideWhenUsed="1"/>
-    <w:lsdException w:name="HTML Preformatted" w:semiHidden="1" w:uiPriority="99" w:unhideWhenUsed="1"/>
-    <w:lsdException w:name="HTML Sample" w:semiHidden="1" w:uiPriority="99" w:unhideWhenUsed="1"/>
-    <w:lsdException w:name="HTML Typewriter" w:semiHidden="1" w:uiPriority="99" w:unhideWhenUsed="1"/>
-    <w:lsdException w:name="HTML Variable" w:semiHidden="1" w:uiPriority="99" w:unhideWhenUsed="1"/>
-    <w:lsdException w:name="Normal Table" w:semiHidden="1" w:uiPriority="99" w:unhideWhenUsed="1"/>
-    <w:lsdException w:name="annotation subject" w:semiHidden="1" w:uiPriority="99" w:unhideWhenUsed="1"/>
-    <w:lsdException w:name="No List" w:semiHidden="1" w:uiPriority="99" w:unhideWhenUsed="1"/>
-    <w:lsdException w:name="Outline List 1" w:semiHidden="1" w:uiPriority="99" w:unhideWhenUsed="1"/>
-    <w:lsdException w:name="Outline List 2" w:semiHidden="1" w:uiPriority="99" w:unhideWhenUsed="1"/>
-    <w:lsdException w:name="Outline List 3" w:semiHidden="1" w:uiPriority="99" w:unhideWhenUsed="1"/>
-    <w:lsdException w:name="Table Simple 1" w:semiHidden="1" w:uiPriority="99" w:unhideWhenUsed="1"/>
-    <w:lsdException w:name="Table Simple 2" w:semiHidden="1" w:uiPriority="99" w:unhideWhenUsed="1"/>
-    <w:lsdException w:name="Table Simple 3" w:semiHidden="1" w:uiPriority="99" w:unhideWhenUsed="1"/>
-    <w:lsdException w:name="Table Classic 1" w:semiHidden="1" w:uiPriority="99" w:unhideWhenUsed="1"/>
-    <w:lsdException w:name="Table Classic 2" w:semiHidden="1" w:uiPriority="99" w:unhideWhenUsed="1"/>
-    <w:lsdException w:name="Table Classic 3" w:semiHidden="1" w:uiPriority="99" w:unhideWhenUsed="1"/>
-    <w:lsdException w:name="Table Classic 4" w:semiHidden="1" w:uiPriority="99" w:unhideWhenUsed="1"/>
-    <w:lsdException w:name="Table Colorful 1" w:semiHidden="1" w:uiPriority="99" w:unhideWhenUsed="1"/>
-    <w:lsdException w:name="Table Colorful 2" w:semiHidden="1" w:uiPriority="99" w:unhideWhenUsed="1"/>
-    <w:lsdException w:name="Table Colorful 3" w:semiHidden="1" w:uiPriority="99" w:unhideWhenUsed="1"/>
-    <w:lsdException w:name="Table Columns 1" w:semiHidden="1" w:uiPriority="99" w:unhideWhenUsed="1"/>
-    <w:lsdException w:name="Table Columns 2" w:semiHidden="1" w:uiPriority="99" w:unhideWhenUsed="1"/>
-    <w:lsdException w:name="Table Columns 3" w:semiHidden="1" w:uiPriority="99" w:unhideWhenUsed="1"/>
-    <w:lsdException w:name="Table Columns 4" w:semiHidden="1" w:uiPriority="99" w:unhideWhenUsed="1"/>
-    <w:lsdException w:name="Table Columns 5" w:semiHidden="1" w:uiPriority="99" w:unhideWhenUsed="1"/>
-    <w:lsdException w:name="Table Grid 1" w:semiHidden="1" w:uiPriority="99" w:unhideWhenUsed="1"/>
-    <w:lsdException w:name="Table Grid 2" w:semiHidden="1" w:uiPriority="99" w:unhideWhenUsed="1"/>
-    <w:lsdException w:name="Table Grid 3" w:semiHidden="1" w:uiPriority="99" w:unhideWhenUsed="1"/>
-    <w:lsdException w:name="Table Grid 4" w:semiHidden="1" w:uiPriority="99" w:unhideWhenUsed="1"/>
-    <w:lsdException w:name="Table Grid 5" w:semiHidden="1" w:uiPriority="99" w:unhideWhenUsed="1"/>
-    <w:lsdException w:name="Table Grid 6" w:semiHidden="1" w:uiPriority="99" w:unhideWhenUsed="1"/>
-    <w:lsdException w:name="Table Grid 7" w:semiHidden="1" w:uiPriority="99" w:unhideWhenUsed="1"/>
-    <w:lsdException w:name="Table Grid 8" w:semiHidden="1" w:uiPriority="99" w:unhideWhenUsed="1"/>
-    <w:lsdException w:name="Table List 1" w:semiHidden="1" w:uiPriority="99" w:unhideWhenUsed="1"/>
-    <w:lsdException w:name="Table List 2" w:semiHidden="1" w:uiPriority="99" w:unhideWhenUsed="1"/>
-    <w:lsdException w:name="Table List 3" w:semiHidden="1" w:uiPriority="99" w:unhideWhenUsed="1"/>
-    <w:lsdException w:name="Table List 4" w:semiHidden="1" w:uiPriority="99" w:unhideWhenUsed="1"/>
-    <w:lsdException w:name="Table List 5" w:semiHidden="1" w:uiPriority="99" w:unhideWhenUsed="1"/>
-    <w:lsdException w:name="Table List 6" w:semiHidden="1" w:uiPriority="99" w:unhideWhenUsed="1"/>
-    <w:lsdException w:name="Table List 7" w:semiHidden="1" w:uiPriority="99" w:unhideWhenUsed="1"/>
-    <w:lsdException w:name="Table List 8" w:semiHidden="1" w:uiPriority="99" w:unhideWhenUsed="1"/>
-    <w:lsdException w:name="Table 3D effects 1" w:semiHidden="1" w:uiPriority="99" w:unhideWhenUsed="1"/>
-    <w:lsdException w:name="Table 3D effects 2" w:semiHidden="1" w:uiPriority="99" w:unhideWhenUsed="1"/>
-    <w:lsdException w:name="Table 3D effects 3" w:semiHidden="1" w:uiPriority="99" w:unhideWhenUsed="1"/>
-    <w:lsdException w:name="Table Contemporary" w:semiHidden="1" w:uiPriority="99" w:unhideWhenUsed="1"/>
-    <w:lsdException w:name="Table Elegant" w:semiHidden="1" w:uiPriority="99" w:unhideWhenUsed="1"/>
-    <w:lsdException w:name="Table Professional" w:semiHidden="1" w:uiPriority="99" w:unhideWhenUsed="1"/>
-    <w:lsdException w:name="Table Subtle 1" w:semiHidden="1" w:uiPriority="99" w:unhideWhenUsed="1"/>
-    <w:lsdException w:name="Table Subtle 2" w:semiHidden="1" w:uiPriority="99" w:unhideWhenUsed="1"/>
-    <w:lsdException w:name="Table Web 1" w:semiHidden="1" w:uiPriority="99" w:unhideWhenUsed="1"/>
-    <w:lsdException w:name="Table Web 2" w:semiHidden="1" w:uiPriority="99" w:unhideWhenUsed="1"/>
-    <w:lsdException w:name="Table Web 3" w:semiHidden="1" w:uiPriority="99" w:unhideWhenUsed="1"/>
-    <w:lsdException w:name="Balloon Text" w:semiHidden="1" w:uiPriority="99" w:unhideWhenUsed="1"/>
-    <w:lsdException w:name="Table Grid" w:uiPriority="87"/>
-    <w:lsdException w:name="Table Theme" w:semiHidden="1" w:uiPriority="99" w:unhideWhenUsed="1"/>
-    <w:lsdException w:name="Placeholder Text" w:semiHidden="1" w:uiPriority="99"/>
+    <w:lsdException w:name="Body Text" w:semiHidden="1" w:uiPriority="339" w:unhideWhenUsed="1"/>
+    <w:lsdException w:name="Body Text Indent" w:semiHidden="1" w:uiPriority="339" w:unhideWhenUsed="1"/>
+    <w:lsdException w:name="List Continue" w:semiHidden="1" w:uiPriority="339" w:unhideWhenUsed="1"/>
+    <w:lsdException w:name="List Continue 2" w:semiHidden="1" w:uiPriority="339" w:unhideWhenUsed="1"/>
+    <w:lsdException w:name="List Continue 3" w:semiHidden="1" w:uiPriority="339" w:unhideWhenUsed="1"/>
+    <w:lsdException w:name="List Continue 4" w:semiHidden="1" w:uiPriority="339" w:unhideWhenUsed="1"/>
+    <w:lsdException w:name="List Continue 5" w:semiHidden="1" w:uiPriority="339" w:unhideWhenUsed="1"/>
+    <w:lsdException w:name="Message Header" w:semiHidden="1" w:uiPriority="339" w:unhideWhenUsed="1"/>
+    <w:lsdException w:name="Subtitle" w:uiPriority="53" w:qFormat="1"/>
+    <w:lsdException w:name="Salutation" w:semiHidden="1" w:uiPriority="339" w:unhideWhenUsed="1"/>
+    <w:lsdException w:name="Date" w:semiHidden="1" w:uiPriority="339" w:unhideWhenUsed="1"/>
+    <w:lsdException w:name="Body Text First Indent" w:semiHidden="1" w:uiPriority="339" w:unhideWhenUsed="1"/>
+    <w:lsdException w:name="Body Text First Indent 2" w:semiHidden="1" w:uiPriority="339" w:unhideWhenUsed="1"/>
+    <w:lsdException w:name="Note Heading" w:semiHidden="1" w:uiPriority="339" w:unhideWhenUsed="1"/>
+    <w:lsdException w:name="Body Text 2" w:semiHidden="1" w:uiPriority="339" w:unhideWhenUsed="1"/>
+    <w:lsdException w:name="Body Text 3" w:semiHidden="1" w:uiPriority="339" w:unhideWhenUsed="1"/>
+    <w:lsdException w:name="Body Text Indent 2" w:semiHidden="1" w:uiPriority="339" w:unhideWhenUsed="1"/>
+    <w:lsdException w:name="Body Text Indent 3" w:semiHidden="1" w:uiPriority="339" w:unhideWhenUsed="1"/>
+    <w:lsdException w:name="Block Text" w:semiHidden="1" w:uiPriority="339" w:unhideWhenUsed="1"/>
+    <w:lsdException w:name="Hyperlink" w:semiHidden="1" w:uiPriority="339" w:unhideWhenUsed="1"/>
+    <w:lsdException w:name="FollowedHyperlink" w:semiHidden="1" w:uiPriority="339" w:unhideWhenUsed="1"/>
+    <w:lsdException w:name="Strong" w:uiPriority="130" w:qFormat="1"/>
+    <w:lsdException w:name="Emphasis" w:uiPriority="128" w:qFormat="1"/>
+    <w:lsdException w:name="Document Map" w:semiHidden="1" w:uiPriority="339" w:unhideWhenUsed="1"/>
+    <w:lsdException w:name="Plain Text" w:semiHidden="1" w:uiPriority="339" w:unhideWhenUsed="1"/>
+    <w:lsdException w:name="E-mail Signature" w:semiHidden="1" w:uiPriority="339" w:unhideWhenUsed="1"/>
+    <w:lsdException w:name="HTML Top of Form" w:semiHidden="1" w:uiPriority="339" w:unhideWhenUsed="1"/>
+    <w:lsdException w:name="HTML Bottom of Form" w:semiHidden="1" w:uiPriority="339" w:unhideWhenUsed="1"/>
+    <w:lsdException w:name="Normal (Web)" w:semiHidden="1" w:uiPriority="339" w:unhideWhenUsed="1"/>
+    <w:lsdException w:name="HTML Acronym" w:semiHidden="1" w:uiPriority="339" w:unhideWhenUsed="1"/>
+    <w:lsdException w:name="HTML Address" w:semiHidden="1" w:uiPriority="339" w:unhideWhenUsed="1"/>
+    <w:lsdException w:name="HTML Cite" w:semiHidden="1" w:uiPriority="339" w:unhideWhenUsed="1"/>
+    <w:lsdException w:name="HTML Code" w:semiHidden="1" w:uiPriority="339" w:unhideWhenUsed="1"/>
+    <w:lsdException w:name="HTML Definition" w:semiHidden="1" w:uiPriority="339" w:unhideWhenUsed="1"/>
+    <w:lsdException w:name="HTML Keyboard" w:semiHidden="1" w:uiPriority="339" w:unhideWhenUsed="1"/>
+    <w:lsdException w:name="HTML Preformatted" w:semiHidden="1" w:uiPriority="339" w:unhideWhenUsed="1"/>
+    <w:lsdException w:name="HTML Sample" w:semiHidden="1" w:uiPriority="339" w:unhideWhenUsed="1"/>
+    <w:lsdException w:name="HTML Typewriter" w:semiHidden="1" w:uiPriority="339" w:unhideWhenUsed="1"/>
+    <w:lsdException w:name="HTML Variable" w:semiHidden="1" w:uiPriority="339" w:unhideWhenUsed="1"/>
+    <w:lsdException w:name="Normal Table" w:semiHidden="1" w:uiPriority="339" w:unhideWhenUsed="1"/>
+    <w:lsdException w:name="annotation subject" w:semiHidden="1" w:uiPriority="339" w:unhideWhenUsed="1"/>
+    <w:lsdException w:name="No List" w:semiHidden="1" w:uiPriority="339" w:unhideWhenUsed="1"/>
+    <w:lsdException w:name="Outline List 1" w:semiHidden="1" w:uiPriority="339" w:unhideWhenUsed="1"/>
+    <w:lsdException w:name="Outline List 2" w:semiHidden="1" w:uiPriority="339" w:unhideWhenUsed="1"/>
+    <w:lsdException w:name="Outline List 3" w:semiHidden="1" w:uiPriority="339" w:unhideWhenUsed="1"/>
+    <w:lsdException w:name="Table Simple 1" w:semiHidden="1" w:uiPriority="339" w:unhideWhenUsed="1"/>
+    <w:lsdException w:name="Table Simple 2" w:semiHidden="1" w:uiPriority="339" w:unhideWhenUsed="1"/>
+    <w:lsdException w:name="Table Simple 3" w:semiHidden="1" w:uiPriority="339" w:unhideWhenUsed="1"/>
+    <w:lsdException w:name="Table Classic 1" w:semiHidden="1" w:uiPriority="339" w:unhideWhenUsed="1"/>
+    <w:lsdException w:name="Table Classic 2" w:semiHidden="1" w:uiPriority="339" w:unhideWhenUsed="1"/>
+    <w:lsdException w:name="Table Classic 3" w:semiHidden="1" w:uiPriority="339" w:unhideWhenUsed="1"/>
+    <w:lsdException w:name="Table Classic 4" w:semiHidden="1" w:uiPriority="339" w:unhideWhenUsed="1"/>
+    <w:lsdException w:name="Table Colorful 1" w:semiHidden="1" w:uiPriority="339" w:unhideWhenUsed="1"/>
+    <w:lsdException w:name="Table Colorful 2" w:semiHidden="1" w:uiPriority="339" w:unhideWhenUsed="1"/>
+    <w:lsdException w:name="Table Colorful 3" w:semiHidden="1" w:uiPriority="339" w:unhideWhenUsed="1"/>
+    <w:lsdException w:name="Table Columns 1" w:semiHidden="1" w:uiPriority="339" w:unhideWhenUsed="1"/>
+    <w:lsdException w:name="Table Columns 2" w:semiHidden="1" w:uiPriority="339" w:unhideWhenUsed="1"/>
+    <w:lsdException w:name="Table Columns 3" w:semiHidden="1" w:uiPriority="339" w:unhideWhenUsed="1"/>
+    <w:lsdException w:name="Table Columns 4" w:semiHidden="1" w:uiPriority="339" w:unhideWhenUsed="1"/>
+    <w:lsdException w:name="Table Columns 5" w:semiHidden="1" w:uiPriority="339" w:unhideWhenUsed="1"/>
+    <w:lsdException w:name="Table Grid 1" w:semiHidden="1" w:uiPriority="339" w:unhideWhenUsed="1"/>
+    <w:lsdException w:name="Table Grid 2" w:semiHidden="1" w:uiPriority="339" w:unhideWhenUsed="1"/>
+    <w:lsdException w:name="Table Grid 3" w:semiHidden="1" w:uiPriority="339" w:unhideWhenUsed="1"/>
+    <w:lsdException w:name="Table Grid 4" w:semiHidden="1" w:uiPriority="339" w:unhideWhenUsed="1"/>
+    <w:lsdException w:name="Table Grid 5" w:semiHidden="1" w:uiPriority="339" w:unhideWhenUsed="1"/>
+    <w:lsdException w:name="Table Grid 6" w:semiHidden="1" w:uiPriority="339" w:unhideWhenUsed="1"/>
+    <w:lsdException w:name="Table Grid 7" w:semiHidden="1" w:uiPriority="339" w:unhideWhenUsed="1"/>
+    <w:lsdException w:name="Table Grid 8" w:semiHidden="1" w:uiPriority="339" w:unhideWhenUsed="1"/>
+    <w:lsdException w:name="Table List 1" w:semiHidden="1" w:uiPriority="339" w:unhideWhenUsed="1"/>
+    <w:lsdException w:name="Table List 2" w:semiHidden="1" w:uiPriority="339" w:unhideWhenUsed="1"/>
+    <w:lsdException w:name="Table List 3" w:semiHidden="1" w:uiPriority="339" w:unhideWhenUsed="1"/>
+    <w:lsdException w:name="Table List 4" w:semiHidden="1" w:uiPriority="339" w:unhideWhenUsed="1"/>
+    <w:lsdException w:name="Table List 5" w:semiHidden="1" w:uiPriority="339" w:unhideWhenUsed="1"/>
+    <w:lsdException w:name="Table List 6" w:semiHidden="1" w:uiPriority="339" w:unhideWhenUsed="1"/>
+    <w:lsdException w:name="Table List 7" w:semiHidden="1" w:uiPriority="339" w:unhideWhenUsed="1"/>
+    <w:lsdException w:name="Table List 8" w:semiHidden="1" w:uiPriority="339" w:unhideWhenUsed="1"/>
+    <w:lsdException w:name="Table 3D effects 1" w:semiHidden="1" w:uiPriority="339" w:unhideWhenUsed="1"/>
+    <w:lsdException w:name="Table 3D effects 2" w:semiHidden="1" w:uiPriority="339" w:unhideWhenUsed="1"/>
+    <w:lsdException w:name="Table 3D effects 3" w:semiHidden="1" w:uiPriority="339" w:unhideWhenUsed="1"/>
+    <w:lsdException w:name="Table Contemporary" w:semiHidden="1" w:uiPriority="339" w:unhideWhenUsed="1"/>
+    <w:lsdException w:name="Table Elegant" w:semiHidden="1" w:uiPriority="339" w:unhideWhenUsed="1"/>
+    <w:lsdException w:name="Table Professional" w:semiHidden="1" w:uiPriority="339" w:unhideWhenUsed="1"/>
+    <w:lsdException w:name="Table Subtle 1" w:semiHidden="1" w:uiPriority="339" w:unhideWhenUsed="1"/>
+    <w:lsdException w:name="Table Subtle 2" w:semiHidden="1" w:uiPriority="339" w:unhideWhenUsed="1"/>
+    <w:lsdException w:name="Table Web 1" w:semiHidden="1" w:uiPriority="339" w:unhideWhenUsed="1"/>
+    <w:lsdException w:name="Table Web 2" w:semiHidden="1" w:uiPriority="339" w:unhideWhenUsed="1"/>
+    <w:lsdException w:name="Table Web 3" w:semiHidden="1" w:uiPriority="339" w:unhideWhenUsed="1"/>
+    <w:lsdException w:name="Balloon Text" w:semiHidden="1" w:uiPriority="339" w:unhideWhenUsed="1"/>
+    <w:lsdException w:name="Table Grid" w:uiPriority="309"/>
+    <w:lsdException w:name="Table Theme" w:semiHidden="1" w:uiPriority="339" w:unhideWhenUsed="1"/>
+    <w:lsdException w:name="Placeholder Text" w:semiHidden="1" w:uiPriority="339"/>
     <w:lsdException w:name="No Spacing" w:uiPriority="1" w:qFormat="1"/>
     <w:lsdException w:name="Light Shading"/>
     <w:lsdException w:name="Light List"/>
     <w:lsdException w:name="Light Grid"/>
-    <w:lsdException w:name="Medium Shading 1" w:uiPriority="99"/>
+    <w:lsdException w:name="Medium Shading 1" w:uiPriority="339"/>
     <w:lsdException w:name="Medium Shading 2"/>
     <w:lsdException w:name="Medium List 1"/>
     <w:lsdException w:name="Medium List 2"/>
@@ -4009,13 +3284,13 @@
     <w:lsdException w:name="Light Shading Accent 1"/>
     <w:lsdException w:name="Light List Accent 1"/>
     <w:lsdException w:name="Light Grid Accent 1"/>
-    <w:lsdException w:name="Medium Shading 1 Accent 1" w:uiPriority="99"/>
+    <w:lsdException w:name="Medium Shading 1 Accent 1" w:uiPriority="339"/>
     <w:lsdException w:name="Medium Shading 2 Accent 1"/>
     <w:lsdException w:name="Medium List 1 Accent 1"/>
-    <w:lsdException w:name="Revision" w:semiHidden="1" w:uiPriority="99"/>
-    <w:lsdException w:name="List Paragraph" w:uiPriority="82" w:qFormat="1"/>
-    <w:lsdException w:name="Quote" w:uiPriority="65" w:qFormat="1"/>
-    <w:lsdException w:name="Intense Quote" w:uiPriority="72" w:qFormat="1"/>
+    <w:lsdException w:name="Revision" w:semiHidden="1" w:uiPriority="339"/>
+    <w:lsdException w:name="List Paragraph" w:uiPriority="304" w:qFormat="1"/>
+    <w:lsdException w:name="Quote" w:uiPriority="257" w:qFormat="1"/>
+    <w:lsdException w:name="Intense Quote" w:uiPriority="276" w:qFormat="1"/>
     <w:lsdException w:name="Medium List 2 Accent 1"/>
     <w:lsdException w:name="Medium Grid 1 Accent 1"/>
     <w:lsdException w:name="Medium Grid 2 Accent 1"/>
@@ -4027,7 +3302,7 @@
     <w:lsdException w:name="Light Shading Accent 2"/>
     <w:lsdException w:name="Light List Accent 2"/>
     <w:lsdException w:name="Light Grid Accent 2"/>
-    <w:lsdException w:name="Medium Shading 1 Accent 2" w:uiPriority="99"/>
+    <w:lsdException w:name="Medium Shading 1 Accent 2" w:uiPriority="339"/>
     <w:lsdException w:name="Medium Shading 2 Accent 2"/>
     <w:lsdException w:name="Medium List 1 Accent 2"/>
     <w:lsdException w:name="Medium List 2 Accent 2"/>
@@ -4041,7 +3316,7 @@
     <w:lsdException w:name="Light Shading Accent 3"/>
     <w:lsdException w:name="Light List Accent 3"/>
     <w:lsdException w:name="Light Grid Accent 3"/>
-    <w:lsdException w:name="Medium Shading 1 Accent 3" w:uiPriority="99"/>
+    <w:lsdException w:name="Medium Shading 1 Accent 3" w:uiPriority="339"/>
     <w:lsdException w:name="Medium Shading 2 Accent 3"/>
     <w:lsdException w:name="Medium List 1 Accent 3"/>
     <w:lsdException w:name="Medium List 2 Accent 3"/>
@@ -4055,7 +3330,7 @@
     <w:lsdException w:name="Light Shading Accent 4"/>
     <w:lsdException w:name="Light List Accent 4"/>
     <w:lsdException w:name="Light Grid Accent 4"/>
-    <w:lsdException w:name="Medium Shading 1 Accent 4" w:uiPriority="99"/>
+    <w:lsdException w:name="Medium Shading 1 Accent 4" w:uiPriority="339"/>
     <w:lsdException w:name="Medium Shading 2 Accent 4"/>
     <w:lsdException w:name="Medium List 1 Accent 4"/>
     <w:lsdException w:name="Medium List 2 Accent 4"/>
@@ -4069,7 +3344,7 @@
     <w:lsdException w:name="Light Shading Accent 5"/>
     <w:lsdException w:name="Light List Accent 5"/>
     <w:lsdException w:name="Light Grid Accent 5"/>
-    <w:lsdException w:name="Medium Shading 1 Accent 5" w:uiPriority="99"/>
+    <w:lsdException w:name="Medium Shading 1 Accent 5" w:uiPriority="339"/>
     <w:lsdException w:name="Medium Shading 2 Accent 5"/>
     <w:lsdException w:name="Medium List 1 Accent 5"/>
     <w:lsdException w:name="Medium List 2 Accent 5"/>
@@ -4083,7 +3358,7 @@
     <w:lsdException w:name="Light Shading Accent 6"/>
     <w:lsdException w:name="Light List Accent 6"/>
     <w:lsdException w:name="Light Grid Accent 6"/>
-    <w:lsdException w:name="Medium Shading 1 Accent 6" w:uiPriority="99"/>
+    <w:lsdException w:name="Medium Shading 1 Accent 6" w:uiPriority="339"/>
     <w:lsdException w:name="Medium Shading 2 Accent 6"/>
     <w:lsdException w:name="Medium List 1 Accent 6"/>
     <w:lsdException w:name="Medium List 2 Accent 6"/>
@@ -4094,27 +3369,27 @@
     <w:lsdException w:name="Colorful Shading Accent 6"/>
     <w:lsdException w:name="Colorful List Accent 6"/>
     <w:lsdException w:name="Colorful Grid Accent 6"/>
-    <w:lsdException w:name="Subtle Emphasis" w:uiPriority="37" w:qFormat="1"/>
-    <w:lsdException w:name="Intense Emphasis" w:uiPriority="51" w:qFormat="1"/>
-    <w:lsdException w:name="Subtle Reference" w:uiPriority="73" w:qFormat="1"/>
-    <w:lsdException w:name="Intense Reference" w:uiPriority="80" w:qFormat="1"/>
-    <w:lsdException w:name="Book Title" w:uiPriority="81" w:qFormat="1"/>
-    <w:lsdException w:name="Bibliography" w:semiHidden="1" w:uiPriority="85" w:unhideWhenUsed="1"/>
-    <w:lsdException w:name="TOC Heading" w:semiHidden="1" w:uiPriority="87" w:unhideWhenUsed="1" w:qFormat="1"/>
-    <w:lsdException w:name="Mention" w:semiHidden="1" w:uiPriority="99" w:unhideWhenUsed="1"/>
-    <w:lsdException w:name="Smart Hyperlink" w:semiHidden="1" w:uiPriority="99" w:unhideWhenUsed="1"/>
-    <w:lsdException w:name="Hashtag" w:semiHidden="1" w:uiPriority="99" w:unhideWhenUsed="1"/>
-    <w:lsdException w:name="Unresolved Mention" w:semiHidden="1" w:uiPriority="99" w:unhideWhenUsed="1"/>
-    <w:lsdException w:name="Smart Link" w:semiHidden="1" w:uiPriority="99" w:unhideWhenUsed="1"/>
+    <w:lsdException w:name="Subtle Emphasis" w:uiPriority="85" w:qFormat="1"/>
+    <w:lsdException w:name="Intense Emphasis" w:uiPriority="129" w:qFormat="1"/>
+    <w:lsdException w:name="Subtle Reference" w:uiPriority="277" w:qFormat="1"/>
+    <w:lsdException w:name="Intense Reference" w:uiPriority="296" w:qFormat="1"/>
+    <w:lsdException w:name="Book Title" w:uiPriority="297" w:qFormat="1"/>
+    <w:lsdException w:name="Bibliography" w:semiHidden="1" w:uiPriority="307" w:unhideWhenUsed="1"/>
+    <w:lsdException w:name="TOC Heading" w:semiHidden="1" w:uiPriority="309" w:unhideWhenUsed="1" w:qFormat="1"/>
+    <w:lsdException w:name="Mention" w:semiHidden="1" w:uiPriority="339" w:unhideWhenUsed="1"/>
+    <w:lsdException w:name="Smart Hyperlink" w:semiHidden="1" w:uiPriority="339" w:unhideWhenUsed="1"/>
+    <w:lsdException w:name="Hashtag" w:semiHidden="1" w:uiPriority="339" w:unhideWhenUsed="1"/>
+    <w:lsdException w:name="Unresolved Mention" w:semiHidden="1" w:uiPriority="339" w:unhideWhenUsed="1"/>
+    <w:lsdException w:name="Smart Link" w:semiHidden="1" w:uiPriority="339" w:unhideWhenUsed="1"/>
   </w:latentStyles>
   <w:style w:type="paragraph" w:default="1" w:styleId="a">
     <w:name w:val="Normal"/>
     <w:qFormat/>
     <w:pPr>
-      <w:widowControl w:val="0"/>
-      <w:wordWrap w:val="0"/>
-      <w:autoSpaceDE w:val="0"/>
-      <w:autoSpaceDN w:val="0"/>
+      <w:autoSpaceDE w:val="off"/>
+      <w:autoSpaceDN w:val="off"/>
+      <w:widowControl w:val="off"/>
+      <w:wordWrap w:val="off"/>
     </w:pPr>
   </w:style>
   <w:style w:type="character" w:default="1" w:styleId="a0">
@@ -4146,8 +3421,8 @@
   </w:style>
   <w:style w:type="table" w:styleId="a3">
     <w:name w:val="Table Grid"/>
+    <w:uiPriority w:val="39"/>
     <w:basedOn w:val="a1"/>
-    <w:uiPriority w:val="39"/>
     <w:pPr>
       <w:spacing w:after="0" w:line="240" w:lineRule="auto"/>
     </w:pPr>
@@ -4164,8 +3439,8 @@
   </w:style>
   <w:style w:type="paragraph" w:styleId="a4">
     <w:name w:val="List Paragraph"/>
+    <w:uiPriority w:val="34"/>
     <w:basedOn w:val="a"/>
-    <w:uiPriority w:val="34"/>
     <w:qFormat/>
     <w:pPr>
       <w:ind w:leftChars="400" w:left="800"/>
@@ -4173,58 +3448,58 @@
   </w:style>
   <w:style w:type="paragraph" w:styleId="a5">
     <w:name w:val="header"/>
+    <w:uiPriority w:val="99"/>
     <w:basedOn w:val="a"/>
     <w:link w:val="Char"/>
-    <w:uiPriority w:val="99"/>
     <w:unhideWhenUsed/>
     <w:pPr>
+      <w:snapToGrid w:val="0"/>
       <w:tabs>
         <w:tab w:val="center" w:pos="4513"/>
         <w:tab w:val="right" w:pos="9026"/>
       </w:tabs>
-      <w:snapToGrid w:val="0"/>
     </w:pPr>
   </w:style>
   <w:style w:type="character" w:customStyle="1" w:styleId="Char">
     <w:name w:val="머리글 Char"/>
+    <w:uiPriority w:val="99"/>
     <w:basedOn w:val="a0"/>
     <w:link w:val="a5"/>
-    <w:uiPriority w:val="99"/>
   </w:style>
   <w:style w:type="paragraph" w:styleId="a6">
     <w:name w:val="footer"/>
+    <w:uiPriority w:val="99"/>
     <w:basedOn w:val="a"/>
     <w:link w:val="Char0"/>
-    <w:uiPriority w:val="99"/>
     <w:unhideWhenUsed/>
     <w:pPr>
+      <w:snapToGrid w:val="0"/>
       <w:tabs>
         <w:tab w:val="center" w:pos="4513"/>
         <w:tab w:val="right" w:pos="9026"/>
       </w:tabs>
-      <w:snapToGrid w:val="0"/>
     </w:pPr>
   </w:style>
   <w:style w:type="character" w:customStyle="1" w:styleId="Char0">
     <w:name w:val="바닥글 Char"/>
+    <w:uiPriority w:val="99"/>
     <w:basedOn w:val="a0"/>
     <w:link w:val="a6"/>
-    <w:uiPriority w:val="99"/>
   </w:style>
   <w:style w:type="character" w:styleId="a7">
     <w:name w:val="Hyperlink"/>
+    <w:uiPriority w:val="99"/>
     <w:basedOn w:val="a0"/>
-    <w:uiPriority w:val="99"/>
     <w:unhideWhenUsed/>
     <w:rPr>
       <w:color w:val="0563C1"/>
-      <w:u w:val="single"/>
+      <w:u w:val="single" w:color="auto"/>
     </w:rPr>
   </w:style>
   <w:style w:type="character" w:customStyle="1" w:styleId="1">
     <w:name w:val="확인되지 않은 멘션1"/>
+    <w:uiPriority w:val="99"/>
     <w:basedOn w:val="a0"/>
-    <w:uiPriority w:val="99"/>
     <w:semiHidden/>
     <w:unhideWhenUsed/>
     <w:rPr>
@@ -4234,11 +3509,11 @@
   </w:style>
   <w:style w:type="paragraph" w:styleId="a8">
     <w:name w:val="caption"/>
+    <w:uiPriority w:val="35"/>
     <w:basedOn w:val="a"/>
     <w:next w:val="a"/>
-    <w:uiPriority w:val="35"/>
+    <w:qFormat/>
     <w:unhideWhenUsed/>
-    <w:qFormat/>
     <w:rPr>
       <w:b/>
       <w:bCs/>
@@ -4539,16 +3814,4 @@
   <a:objectDefaults/>
   <a:extraClrSchemeLst/>
 </a:theme>
-</file>
-
-<file path=customXml/item1.xml><?xml version="1.0" encoding="utf-8"?>
-<b:Sources xmlns:b="http://schemas.openxmlformats.org/officeDocument/2006/bibliography" xmlns="http://schemas.openxmlformats.org/officeDocument/2006/bibliography" SelectedStyle="\APASixthEditionOfficeOnline.xsl" StyleName="APA" Version="6"/>
-</file>
-
-<file path=customXml/itemProps1.xml><?xml version="1.0" encoding="utf-8"?>
-<ds:datastoreItem xmlns:ds="http://schemas.openxmlformats.org/officeDocument/2006/customXml" ds:itemID="{C970D72C-7138-48E6-889F-F88D5E28D861}">
-  <ds:schemaRefs>
-    <ds:schemaRef ds:uri="http://schemas.openxmlformats.org/officeDocument/2006/bibliography"/>
-  </ds:schemaRefs>
-</ds:datastoreItem>
 </file>